--- a/08-传感器电路/02-光电传感器电路/颜色传感器电路/颜色传感器电路.docx
+++ b/08-传感器电路/02-光电传感器电路/颜色传感器电路/颜色传感器电路.docx
@@ -2553,6 +2553,20 @@
     </w:p>
     <w:bookmarkEnd w:id="26"/>
     <w:bookmarkEnd w:id="27"/>
+    <w:p>
+      <w:pPr>
+        <w:spacing w:before="360"/>
+        <w:jc w:val="center"/>
+      </w:pPr>
+      <w:r>
+        <w:rPr>
+          <w:rFonts w:ascii="Times New Roman" w:hAnsi="Times New Roman"/>
+          <w:color w:val="555555"/>
+          <w:sz w:val="21"/>
+        </w:rPr>
+        <w:t>材料收集者：杜文杰</w:t>
+      </w:r>
+    </w:p>
     <w:sectPr>
       <w:headerReference r:id="rId9" w:type="default"/>
       <w:footerReference r:id="rId10" w:type="default"/>

--- a/08-传感器电路/02-光电传感器电路/颜色传感器电路/颜色传感器电路.docx
+++ b/08-传感器电路/02-光电传感器电路/颜色传感器电路/颜色传感器电路.docx
@@ -1,6 +1,6 @@
 
 <file path=word/document.xml><?xml version="1.0" encoding="utf-8"?>
-<w:document xmlns:w="http://schemas.openxmlformats.org/wordprocessingml/2006/main" xmlns:m="http://schemas.openxmlformats.org/officeDocument/2006/math" xmlns:r="http://schemas.openxmlformats.org/officeDocument/2006/relationships" xmlns:o="urn:schemas-microsoft-com:office:office" xmlns:v="urn:schemas-microsoft-com:vml" xmlns:w10="urn:schemas-microsoft-com:office:word" xmlns:a="http://schemas.openxmlformats.org/drawingml/2006/main" xmlns:pic="http://schemas.openxmlformats.org/drawingml/2006/picture" xmlns:wp="http://schemas.openxmlformats.org/drawingml/2006/wordprocessingDrawing">
+<w:document xmlns:m="http://schemas.openxmlformats.org/officeDocument/2006/math" xmlns:r="http://schemas.openxmlformats.org/officeDocument/2006/relationships" xmlns:w="http://schemas.openxmlformats.org/wordprocessingml/2006/main" xmlns:o="urn:schemas-microsoft-com:office:office" xmlns:v="urn:schemas-microsoft-com:vml" xmlns:w10="urn:schemas-microsoft-com:office:word" xmlns:a="http://schemas.openxmlformats.org/drawingml/2006/main" xmlns:pic="http://schemas.openxmlformats.org/drawingml/2006/picture" xmlns:wp="http://schemas.openxmlformats.org/drawingml/2006/wordprocessingDrawing">
   <w:body>
     <w:bookmarkStart w:id="27" w:name="颜色传感器电路"/>
     <w:p>
@@ -9,7 +9,7 @@
       </w:pPr>
       <w:r>
         <w:rPr>
-          <w:rFonts w:hint="eastAsia"/>
+          <w:rFonts w:hint="eastAsia" w:eastAsia="黑体"/>
         </w:rPr>
         <w:t xml:space="preserve">颜色传感器电路</w:t>
       </w:r>
@@ -21,7 +21,7 @@
       </w:pPr>
       <w:r>
         <w:rPr>
-          <w:rFonts w:hint="eastAsia"/>
+          <w:rFonts w:hint="eastAsia" w:eastAsia="黑体"/>
         </w:rPr>
         <w:t xml:space="preserve">拓扑描述</w:t>
       </w:r>
@@ -32,16 +32,19 @@
       </w:pPr>
       <w:r>
         <w:rPr>
-          <w:rFonts w:hint="eastAsia"/>
+          <w:rFonts w:hint="eastAsia" w:eastAsia="黑体"/>
         </w:rPr>
         <w:t xml:space="preserve">由</w:t>
       </w:r>
       <w:r>
+        <w:rPr>
+          <w:rFonts w:eastAsia="黑体"/>
+        </w:rPr>
         <w:t xml:space="preserve"> </w:t>
       </w:r>
       <w:r>
         <w:rPr>
-          <w:rFonts w:hint="eastAsia"/>
+          <w:rFonts w:hint="eastAsia" w:eastAsia="黑体"/>
           <w:b/>
           <w:bCs/>
         </w:rPr>
@@ -49,6 +52,7 @@
       </w:r>
       <w:r>
         <w:rPr>
+          <w:rFonts w:eastAsia="黑体"/>
           <w:b/>
           <w:bCs/>
         </w:rPr>
@@ -56,34 +60,43 @@
       </w:r>
       <w:r>
         <w:rPr>
-          <w:rFonts w:hint="eastAsia"/>
+          <w:rFonts w:hint="eastAsia" w:eastAsia="黑体"/>
         </w:rPr>
         <w:t xml:space="preserve">（白光或</w:t>
       </w:r>
       <w:r>
+        <w:rPr>
+          <w:rFonts w:eastAsia="黑体"/>
+        </w:rPr>
         <w:t xml:space="preserve"> </w:t>
       </w:r>
       <w:r>
         <w:rPr>
-          <w:rFonts w:hint="eastAsia"/>
+          <w:rFonts w:hint="eastAsia" w:eastAsia="黑体"/>
         </w:rPr>
         <w:t xml:space="preserve">RGB，照射目标）、三个带</w:t>
       </w:r>
       <w:r>
+        <w:rPr>
+          <w:rFonts w:eastAsia="黑体"/>
+        </w:rPr>
         <w:t xml:space="preserve"> R/G/B </w:t>
       </w:r>
       <w:r>
         <w:rPr>
-          <w:rFonts w:hint="eastAsia"/>
+          <w:rFonts w:hint="eastAsia" w:eastAsia="黑体"/>
         </w:rPr>
         <w:t xml:space="preserve">滤光片的</w:t>
       </w:r>
       <w:r>
+        <w:rPr>
+          <w:rFonts w:eastAsia="黑体"/>
+        </w:rPr>
         <w:t xml:space="preserve"> </w:t>
       </w:r>
       <w:r>
         <w:rPr>
-          <w:rFonts w:hint="eastAsia"/>
+          <w:rFonts w:hint="eastAsia" w:eastAsia="黑体"/>
           <w:b/>
           <w:bCs/>
         </w:rPr>
@@ -91,6 +104,7 @@
       </w:r>
       <w:r>
         <w:rPr>
+          <w:rFonts w:eastAsia="黑体"/>
           <w:b/>
           <w:bCs/>
         </w:rPr>
@@ -112,6 +126,7 @@
       </m:oMath>
       <w:r>
         <w:rPr>
+          <w:rFonts w:eastAsia="黑体"/>
           <w:b/>
           <w:bCs/>
         </w:rPr>
@@ -133,6 +148,7 @@
       </m:oMath>
       <w:r>
         <w:rPr>
+          <w:rFonts w:eastAsia="黑体"/>
           <w:b/>
           <w:bCs/>
         </w:rPr>
@@ -154,16 +170,19 @@
       </m:oMath>
       <w:r>
         <w:rPr>
-          <w:rFonts w:hint="eastAsia"/>
+          <w:rFonts w:hint="eastAsia" w:eastAsia="黑体"/>
         </w:rPr>
         <w:t xml:space="preserve">、三路</w:t>
       </w:r>
       <w:r>
+        <w:rPr>
+          <w:rFonts w:eastAsia="黑体"/>
+        </w:rPr>
         <w:t xml:space="preserve"> </w:t>
       </w:r>
       <w:r>
         <w:rPr>
-          <w:rFonts w:hint="eastAsia"/>
+          <w:rFonts w:hint="eastAsia" w:eastAsia="黑体"/>
           <w:b/>
           <w:bCs/>
         </w:rPr>
@@ -185,6 +204,7 @@
       </m:oMath>
       <w:r>
         <w:rPr>
+          <w:rFonts w:eastAsia="黑体"/>
           <w:b/>
           <w:bCs/>
         </w:rPr>
@@ -206,6 +226,7 @@
       </m:oMath>
       <w:r>
         <w:rPr>
+          <w:rFonts w:eastAsia="黑体"/>
           <w:b/>
           <w:bCs/>
         </w:rPr>
@@ -226,54 +247,70 @@
         </m:sSub>
       </m:oMath>
       <w:r>
+        <w:rPr>
+          <w:rFonts w:eastAsia="黑体"/>
+        </w:rPr>
         <w:t xml:space="preserve"> </w:t>
       </w:r>
       <w:r>
         <w:rPr>
-          <w:rFonts w:hint="eastAsia"/>
+          <w:rFonts w:hint="eastAsia" w:eastAsia="黑体"/>
         </w:rPr>
         <w:t xml:space="preserve">与</w:t>
       </w:r>
       <w:r>
+        <w:rPr>
+          <w:rFonts w:eastAsia="黑体"/>
+        </w:rPr>
         <w:t xml:space="preserve"> </w:t>
       </w:r>
       <w:r>
         <w:rPr>
+          <w:rFonts w:eastAsia="黑体"/>
           <w:b/>
           <w:bCs/>
         </w:rPr>
         <w:t xml:space="preserve">ADC</w:t>
       </w:r>
       <w:r>
+        <w:rPr>
+          <w:rFonts w:eastAsia="黑体"/>
+        </w:rPr>
         <w:t xml:space="preserve"> </w:t>
       </w:r>
       <w:r>
         <w:rPr>
-          <w:rFonts w:hint="eastAsia"/>
+          <w:rFonts w:hint="eastAsia" w:eastAsia="黑体"/>
         </w:rPr>
         <w:t xml:space="preserve">组成。三个通道结构相同，以</w:t>
       </w:r>
       <w:r>
+        <w:rPr>
+          <w:rFonts w:eastAsia="黑体"/>
+        </w:rPr>
         <w:t xml:space="preserve"> R </w:t>
       </w:r>
       <w:r>
         <w:rPr>
-          <w:rFonts w:hint="eastAsia"/>
+          <w:rFonts w:hint="eastAsia" w:eastAsia="黑体"/>
         </w:rPr>
         <w:t xml:space="preserve">通道为例共有</w:t>
       </w:r>
       <w:r>
+        <w:rPr>
+          <w:rFonts w:eastAsia="黑体"/>
+        </w:rPr>
         <w:t xml:space="preserve"> 3 </w:t>
       </w:r>
       <w:r>
         <w:rPr>
-          <w:rFonts w:hint="eastAsia"/>
+          <w:rFonts w:hint="eastAsia" w:eastAsia="黑体"/>
         </w:rPr>
         <w:t xml:space="preserve">个关键节点：</w:t>
       </w:r>
       <w:r>
         <w:rPr>
-          <w:rFonts w:hint="eastAsia"/>
+          <w:rFonts w:hint="eastAsia" w:eastAsia="黑体"/>
           <w:b/>
           <w:bCs/>
         </w:rPr>
@@ -281,6 +318,7 @@
       </w:r>
       <w:r>
         <w:rPr>
+          <w:rFonts w:eastAsia="黑体"/>
           <w:b/>
           <w:bCs/>
         </w:rPr>
@@ -288,7 +326,7 @@
       </w:r>
       <w:r>
         <w:rPr>
-          <w:rFonts w:hint="eastAsia"/>
+          <w:rFonts w:hint="eastAsia" w:eastAsia="黑体"/>
           <w:b/>
           <w:bCs/>
         </w:rPr>
@@ -296,7 +334,7 @@
       </w:r>
       <w:r>
         <w:rPr>
-          <w:rFonts w:hint="eastAsia"/>
+          <w:rFonts w:hint="eastAsia" w:eastAsia="黑体"/>
         </w:rPr>
         <w:t xml:space="preserve">（</w:t>
       </w:r>
@@ -315,11 +353,14 @@
         </m:sSub>
       </m:oMath>
       <w:r>
+        <w:rPr>
+          <w:rFonts w:eastAsia="黑体"/>
+        </w:rPr>
         <w:t xml:space="preserve"> </w:t>
       </w:r>
       <w:r>
         <w:rPr>
-          <w:rFonts w:hint="eastAsia"/>
+          <w:rFonts w:hint="eastAsia" w:eastAsia="黑体"/>
         </w:rPr>
         <w:t xml:space="preserve">一端、</w:t>
       </w:r>
@@ -338,24 +379,33 @@
         </m:sSub>
       </m:oMath>
       <w:r>
+        <w:rPr>
+          <w:rFonts w:eastAsia="黑体"/>
+        </w:rPr>
         <w:t xml:space="preserve"> </w:t>
       </w:r>
       <w:r>
         <w:rPr>
-          <w:rFonts w:hint="eastAsia"/>
+          <w:rFonts w:hint="eastAsia" w:eastAsia="黑体"/>
         </w:rPr>
         <w:t xml:space="preserve">的反相输入端</w:t>
       </w:r>
       <w:r>
+        <w:rPr>
+          <w:rFonts w:eastAsia="黑体"/>
+        </w:rPr>
         <w:t xml:space="preserve"> IN− </w:t>
       </w:r>
       <w:r>
         <w:rPr>
-          <w:rFonts w:hint="eastAsia"/>
+          <w:rFonts w:hint="eastAsia" w:eastAsia="黑体"/>
         </w:rPr>
         <w:t xml:space="preserve">与反馈电阻</w:t>
       </w:r>
       <w:r>
+        <w:rPr>
+          <w:rFonts w:eastAsia="黑体"/>
+        </w:rPr>
         <w:t xml:space="preserve"> </w:t>
       </w:r>
       <m:oMath>
@@ -373,17 +423,20 @@
         </m:sSub>
       </m:oMath>
       <w:r>
+        <w:rPr>
+          <w:rFonts w:eastAsia="黑体"/>
+        </w:rPr>
         <w:t xml:space="preserve"> </w:t>
       </w:r>
       <w:r>
         <w:rPr>
-          <w:rFonts w:hint="eastAsia"/>
+          <w:rFonts w:hint="eastAsia" w:eastAsia="黑体"/>
         </w:rPr>
         <w:t xml:space="preserve">一端相连）；</w:t>
       </w:r>
       <w:r>
         <w:rPr>
-          <w:rFonts w:hint="eastAsia"/>
+          <w:rFonts w:hint="eastAsia" w:eastAsia="黑体"/>
           <w:b/>
           <w:bCs/>
         </w:rPr>
@@ -391,6 +444,7 @@
       </w:r>
       <w:r>
         <w:rPr>
+          <w:rFonts w:eastAsia="黑体"/>
           <w:b/>
           <w:bCs/>
         </w:rPr>
@@ -398,7 +452,7 @@
       </w:r>
       <w:r>
         <w:rPr>
-          <w:rFonts w:hint="eastAsia"/>
+          <w:rFonts w:hint="eastAsia" w:eastAsia="黑体"/>
           <w:b/>
           <w:bCs/>
         </w:rPr>
@@ -406,7 +460,7 @@
       </w:r>
       <w:r>
         <w:rPr>
-          <w:rFonts w:hint="eastAsia"/>
+          <w:rFonts w:hint="eastAsia" w:eastAsia="黑体"/>
         </w:rPr>
         <w:t xml:space="preserve">（</w:t>
       </w:r>
@@ -425,15 +479,21 @@
         </m:sSub>
       </m:oMath>
       <w:r>
+        <w:rPr>
+          <w:rFonts w:eastAsia="黑体"/>
+        </w:rPr>
         <w:t xml:space="preserve"> </w:t>
       </w:r>
       <w:r>
         <w:rPr>
-          <w:rFonts w:hint="eastAsia"/>
+          <w:rFonts w:hint="eastAsia" w:eastAsia="黑体"/>
         </w:rPr>
         <w:t xml:space="preserve">另一端与</w:t>
       </w:r>
       <w:r>
+        <w:rPr>
+          <w:rFonts w:eastAsia="黑体"/>
+        </w:rPr>
         <w:t xml:space="preserve"> </w:t>
       </w:r>
       <m:oMath>
@@ -451,35 +511,44 @@
         </m:sSub>
       </m:oMath>
       <w:r>
+        <w:rPr>
+          <w:rFonts w:eastAsia="黑体"/>
+        </w:rPr>
         <w:t xml:space="preserve"> </w:t>
       </w:r>
       <w:r>
         <w:rPr>
-          <w:rFonts w:hint="eastAsia"/>
+          <w:rFonts w:hint="eastAsia" w:eastAsia="黑体"/>
         </w:rPr>
         <w:t xml:space="preserve">的同相输入端</w:t>
       </w:r>
       <w:r>
+        <w:rPr>
+          <w:rFonts w:eastAsia="黑体"/>
+        </w:rPr>
         <w:t xml:space="preserve"> IN+ </w:t>
       </w:r>
       <w:r>
         <w:rPr>
-          <w:rFonts w:hint="eastAsia"/>
+          <w:rFonts w:hint="eastAsia" w:eastAsia="黑体"/>
         </w:rPr>
         <w:t xml:space="preserve">接地</w:t>
       </w:r>
       <w:r>
+        <w:rPr>
+          <w:rFonts w:eastAsia="黑体"/>
+        </w:rPr>
         <w:t xml:space="preserve"> </w:t>
       </w:r>
       <w:r>
         <w:rPr>
-          <w:rFonts w:hint="eastAsia"/>
+          <w:rFonts w:hint="eastAsia" w:eastAsia="黑体"/>
         </w:rPr>
         <w:t xml:space="preserve">GND）；</w:t>
       </w:r>
       <w:r>
         <w:rPr>
-          <w:rFonts w:hint="eastAsia"/>
+          <w:rFonts w:hint="eastAsia" w:eastAsia="黑体"/>
           <w:b/>
           <w:bCs/>
         </w:rPr>
@@ -487,6 +556,7 @@
       </w:r>
       <w:r>
         <w:rPr>
+          <w:rFonts w:eastAsia="黑体"/>
           <w:b/>
           <w:bCs/>
         </w:rPr>
@@ -494,7 +564,7 @@
       </w:r>
       <w:r>
         <w:rPr>
-          <w:rFonts w:hint="eastAsia"/>
+          <w:rFonts w:hint="eastAsia" w:eastAsia="黑体"/>
           <w:b/>
           <w:bCs/>
         </w:rPr>
@@ -502,7 +572,7 @@
       </w:r>
       <w:r>
         <w:rPr>
-          <w:rFonts w:hint="eastAsia"/>
+          <w:rFonts w:hint="eastAsia" w:eastAsia="黑体"/>
         </w:rPr>
         <w:t xml:space="preserve">（</w:t>
       </w:r>
@@ -521,24 +591,33 @@
         </m:sSub>
       </m:oMath>
       <w:r>
+        <w:rPr>
+          <w:rFonts w:eastAsia="黑体"/>
+        </w:rPr>
         <w:t xml:space="preserve"> </w:t>
       </w:r>
       <w:r>
         <w:rPr>
-          <w:rFonts w:hint="eastAsia"/>
+          <w:rFonts w:hint="eastAsia" w:eastAsia="黑体"/>
         </w:rPr>
         <w:t xml:space="preserve">的输出端</w:t>
       </w:r>
       <w:r>
+        <w:rPr>
+          <w:rFonts w:eastAsia="黑体"/>
+        </w:rPr>
         <w:t xml:space="preserve"> OUT </w:t>
       </w:r>
       <w:r>
         <w:rPr>
-          <w:rFonts w:hint="eastAsia"/>
+          <w:rFonts w:hint="eastAsia" w:eastAsia="黑体"/>
         </w:rPr>
         <w:t xml:space="preserve">与</w:t>
       </w:r>
       <w:r>
+        <w:rPr>
+          <w:rFonts w:eastAsia="黑体"/>
+        </w:rPr>
         <w:t xml:space="preserve"> </w:t>
       </w:r>
       <m:oMath>
@@ -556,56 +635,74 @@
         </m:sSub>
       </m:oMath>
       <w:r>
+        <w:rPr>
+          <w:rFonts w:eastAsia="黑体"/>
+        </w:rPr>
         <w:t xml:space="preserve"> </w:t>
       </w:r>
       <w:r>
         <w:rPr>
-          <w:rFonts w:hint="eastAsia"/>
+          <w:rFonts w:hint="eastAsia" w:eastAsia="黑体"/>
         </w:rPr>
         <w:t xml:space="preserve">另一端相连，送</w:t>
       </w:r>
       <w:r>
+        <w:rPr>
+          <w:rFonts w:eastAsia="黑体"/>
+        </w:rPr>
         <w:t xml:space="preserve"> ADC </w:t>
       </w:r>
       <w:r>
         <w:rPr>
-          <w:rFonts w:hint="eastAsia"/>
+          <w:rFonts w:hint="eastAsia" w:eastAsia="黑体"/>
         </w:rPr>
         <w:t xml:space="preserve">得到</w:t>
       </w:r>
       <w:r>
+        <w:rPr>
+          <w:rFonts w:eastAsia="黑体"/>
+        </w:rPr>
         <w:t xml:space="preserve"> R </w:t>
       </w:r>
       <w:r>
         <w:rPr>
-          <w:rFonts w:hint="eastAsia"/>
+          <w:rFonts w:hint="eastAsia" w:eastAsia="黑体"/>
         </w:rPr>
         <w:t xml:space="preserve">分量）。G、B</w:t>
       </w:r>
       <w:r>
+        <w:rPr>
+          <w:rFonts w:eastAsia="黑体"/>
+        </w:rPr>
         <w:t xml:space="preserve"> </w:t>
       </w:r>
       <w:r>
         <w:rPr>
-          <w:rFonts w:hint="eastAsia"/>
+          <w:rFonts w:hint="eastAsia" w:eastAsia="黑体"/>
         </w:rPr>
         <w:t xml:space="preserve">通道结构与</w:t>
       </w:r>
       <w:r>
+        <w:rPr>
+          <w:rFonts w:eastAsia="黑体"/>
+        </w:rPr>
         <w:t xml:space="preserve"> R </w:t>
       </w:r>
       <w:r>
         <w:rPr>
-          <w:rFonts w:hint="eastAsia"/>
+          <w:rFonts w:hint="eastAsia" w:eastAsia="黑体"/>
         </w:rPr>
         <w:t xml:space="preserve">通道相同，分别得到</w:t>
       </w:r>
       <w:r>
+        <w:rPr>
+          <w:rFonts w:eastAsia="黑体"/>
+        </w:rPr>
         <w:t xml:space="preserve"> G、B </w:t>
       </w:r>
       <w:r>
         <w:rPr>
-          <w:rFonts w:hint="eastAsia"/>
+          <w:rFonts w:hint="eastAsia" w:eastAsia="黑体"/>
         </w:rPr>
         <w:t xml:space="preserve">分量。</w:t>
       </w:r>
@@ -614,23 +711,27 @@
       <w:pPr/>
       <w:r>
         <w:rPr>
-          <w:rFonts w:hint="eastAsia"/>
+          <w:rFonts w:hint="eastAsia" w:eastAsia="黑体"/>
         </w:rPr>
         <w:t xml:space="preserve">各元件管脚连接：</w:t>
       </w:r>
       <w:r>
         <w:rPr>
+          <w:rFonts w:eastAsia="黑体"/>
           <w:b/>
           <w:bCs/>
         </w:rPr>
         <w:t xml:space="preserve">LED</w:t>
       </w:r>
       <w:r>
+        <w:rPr>
+          <w:rFonts w:eastAsia="黑体"/>
+        </w:rPr>
         <w:t xml:space="preserve"> </w:t>
       </w:r>
       <w:r>
         <w:rPr>
-          <w:rFonts w:hint="eastAsia"/>
+          <w:rFonts w:hint="eastAsia" w:eastAsia="黑体"/>
         </w:rPr>
         <w:t xml:space="preserve">为三通道共用的照射光源；</w:t>
       </w:r>
@@ -649,11 +750,14 @@
         </m:sSub>
       </m:oMath>
       <w:r>
+        <w:rPr>
+          <w:rFonts w:eastAsia="黑体"/>
+        </w:rPr>
         <w:t xml:space="preserve"> </w:t>
       </w:r>
       <w:r>
         <w:rPr>
-          <w:rFonts w:hint="eastAsia"/>
+          <w:rFonts w:hint="eastAsia" w:eastAsia="黑体"/>
         </w:rPr>
         <w:t xml:space="preserve">两端分别接节点①、节点②；</w:t>
       </w:r>
@@ -672,74 +776,98 @@
         </m:sSub>
       </m:oMath>
       <w:r>
+        <w:rPr>
+          <w:rFonts w:eastAsia="黑体"/>
+        </w:rPr>
         <w:t xml:space="preserve"> </w:t>
       </w:r>
       <w:r>
         <w:rPr>
-          <w:rFonts w:hint="eastAsia"/>
+          <w:rFonts w:hint="eastAsia" w:eastAsia="黑体"/>
         </w:rPr>
         <w:t xml:space="preserve">的</w:t>
       </w:r>
       <w:r>
+        <w:rPr>
+          <w:rFonts w:eastAsia="黑体"/>
+        </w:rPr>
         <w:t xml:space="preserve"> IN− </w:t>
       </w:r>
       <w:r>
         <w:rPr>
-          <w:rFonts w:hint="eastAsia"/>
+          <w:rFonts w:hint="eastAsia" w:eastAsia="黑体"/>
         </w:rPr>
         <w:t xml:space="preserve">接节点①、IN+</w:t>
       </w:r>
       <w:r>
+        <w:rPr>
+          <w:rFonts w:eastAsia="黑体"/>
+        </w:rPr>
         <w:t xml:space="preserve"> </w:t>
       </w:r>
       <w:r>
         <w:rPr>
-          <w:rFonts w:hint="eastAsia"/>
+          <w:rFonts w:hint="eastAsia" w:eastAsia="黑体"/>
         </w:rPr>
         <w:t xml:space="preserve">接节点②、OUT</w:t>
       </w:r>
       <w:r>
+        <w:rPr>
+          <w:rFonts w:eastAsia="黑体"/>
+        </w:rPr>
         <w:t xml:space="preserve"> </w:t>
       </w:r>
       <w:r>
         <w:rPr>
-          <w:rFonts w:hint="eastAsia"/>
+          <w:rFonts w:hint="eastAsia" w:eastAsia="黑体"/>
         </w:rPr>
         <w:t xml:space="preserve">接节点③、正电源</w:t>
       </w:r>
       <w:r>
+        <w:rPr>
+          <w:rFonts w:eastAsia="黑体"/>
+        </w:rPr>
         <w:t xml:space="preserve"> V+ </w:t>
       </w:r>
       <w:r>
         <w:rPr>
-          <w:rFonts w:hint="eastAsia"/>
+          <w:rFonts w:hint="eastAsia" w:eastAsia="黑体"/>
         </w:rPr>
         <w:t xml:space="preserve">接</w:t>
       </w:r>
       <w:r>
+        <w:rPr>
+          <w:rFonts w:eastAsia="黑体"/>
+        </w:rPr>
         <w:t xml:space="preserve"> </w:t>
       </w:r>
       <w:r>
         <w:rPr>
-          <w:rFonts w:hint="eastAsia"/>
+          <w:rFonts w:hint="eastAsia" w:eastAsia="黑体"/>
         </w:rPr>
         <w:t xml:space="preserve">+VCC、负电源</w:t>
       </w:r>
       <w:r>
+        <w:rPr>
+          <w:rFonts w:eastAsia="黑体"/>
+        </w:rPr>
         <w:t xml:space="preserve"> V− </w:t>
       </w:r>
       <w:r>
         <w:rPr>
-          <w:rFonts w:hint="eastAsia"/>
+          <w:rFonts w:hint="eastAsia" w:eastAsia="黑体"/>
         </w:rPr>
         <w:t xml:space="preserve">接</w:t>
       </w:r>
       <w:r>
+        <w:rPr>
+          <w:rFonts w:eastAsia="黑体"/>
+        </w:rPr>
         <w:t xml:space="preserve"> </w:t>
       </w:r>
       <w:r>
         <w:rPr>
-          <w:rFonts w:hint="eastAsia"/>
+          <w:rFonts w:hint="eastAsia" w:eastAsia="黑体"/>
         </w:rPr>
         <w:t xml:space="preserve">−VEE；</w:t>
       </w:r>
@@ -758,15 +886,21 @@
         </m:sSub>
       </m:oMath>
       <w:r>
+        <w:rPr>
+          <w:rFonts w:eastAsia="黑体"/>
+        </w:rPr>
         <w:t xml:space="preserve"> </w:t>
       </w:r>
       <w:r>
         <w:rPr>
-          <w:rFonts w:hint="eastAsia"/>
+          <w:rFonts w:hint="eastAsia" w:eastAsia="黑体"/>
         </w:rPr>
         <w:t xml:space="preserve">一端接节点①、另一端接节点③；其余</w:t>
       </w:r>
       <w:r>
+        <w:rPr>
+          <w:rFonts w:eastAsia="黑体"/>
+        </w:rPr>
         <w:t xml:space="preserve"> </w:t>
       </w:r>
       <m:oMath>
@@ -784,6 +918,9 @@
         </m:sSub>
       </m:oMath>
       <w:r>
+        <w:rPr>
+          <w:rFonts w:eastAsia="黑体"/>
+        </w:rPr>
         <w:t xml:space="preserve">、</w:t>
       </w:r>
       <m:oMath>
@@ -801,15 +938,21 @@
         </m:sSub>
       </m:oMath>
       <w:r>
+        <w:rPr>
+          <w:rFonts w:eastAsia="黑体"/>
+        </w:rPr>
         <w:t xml:space="preserve"> </w:t>
       </w:r>
       <w:r>
         <w:rPr>
-          <w:rFonts w:hint="eastAsia"/>
+          <w:rFonts w:hint="eastAsia" w:eastAsia="黑体"/>
         </w:rPr>
         <w:t xml:space="preserve">通道及</w:t>
       </w:r>
       <w:r>
+        <w:rPr>
+          <w:rFonts w:eastAsia="黑体"/>
+        </w:rPr>
         <w:t xml:space="preserve"> </w:t>
       </w:r>
       <m:oMath>
@@ -827,6 +970,9 @@
         </m:sSub>
       </m:oMath>
       <w:r>
+        <w:rPr>
+          <w:rFonts w:eastAsia="黑体"/>
+        </w:rPr>
         <w:t xml:space="preserve">、</w:t>
       </w:r>
       <m:oMath>
@@ -844,24 +990,33 @@
         </m:sSub>
       </m:oMath>
       <w:r>
+        <w:rPr>
+          <w:rFonts w:eastAsia="黑体"/>
+        </w:rPr>
         <w:t xml:space="preserve"> </w:t>
       </w:r>
       <w:r>
         <w:rPr>
-          <w:rFonts w:hint="eastAsia"/>
+          <w:rFonts w:hint="eastAsia" w:eastAsia="黑体"/>
         </w:rPr>
         <w:t xml:space="preserve">按相同接法，三路输出分别送</w:t>
       </w:r>
       <w:r>
+        <w:rPr>
+          <w:rFonts w:eastAsia="黑体"/>
+        </w:rPr>
         <w:t xml:space="preserve"> </w:t>
       </w:r>
       <w:r>
         <w:rPr>
-          <w:rFonts w:hint="eastAsia"/>
+          <w:rFonts w:hint="eastAsia" w:eastAsia="黑体"/>
         </w:rPr>
         <w:t xml:space="preserve">ADC。若采用积分型，则用反馈电容</w:t>
       </w:r>
       <w:r>
+        <w:rPr>
+          <w:rFonts w:eastAsia="黑体"/>
+        </w:rPr>
         <w:t xml:space="preserve"> </w:t>
       </w:r>
       <m:oMath>
@@ -885,15 +1040,21 @@
         </m:sSub>
       </m:oMath>
       <w:r>
+        <w:rPr>
+          <w:rFonts w:eastAsia="黑体"/>
+        </w:rPr>
         <w:t xml:space="preserve"> </w:t>
       </w:r>
       <w:r>
         <w:rPr>
-          <w:rFonts w:hint="eastAsia"/>
+          <w:rFonts w:hint="eastAsia" w:eastAsia="黑体"/>
         </w:rPr>
         <w:t xml:space="preserve">替代</w:t>
       </w:r>
       <w:r>
+        <w:rPr>
+          <w:rFonts w:eastAsia="黑体"/>
+        </w:rPr>
         <w:t xml:space="preserve"> </w:t>
       </w:r>
       <m:oMath>
@@ -911,6 +1072,9 @@
         </m:sSub>
       </m:oMath>
       <w:r>
+        <w:rPr>
+          <w:rFonts w:eastAsia="黑体"/>
+        </w:rPr>
         <w:t xml:space="preserve">。</w:t>
       </w:r>
     </w:p>
@@ -918,38 +1082,50 @@
       <w:pPr/>
       <w:r>
         <w:rPr>
-          <w:rFonts w:hint="eastAsia"/>
+          <w:rFonts w:hint="eastAsia" w:eastAsia="黑体"/>
         </w:rPr>
         <w:t xml:space="preserve">由此构成”RGB</w:t>
       </w:r>
       <w:r>
+        <w:rPr>
+          <w:rFonts w:eastAsia="黑体"/>
+        </w:rPr>
         <w:t xml:space="preserve"> </w:t>
       </w:r>
       <w:r>
         <w:rPr>
-          <w:rFonts w:hint="eastAsia"/>
+          <w:rFonts w:hint="eastAsia" w:eastAsia="黑体"/>
         </w:rPr>
         <w:t xml:space="preserve">分光</w:t>
       </w:r>
       <w:r>
+        <w:rPr>
+          <w:rFonts w:eastAsia="黑体"/>
+        </w:rPr>
         <w:t xml:space="preserve"> + </w:t>
       </w:r>
       <w:r>
         <w:rPr>
-          <w:rFonts w:hint="eastAsia"/>
+          <w:rFonts w:hint="eastAsia" w:eastAsia="黑体"/>
         </w:rPr>
         <w:t xml:space="preserve">单通道跨阻放大（或积分）“的颜色测量组态，三通道输出电压分别正比于反射光的</w:t>
       </w:r>
       <w:r>
+        <w:rPr>
+          <w:rFonts w:eastAsia="黑体"/>
+        </w:rPr>
         <w:t xml:space="preserve"> R、G、B </w:t>
       </w:r>
       <w:r>
         <w:rPr>
-          <w:rFonts w:hint="eastAsia"/>
+          <w:rFonts w:hint="eastAsia" w:eastAsia="黑体"/>
         </w:rPr>
         <w:t xml:space="preserve">分量为</w:t>
       </w:r>
       <w:r>
+        <w:rPr>
+          <w:rFonts w:eastAsia="黑体"/>
+        </w:rPr>
         <w:t xml:space="preserve"> </w:t>
       </w:r>
       <m:oMath>
@@ -1019,11 +1195,14 @@
       </m:oMath>
       <w:r>
         <w:rPr>
-          <w:rFonts w:hint="eastAsia"/>
+          <w:rFonts w:hint="eastAsia" w:eastAsia="黑体"/>
         </w:rPr>
         <w:t xml:space="preserve">，经归一化</w:t>
       </w:r>
       <w:r>
+        <w:rPr>
+          <w:rFonts w:eastAsia="黑体"/>
+        </w:rPr>
         <w:t xml:space="preserve"> </w:t>
       </w:r>
       <m:oMath>
@@ -1071,11 +1250,14 @@
         </m:f>
       </m:oMath>
       <w:r>
+        <w:rPr>
+          <w:rFonts w:eastAsia="黑体"/>
+        </w:rPr>
         <w:t xml:space="preserve"> </w:t>
       </w:r>
       <w:r>
         <w:rPr>
-          <w:rFonts w:hint="eastAsia"/>
+          <w:rFonts w:hint="eastAsia" w:eastAsia="黑体"/>
         </w:rPr>
         <w:t xml:space="preserve">等判断物体颜色，用于色彩识别与分拣。</w:t>
       </w:r>
@@ -1088,7 +1270,7 @@
       </w:pPr>
       <w:r>
         <w:rPr>
-          <w:rFonts w:hint="eastAsia"/>
+          <w:rFonts w:hint="eastAsia" w:eastAsia="黑体"/>
         </w:rPr>
         <w:t xml:space="preserve">工作原理</w:t>
       </w:r>
@@ -1098,20 +1280,26 @@
         <w:pStyle w:val="FirstParagraph"/>
       </w:pPr>
       <w:r>
+        <w:rPr>
+          <w:rFonts w:eastAsia="黑体"/>
+        </w:rPr>
         <w:t xml:space="preserve">LED </w:t>
       </w:r>
       <w:r>
         <w:rPr>
-          <w:rFonts w:hint="eastAsia"/>
+          <w:rFonts w:hint="eastAsia" w:eastAsia="黑体"/>
         </w:rPr>
         <w:t xml:space="preserve">照射物体，物体按自身颜色选择性反射不同波长，带</w:t>
       </w:r>
       <w:r>
+        <w:rPr>
+          <w:rFonts w:eastAsia="黑体"/>
+        </w:rPr>
         <w:t xml:space="preserve"> RGB </w:t>
       </w:r>
       <w:r>
         <w:rPr>
-          <w:rFonts w:hint="eastAsia"/>
+          <w:rFonts w:hint="eastAsia" w:eastAsia="黑体"/>
         </w:rPr>
         <w:t xml:space="preserve">滤光片的光电二极管分别检出红、绿、蓝分量的光强，得到三路与对应颜色强度成比例的电压，据此判断物体颜色。</w:t>
       </w:r>
@@ -1124,7 +1312,7 @@
       </w:pPr>
       <w:r>
         <w:rPr>
-          <w:rFonts w:hint="eastAsia"/>
+          <w:rFonts w:hint="eastAsia" w:eastAsia="黑体"/>
         </w:rPr>
         <w:t xml:space="preserve">关键计算公式</w:t>
       </w:r>
@@ -1138,7 +1326,7 @@
       </w:pPr>
       <w:r>
         <w:rPr>
-          <w:rFonts w:hint="eastAsia"/>
+          <w:rFonts w:hint="eastAsia" w:eastAsia="黑体"/>
         </w:rPr>
         <w:t xml:space="preserve">单通道输出电压：</w:t>
       </w:r>
@@ -1228,7 +1416,7 @@
       </w:pPr>
       <w:r>
         <w:rPr>
-          <w:rFonts w:hint="eastAsia"/>
+          <w:rFonts w:hint="eastAsia" w:eastAsia="黑体"/>
         </w:rPr>
         <w:t xml:space="preserve">颜色归一化比值：</w:t>
       </w:r>
@@ -1399,7 +1587,7 @@
       </w:pPr>
       <w:r>
         <w:rPr>
-          <w:rFonts w:hint="eastAsia"/>
+          <w:rFonts w:hint="eastAsia" w:eastAsia="黑体"/>
         </w:rPr>
         <w:t xml:space="preserve">积分模式（若采用积分放大）：</w:t>
       </w:r>
@@ -1535,7 +1723,7 @@
             </w:pPr>
             <w:r>
               <w:rPr>
-                <w:rFonts w:hint="eastAsia"/>
+                <w:rFonts w:hint="eastAsia" w:eastAsia="黑体"/>
               </w:rPr>
               <w:t xml:space="preserve">符号</w:t>
             </w:r>
@@ -1549,7 +1737,7 @@
             </w:pPr>
             <w:r>
               <w:rPr>
-                <w:rFonts w:hint="eastAsia"/>
+                <w:rFonts w:hint="eastAsia" w:eastAsia="黑体"/>
               </w:rPr>
               <w:t xml:space="preserve">含义</w:t>
             </w:r>
@@ -1563,7 +1751,7 @@
             </w:pPr>
             <w:r>
               <w:rPr>
-                <w:rFonts w:hint="eastAsia"/>
+                <w:rFonts w:hint="eastAsia" w:eastAsia="黑体"/>
               </w:rPr>
               <w:t xml:space="preserve">单位</w:t>
             </w:r>
@@ -1595,6 +1783,9 @@
               </m:sSub>
             </m:oMath>
             <w:r>
+              <w:rPr>
+                <w:rFonts w:eastAsia="黑体"/>
+              </w:rPr>
               <w:t xml:space="preserve">​</w:t>
             </w:r>
           </w:p>
@@ -1607,7 +1798,7 @@
             </w:pPr>
             <w:r>
               <w:rPr>
-                <w:rFonts w:hint="eastAsia"/>
+                <w:rFonts w:hint="eastAsia" w:eastAsia="黑体"/>
               </w:rPr>
               <w:t xml:space="preserve">单通道输出电压</w:t>
             </w:r>
@@ -1620,6 +1811,9 @@
               <w:pStyle w:val="Compact"/>
             </w:pPr>
             <w:r>
+              <w:rPr>
+                <w:rFonts w:eastAsia="黑体"/>
+              </w:rPr>
               <w:t xml:space="preserve">V</w:t>
             </w:r>
           </w:p>
@@ -1659,6 +1853,9 @@
               </m:sSub>
             </m:oMath>
             <w:r>
+              <w:rPr>
+                <w:rFonts w:eastAsia="黑体"/>
+              </w:rPr>
               <w:t xml:space="preserve">​</w:t>
             </w:r>
           </w:p>
@@ -1671,7 +1868,7 @@
             </w:pPr>
             <w:r>
               <w:rPr>
-                <w:rFonts w:hint="eastAsia"/>
+                <w:rFonts w:hint="eastAsia" w:eastAsia="黑体"/>
               </w:rPr>
               <w:t xml:space="preserve">通道光电流</w:t>
             </w:r>
@@ -1684,6 +1881,9 @@
               <w:pStyle w:val="Compact"/>
             </w:pPr>
             <w:r>
+              <w:rPr>
+                <w:rFonts w:eastAsia="黑体"/>
+              </w:rPr>
               <w:t xml:space="preserve">A</w:t>
             </w:r>
           </w:p>
@@ -1711,6 +1911,9 @@
               </m:sSub>
             </m:oMath>
             <w:r>
+              <w:rPr>
+                <w:rFonts w:eastAsia="黑体"/>
+              </w:rPr>
               <w:t xml:space="preserve">​</w:t>
             </w:r>
           </w:p>
@@ -1723,7 +1926,7 @@
             </w:pPr>
             <w:r>
               <w:rPr>
-                <w:rFonts w:hint="eastAsia"/>
+                <w:rFonts w:hint="eastAsia" w:eastAsia="黑体"/>
               </w:rPr>
               <w:t xml:space="preserve">反馈/跨阻电阻</w:t>
             </w:r>
@@ -1736,6 +1939,9 @@
               <w:pStyle w:val="Compact"/>
             </w:pPr>
             <w:r>
+              <w:rPr>
+                <w:rFonts w:eastAsia="黑体"/>
+              </w:rPr>
               <w:t xml:space="preserve">Ω</w:t>
             </w:r>
           </w:p>
@@ -1772,6 +1978,9 @@
               </m:r>
             </m:oMath>
             <w:r>
+              <w:rPr>
+                <w:rFonts w:eastAsia="黑体"/>
+              </w:rPr>
               <w:t xml:space="preserve">​</w:t>
             </w:r>
           </w:p>
@@ -1784,7 +1993,7 @@
             </w:pPr>
             <w:r>
               <w:rPr>
-                <w:rFonts w:hint="eastAsia"/>
+                <w:rFonts w:hint="eastAsia" w:eastAsia="黑体"/>
               </w:rPr>
               <w:t xml:space="preserve">三通道色分量值</w:t>
             </w:r>
@@ -1797,6 +2006,9 @@
               <w:pStyle w:val="Compact"/>
             </w:pPr>
             <w:r>
+              <w:rPr>
+                <w:rFonts w:eastAsia="黑体"/>
+              </w:rPr>
               <w:t xml:space="preserve">—</w:t>
             </w:r>
           </w:p>
@@ -1830,6 +2042,9 @@
               </m:sSub>
             </m:oMath>
             <w:r>
+              <w:rPr>
+                <w:rFonts w:eastAsia="黑体"/>
+              </w:rPr>
               <w:t xml:space="preserve">​</w:t>
             </w:r>
           </w:p>
@@ -1842,7 +2057,7 @@
             </w:pPr>
             <w:r>
               <w:rPr>
-                <w:rFonts w:hint="eastAsia"/>
+                <w:rFonts w:hint="eastAsia" w:eastAsia="黑体"/>
               </w:rPr>
               <w:t xml:space="preserve">积分时间</w:t>
             </w:r>
@@ -1855,6 +2070,9 @@
               <w:pStyle w:val="Compact"/>
             </w:pPr>
             <w:r>
+              <w:rPr>
+                <w:rFonts w:eastAsia="黑体"/>
+              </w:rPr>
               <w:t xml:space="preserve">s</w:t>
             </w:r>
           </w:p>
@@ -1888,6 +2106,9 @@
               </m:sSub>
             </m:oMath>
             <w:r>
+              <w:rPr>
+                <w:rFonts w:eastAsia="黑体"/>
+              </w:rPr>
               <w:t xml:space="preserve">​</w:t>
             </w:r>
           </w:p>
@@ -1900,7 +2121,7 @@
             </w:pPr>
             <w:r>
               <w:rPr>
-                <w:rFonts w:hint="eastAsia"/>
+                <w:rFonts w:hint="eastAsia" w:eastAsia="黑体"/>
               </w:rPr>
               <w:t xml:space="preserve">积分电容</w:t>
             </w:r>
@@ -1913,6 +2134,9 @@
               <w:pStyle w:val="Compact"/>
             </w:pPr>
             <w:r>
+              <w:rPr>
+                <w:rFonts w:eastAsia="黑体"/>
+              </w:rPr>
               <w:t xml:space="preserve">F</w:t>
             </w:r>
           </w:p>
@@ -1927,7 +2151,7 @@
       </w:pPr>
       <w:r>
         <w:rPr>
-          <w:rFonts w:hint="eastAsia"/>
+          <w:rFonts w:hint="eastAsia" w:eastAsia="黑体"/>
         </w:rPr>
         <w:t xml:space="preserve">元件调整影响</w:t>
       </w:r>
@@ -1942,20 +2166,27 @@
       </w:pPr>
       <w:r>
         <w:rPr>
+          <w:rFonts w:eastAsia="黑体"/>
           <w:b/>
           <w:bCs/>
         </w:rPr>
         <w:t xml:space="preserve">R_f ↑</w:t>
       </w:r>
       <w:r>
+        <w:rPr>
+          <w:rFonts w:eastAsia="黑体"/>
+        </w:rPr>
         <w:t xml:space="preserve"> </w:t>
       </w:r>
       <w:r>
+        <w:rPr>
+          <w:rFonts w:eastAsia="黑体"/>
+        </w:rPr>
         <w:t xml:space="preserve">→ </w:t>
       </w:r>
       <w:r>
         <w:rPr>
-          <w:rFonts w:hint="eastAsia"/>
+          <w:rFonts w:hint="eastAsia" w:eastAsia="黑体"/>
         </w:rPr>
         <w:t xml:space="preserve">各通道增益增大，量程灵敏度提高，但易饱和与受噪声影响。</w:t>
       </w:r>
@@ -1970,6 +2201,7 @@
       </w:pPr>
       <w:r>
         <w:rPr>
+          <w:rFonts w:eastAsia="黑体"/>
           <w:b/>
           <w:bCs/>
         </w:rPr>
@@ -1977,7 +2209,7 @@
       </w:r>
       <w:r>
         <w:rPr>
-          <w:rFonts w:hint="eastAsia"/>
+          <w:rFonts w:hint="eastAsia" w:eastAsia="黑体"/>
           <w:b/>
           <w:bCs/>
         </w:rPr>
@@ -1985,20 +2217,27 @@
       </w:r>
       <w:r>
         <w:rPr>
+          <w:rFonts w:eastAsia="黑体"/>
           <w:b/>
           <w:bCs/>
         </w:rPr>
         <w:t xml:space="preserve"> ↑</w:t>
       </w:r>
       <w:r>
+        <w:rPr>
+          <w:rFonts w:eastAsia="黑体"/>
+        </w:rPr>
         <w:t xml:space="preserve"> </w:t>
       </w:r>
       <w:r>
+        <w:rPr>
+          <w:rFonts w:eastAsia="黑体"/>
+        </w:rPr>
         <w:t xml:space="preserve">→ </w:t>
       </w:r>
       <w:r>
         <w:rPr>
-          <w:rFonts w:hint="eastAsia"/>
+          <w:rFonts w:hint="eastAsia" w:eastAsia="黑体"/>
         </w:rPr>
         <w:t xml:space="preserve">反射信号增强，识别更稳定，但应避免反射过强饱和。</w:t>
       </w:r>
@@ -2013,7 +2252,7 @@
       </w:pPr>
       <w:r>
         <w:rPr>
-          <w:rFonts w:hint="eastAsia"/>
+          <w:rFonts w:hint="eastAsia" w:eastAsia="黑体"/>
           <w:b/>
           <w:bCs/>
         </w:rPr>
@@ -2021,6 +2260,7 @@
       </w:r>
       <w:r>
         <w:rPr>
+          <w:rFonts w:eastAsia="黑体"/>
           <w:b/>
           <w:bCs/>
         </w:rPr>
@@ -2028,16 +2268,19 @@
       </w:r>
       <w:r>
         <w:rPr>
-          <w:rFonts w:hint="eastAsia"/>
+          <w:rFonts w:hint="eastAsia" w:eastAsia="黑体"/>
         </w:rPr>
         <w:t xml:space="preserve">（积分型）→</w:t>
       </w:r>
       <w:r>
+        <w:rPr>
+          <w:rFonts w:eastAsia="黑体"/>
+        </w:rPr>
         <w:t xml:space="preserve"> </w:t>
       </w:r>
       <w:r>
         <w:rPr>
-          <w:rFonts w:hint="eastAsia"/>
+          <w:rFonts w:hint="eastAsia" w:eastAsia="黑体"/>
         </w:rPr>
         <w:t xml:space="preserve">灵敏度提高，适合暗色物体，但响应变慢。</w:t>
       </w:r>
@@ -2052,16 +2295,19 @@
       </w:pPr>
       <w:r>
         <w:rPr>
-          <w:rFonts w:hint="eastAsia"/>
+          <w:rFonts w:hint="eastAsia" w:eastAsia="黑体"/>
         </w:rPr>
         <w:t xml:space="preserve">白平衡失调（RGB</w:t>
       </w:r>
       <w:r>
+        <w:rPr>
+          <w:rFonts w:eastAsia="黑体"/>
+        </w:rPr>
         <w:t xml:space="preserve"> </w:t>
       </w:r>
       <w:r>
         <w:rPr>
-          <w:rFonts w:hint="eastAsia"/>
+          <w:rFonts w:hint="eastAsia" w:eastAsia="黑体"/>
         </w:rPr>
         <w:t xml:space="preserve">增益不一致）会导致颜色判断偏差。</w:t>
       </w:r>
@@ -2074,7 +2320,7 @@
       </w:pPr>
       <w:r>
         <w:rPr>
-          <w:rFonts w:hint="eastAsia"/>
+          <w:rFonts w:hint="eastAsia" w:eastAsia="黑体"/>
         </w:rPr>
         <w:t xml:space="preserve">典型参数示例</w:t>
       </w:r>
@@ -2089,11 +2335,14 @@
       </w:pPr>
       <w:r>
         <w:rPr>
-          <w:rFonts w:hint="eastAsia"/>
+          <w:rFonts w:hint="eastAsia" w:eastAsia="黑体"/>
         </w:rPr>
         <w:t xml:space="preserve">取某通道</w:t>
       </w:r>
       <w:r>
+        <w:rPr>
+          <w:rFonts w:eastAsia="黑体"/>
+        </w:rPr>
         <w:t xml:space="preserve"> </w:t>
       </w:r>
       <m:oMath>
@@ -2133,6 +2382,9 @@
         </m:r>
       </m:oMath>
       <w:r>
+        <w:rPr>
+          <w:rFonts w:eastAsia="黑体"/>
+        </w:rPr>
         <w:t xml:space="preserve">、</w:t>
       </w:r>
       <m:oMath>
@@ -2170,7 +2422,7 @@
       </m:oMath>
       <w:r>
         <w:rPr>
-          <w:rFonts w:hint="eastAsia"/>
+          <w:rFonts w:hint="eastAsia" w:eastAsia="黑体"/>
         </w:rPr>
         <w:t xml:space="preserve">：</w:t>
       </w:r>
@@ -2262,6 +2514,9 @@
         </m:r>
       </m:oMath>
       <w:r>
+        <w:rPr>
+          <w:rFonts w:eastAsia="黑体"/>
+        </w:rPr>
         <w:t xml:space="preserve">。</w:t>
       </w:r>
     </w:p>
@@ -2275,20 +2530,26 @@
       </w:pPr>
       <w:r>
         <w:rPr>
-          <w:rFonts w:hint="eastAsia"/>
+          <w:rFonts w:hint="eastAsia" w:eastAsia="黑体"/>
         </w:rPr>
         <w:t xml:space="preserve">归一化：若</w:t>
       </w:r>
       <w:r>
+        <w:rPr>
+          <w:rFonts w:eastAsia="黑体"/>
+        </w:rPr>
         <w:t xml:space="preserve"> </w:t>
       </w:r>
       <w:r>
         <w:rPr>
-          <w:rFonts w:hint="eastAsia"/>
+          <w:rFonts w:hint="eastAsia" w:eastAsia="黑体"/>
         </w:rPr>
         <w:t xml:space="preserve">R=1.0、G=0.5、B=0.5（归一化读数），则</w:t>
       </w:r>
       <w:r>
+        <w:rPr>
+          <w:rFonts w:eastAsia="黑体"/>
+        </w:rPr>
         <w:t xml:space="preserve"> </w:t>
       </w:r>
       <m:oMath>
@@ -2328,7 +2589,7 @@
       </m:oMath>
       <w:r>
         <w:rPr>
-          <w:rFonts w:hint="eastAsia"/>
+          <w:rFonts w:hint="eastAsia" w:eastAsia="黑体"/>
         </w:rPr>
         <w:t xml:space="preserve">，</w:t>
       </w:r>
@@ -2356,6 +2617,9 @@
         </m:r>
       </m:oMath>
       <w:r>
+        <w:rPr>
+          <w:rFonts w:eastAsia="黑体"/>
+        </w:rPr>
         <w:t xml:space="preserve">。</w:t>
       </w:r>
     </w:p>
@@ -2367,7 +2631,7 @@
       </w:pPr>
       <w:r>
         <w:rPr>
-          <w:rFonts w:hint="eastAsia"/>
+          <w:rFonts w:hint="eastAsia" w:eastAsia="黑体"/>
         </w:rPr>
         <w:t xml:space="preserve">常见器件型号</w:t>
       </w:r>
@@ -2382,7 +2646,7 @@
       </w:pPr>
       <w:r>
         <w:rPr>
-          <w:rFonts w:hint="eastAsia"/>
+          <w:rFonts w:hint="eastAsia" w:eastAsia="黑体"/>
         </w:rPr>
         <w:t xml:space="preserve">颜色传感器：TCS34725、TCS3200、AS7341（AMS）。</w:t>
       </w:r>
@@ -2397,11 +2661,14 @@
       </w:pPr>
       <w:r>
         <w:rPr>
-          <w:rFonts w:hint="eastAsia"/>
+          <w:rFonts w:hint="eastAsia" w:eastAsia="黑体"/>
         </w:rPr>
         <w:t xml:space="preserve">照明：白光</w:t>
       </w:r>
       <w:r>
+        <w:rPr>
+          <w:rFonts w:eastAsia="黑体"/>
+        </w:rPr>
         <w:t xml:space="preserve"> LED、RGB LED。</w:t>
       </w:r>
     </w:p>
@@ -2413,7 +2680,7 @@
       </w:pPr>
       <w:r>
         <w:rPr>
-          <w:rFonts w:hint="eastAsia"/>
+          <w:rFonts w:hint="eastAsia" w:eastAsia="黑体"/>
         </w:rPr>
         <w:t xml:space="preserve">注意事项</w:t>
       </w:r>
@@ -2428,7 +2695,7 @@
       </w:pPr>
       <w:r>
         <w:rPr>
-          <w:rFonts w:hint="eastAsia"/>
+          <w:rFonts w:hint="eastAsia" w:eastAsia="黑体"/>
         </w:rPr>
         <w:t xml:space="preserve">反射式测量受物体表面光泽、距离和外界环境光影响，需做白平衡校准与封装遮光。</w:t>
       </w:r>
@@ -2442,29 +2709,38 @@
         </w:numPr>
       </w:pPr>
       <w:r>
+        <w:rPr>
+          <w:rFonts w:eastAsia="黑体"/>
+        </w:rPr>
         <w:t xml:space="preserve">TCS3200 </w:t>
       </w:r>
       <w:r>
         <w:rPr>
-          <w:rFonts w:hint="eastAsia"/>
+          <w:rFonts w:hint="eastAsia" w:eastAsia="黑体"/>
         </w:rPr>
         <w:t xml:space="preserve">采用方波频率输出，需外接定时器测频；TCS34725</w:t>
       </w:r>
       <w:r>
+        <w:rPr>
+          <w:rFonts w:eastAsia="黑体"/>
+        </w:rPr>
         <w:t xml:space="preserve"> </w:t>
       </w:r>
       <w:r>
         <w:rPr>
-          <w:rFonts w:hint="eastAsia"/>
+          <w:rFonts w:hint="eastAsia" w:eastAsia="黑体"/>
         </w:rPr>
         <w:t xml:space="preserve">为</w:t>
       </w:r>
       <w:r>
+        <w:rPr>
+          <w:rFonts w:eastAsia="黑体"/>
+        </w:rPr>
         <w:t xml:space="preserve"> I²C </w:t>
       </w:r>
       <w:r>
         <w:rPr>
-          <w:rFonts w:hint="eastAsia"/>
+          <w:rFonts w:hint="eastAsia" w:eastAsia="黑体"/>
         </w:rPr>
         <w:t xml:space="preserve">数字输出。</w:t>
       </w:r>
@@ -2479,7 +2755,7 @@
       </w:pPr>
       <w:r>
         <w:rPr>
-          <w:rFonts w:hint="eastAsia"/>
+          <w:rFonts w:hint="eastAsia" w:eastAsia="黑体"/>
         </w:rPr>
         <w:t xml:space="preserve">环境光会引入偏移，需开启内部积分与减背景光功能。</w:t>
       </w:r>
@@ -2494,16 +2770,19 @@
       </w:pPr>
       <w:r>
         <w:rPr>
-          <w:rFonts w:hint="eastAsia"/>
+          <w:rFonts w:hint="eastAsia" w:eastAsia="黑体"/>
         </w:rPr>
         <w:t xml:space="preserve">不同批次</w:t>
       </w:r>
       <w:r>
+        <w:rPr>
+          <w:rFonts w:eastAsia="黑体"/>
+        </w:rPr>
         <w:t xml:space="preserve"> LED </w:t>
       </w:r>
       <w:r>
         <w:rPr>
-          <w:rFonts w:hint="eastAsia"/>
+          <w:rFonts w:hint="eastAsia" w:eastAsia="黑体"/>
         </w:rPr>
         <w:t xml:space="preserve">与传感器需重新标定。</w:t>
       </w:r>
@@ -2516,7 +2795,7 @@
       </w:pPr>
       <w:r>
         <w:rPr>
-          <w:rFonts w:hint="eastAsia"/>
+          <w:rFonts w:hint="eastAsia" w:eastAsia="黑体"/>
         </w:rPr>
         <w:t xml:space="preserve">参考资料</w:t>
       </w:r>
@@ -2530,11 +2809,14 @@
         </w:numPr>
       </w:pPr>
       <w:r>
+        <w:rPr>
+          <w:rFonts w:eastAsia="黑体"/>
+        </w:rPr>
         <w:t xml:space="preserve">TI/AMS TCS34725 </w:t>
       </w:r>
       <w:r>
         <w:rPr>
-          <w:rFonts w:hint="eastAsia"/>
+          <w:rFonts w:hint="eastAsia" w:eastAsia="黑体"/>
         </w:rPr>
         <w:t xml:space="preserve">数据手册。</w:t>
       </w:r>
@@ -2548,6 +2830,9 @@
         </w:numPr>
       </w:pPr>
       <w:r>
+        <w:rPr>
+          <w:rFonts w:eastAsia="黑体"/>
+        </w:rPr>
         <w:t xml:space="preserve">Wikipedia: Color sensor。</w:t>
       </w:r>
     </w:p>
@@ -2560,11 +2845,11 @@
       </w:pPr>
       <w:r>
         <w:rPr>
-          <w:rFonts w:ascii="Times New Roman" w:hAnsi="Times New Roman"/>
+          <w:rFonts w:ascii="Times New Roman" w:hAnsi="Times New Roman" w:eastAsia="黑体"/>
           <w:color w:val="555555"/>
           <w:sz w:val="21"/>
         </w:rPr>
-        <w:t>材料收集者：杜文杰</w:t>
+        <w:t>材料收集者：杜文杰，WX手机：19519196569，QQ:3478827729</w:t>
       </w:r>
     </w:p>
     <w:sectPr>
@@ -2584,7 +2869,7 @@
 </file>
 
 <file path=word/footer1.xml><?xml version="1.0" encoding="utf-8"?>
-<w:ftr xmlns:m="http://schemas.openxmlformats.org/officeDocument/2006/math" xmlns:mc="http://schemas.openxmlformats.org/markup-compatibility/2006" xmlns:mo="http://schemas.microsoft.com/office/mac/office/2008/main" xmlns:mv="urn:schemas-microsoft-com:mac:vml" xmlns:o="urn:schemas-microsoft-com:office:office" xmlns:r="http://schemas.openxmlformats.org/officeDocument/2006/relationships" xmlns:v="urn:schemas-microsoft-com:vml" xmlns:w10="urn:schemas-microsoft-com:office:word" xmlns:w14="http://schemas.microsoft.com/office/word/2010/wordml" xmlns:w="http://schemas.openxmlformats.org/wordprocessingml/2006/main" xmlns:wne="http://schemas.microsoft.com/office/word/2006/wordml" xmlns:wp14="http://schemas.microsoft.com/office/word/2010/wordprocessingDrawing" xmlns:wp="http://schemas.openxmlformats.org/drawingml/2006/wordprocessingDrawing" xmlns:wpc="http://schemas.microsoft.com/office/word/2010/wordprocessingCanvas" xmlns:wpg="http://schemas.microsoft.com/office/word/2010/wordprocessingGroup" xmlns:wpi="http://schemas.microsoft.com/office/word/2010/wordprocessingInk" xmlns:wps="http://schemas.microsoft.com/office/word/2010/wordprocessingShape" mc:Ignorable="w14 wp14">
+<w:ftr xmlns:mc="http://schemas.openxmlformats.org/markup-compatibility/2006" xmlns:w="http://schemas.openxmlformats.org/wordprocessingml/2006/main" xmlns:m="http://schemas.openxmlformats.org/officeDocument/2006/math" xmlns:mo="http://schemas.microsoft.com/office/mac/office/2008/main" xmlns:mv="urn:schemas-microsoft-com:mac:vml" xmlns:o="urn:schemas-microsoft-com:office:office" xmlns:r="http://schemas.openxmlformats.org/officeDocument/2006/relationships" xmlns:v="urn:schemas-microsoft-com:vml" xmlns:w10="urn:schemas-microsoft-com:office:word" xmlns:w14="http://schemas.microsoft.com/office/word/2010/wordml" xmlns:wne="http://schemas.microsoft.com/office/word/2006/wordml" xmlns:wp14="http://schemas.microsoft.com/office/word/2010/wordprocessingDrawing" xmlns:wp="http://schemas.openxmlformats.org/drawingml/2006/wordprocessingDrawing" xmlns:wpc="http://schemas.microsoft.com/office/word/2010/wordprocessingCanvas" xmlns:wpg="http://schemas.microsoft.com/office/word/2010/wordprocessingGroup" xmlns:wpi="http://schemas.microsoft.com/office/word/2010/wordprocessingInk" xmlns:wps="http://schemas.microsoft.com/office/word/2010/wordprocessingShape" mc:Ignorable="w14 wp14">
   <w:p>
     <w:pPr>
       <w:pStyle w:val="Footer"/>
@@ -2592,12 +2877,14 @@
     </w:pPr>
     <w:r>
       <w:rPr>
+        <w:rFonts w:eastAsia="黑体"/>
         <w:sz w:val="18"/>
       </w:rPr>
       <w:t xml:space="preserve">第 </w:t>
     </w:r>
     <w:r>
       <w:rPr>
+        <w:rFonts w:eastAsia="黑体"/>
         <w:sz w:val="18"/>
       </w:rPr>
       <w:fldChar w:fldCharType="begin"/>
@@ -2606,6 +2893,7 @@
     </w:r>
     <w:r>
       <w:rPr>
+        <w:rFonts w:eastAsia="黑体"/>
         <w:sz w:val="18"/>
       </w:rPr>
       <w:t xml:space="preserve"> 页</w:t>
@@ -2619,6 +2907,9 @@
   <w:footnote w:type="continuationSeparator" w:id="0">
     <w:p>
       <w:r>
+        <w:rPr>
+          <w:rFonts w:eastAsia="黑体"/>
+        </w:rPr>
         <w:continuationSeparator/>
       </w:r>
     </w:p>
@@ -2626,6 +2917,9 @@
   <w:footnote w:type="separator" w:id="-1">
     <w:p>
       <w:r>
+        <w:rPr>
+          <w:rFonts w:eastAsia="黑体"/>
+        </w:rPr>
         <w:separator/>
       </w:r>
     </w:p>
@@ -2634,7 +2928,7 @@
 </file>
 
 <file path=word/header1.xml><?xml version="1.0" encoding="utf-8"?>
-<w:hdr xmlns:m="http://schemas.openxmlformats.org/officeDocument/2006/math" xmlns:mc="http://schemas.openxmlformats.org/markup-compatibility/2006" xmlns:mo="http://schemas.microsoft.com/office/mac/office/2008/main" xmlns:mv="urn:schemas-microsoft-com:mac:vml" xmlns:o="urn:schemas-microsoft-com:office:office" xmlns:r="http://schemas.openxmlformats.org/officeDocument/2006/relationships" xmlns:v="urn:schemas-microsoft-com:vml" xmlns:w10="urn:schemas-microsoft-com:office:word" xmlns:w14="http://schemas.microsoft.com/office/word/2010/wordml" xmlns:w="http://schemas.openxmlformats.org/wordprocessingml/2006/main" xmlns:wne="http://schemas.microsoft.com/office/word/2006/wordml" xmlns:wp14="http://schemas.microsoft.com/office/word/2010/wordprocessingDrawing" xmlns:wp="http://schemas.openxmlformats.org/drawingml/2006/wordprocessingDrawing" xmlns:wpc="http://schemas.microsoft.com/office/word/2010/wordprocessingCanvas" xmlns:wpg="http://schemas.microsoft.com/office/word/2010/wordprocessingGroup" xmlns:wpi="http://schemas.microsoft.com/office/word/2010/wordprocessingInk" xmlns:wps="http://schemas.microsoft.com/office/word/2010/wordprocessingShape" mc:Ignorable="w14 wp14">
+<w:hdr xmlns:mc="http://schemas.openxmlformats.org/markup-compatibility/2006" xmlns:w="http://schemas.openxmlformats.org/wordprocessingml/2006/main" xmlns:m="http://schemas.openxmlformats.org/officeDocument/2006/math" xmlns:mo="http://schemas.microsoft.com/office/mac/office/2008/main" xmlns:mv="urn:schemas-microsoft-com:mac:vml" xmlns:o="urn:schemas-microsoft-com:office:office" xmlns:r="http://schemas.openxmlformats.org/officeDocument/2006/relationships" xmlns:v="urn:schemas-microsoft-com:vml" xmlns:w10="urn:schemas-microsoft-com:office:word" xmlns:w14="http://schemas.microsoft.com/office/word/2010/wordml" xmlns:wne="http://schemas.microsoft.com/office/word/2006/wordml" xmlns:wp14="http://schemas.microsoft.com/office/word/2010/wordprocessingDrawing" xmlns:wp="http://schemas.openxmlformats.org/drawingml/2006/wordprocessingDrawing" xmlns:wpc="http://schemas.microsoft.com/office/word/2010/wordprocessingCanvas" xmlns:wpg="http://schemas.microsoft.com/office/word/2010/wordprocessingGroup" xmlns:wpi="http://schemas.microsoft.com/office/word/2010/wordprocessingInk" xmlns:wps="http://schemas.microsoft.com/office/word/2010/wordprocessingShape" mc:Ignorable="w14 wp14">
   <w:p>
     <w:pPr>
       <w:pStyle w:val="Header"/>
@@ -2642,7 +2936,7 @@
     </w:pPr>
     <w:r>
       <w:rPr>
-        <w:rFonts w:ascii="Times New Roman" w:hAnsi="Times New Roman"/>
+        <w:rFonts w:ascii="Times New Roman" w:hAnsi="Times New Roman" w:eastAsia="黑体"/>
         <w:sz w:val="18"/>
         <w:rFonts w:eastAsia="黑体"/>
         <w:rFonts w:eastAsia="黑体"/>
@@ -2654,7 +2948,7 @@
 </file>
 
 <file path=word/numbering.xml><?xml version="1.0" encoding="utf-8"?>
-<w:numbering xmlns:m="http://schemas.openxmlformats.org/officeDocument/2006/math" xmlns:mc="http://schemas.openxmlformats.org/markup-compatibility/2006" xmlns:mo="http://schemas.microsoft.com/office/mac/office/2008/main" xmlns:mv="urn:schemas-microsoft-com:mac:vml" xmlns:o="urn:schemas-microsoft-com:office:office" xmlns:r="http://schemas.openxmlformats.org/officeDocument/2006/relationships" xmlns:v="urn:schemas-microsoft-com:vml" xmlns:w="http://schemas.openxmlformats.org/wordprocessingml/2006/main" xmlns:w10="urn:schemas-microsoft-com:office:word" xmlns:w14="http://schemas.microsoft.com/office/word/2010/wordml" xmlns:wne="http://schemas.microsoft.com/office/word/2006/wordml" xmlns:wp="http://schemas.openxmlformats.org/drawingml/2006/wordprocessingDrawing" xmlns:wp14="http://schemas.microsoft.com/office/word/2010/wordprocessingDrawing" xmlns:wpc="http://schemas.microsoft.com/office/word/2010/wordprocessingCanvas" xmlns:wpg="http://schemas.microsoft.com/office/word/2010/wordprocessingGroup" xmlns:wpi="http://schemas.microsoft.com/office/word/2010/wordprocessingInk" xmlns:wps="http://schemas.microsoft.com/office/word/2010/wordprocessingShape" mc:Ignorable="w14 wp14">
+<w:numbering xmlns:mc="http://schemas.openxmlformats.org/markup-compatibility/2006" xmlns:w="http://schemas.openxmlformats.org/wordprocessingml/2006/main" xmlns:m="http://schemas.openxmlformats.org/officeDocument/2006/math" xmlns:mo="http://schemas.microsoft.com/office/mac/office/2008/main" xmlns:mv="urn:schemas-microsoft-com:mac:vml" xmlns:o="urn:schemas-microsoft-com:office:office" xmlns:r="http://schemas.openxmlformats.org/officeDocument/2006/relationships" xmlns:v="urn:schemas-microsoft-com:vml" xmlns:w10="urn:schemas-microsoft-com:office:word" xmlns:w14="http://schemas.microsoft.com/office/word/2010/wordml" xmlns:wne="http://schemas.microsoft.com/office/word/2006/wordml" xmlns:wp="http://schemas.openxmlformats.org/drawingml/2006/wordprocessingDrawing" xmlns:wp14="http://schemas.microsoft.com/office/word/2010/wordprocessingDrawing" xmlns:wpc="http://schemas.microsoft.com/office/word/2010/wordprocessingCanvas" xmlns:wpg="http://schemas.microsoft.com/office/word/2010/wordprocessingGroup" xmlns:wpi="http://schemas.microsoft.com/office/word/2010/wordprocessingInk" xmlns:wps="http://schemas.microsoft.com/office/word/2010/wordprocessingShape" mc:Ignorable="w14 wp14">
   <w:abstractNum w:abstractNumId="0">
     <w:nsid w:val="FFFFFF7C"/>
     <w:multiLevelType w:val="singleLevel"/>
@@ -2741,7 +3035,7 @@
         <w:ind w:hanging="360" w:left="1440"/>
       </w:pPr>
       <w:rPr>
-        <w:rFonts w:ascii="Symbol" w:hAnsi="Symbol" w:hint="default"/>
+        <w:rFonts w:ascii="Symbol" w:hAnsi="Symbol" w:hint="default" w:eastAsia="黑体"/>
       </w:rPr>
     </w:lvl>
   </w:abstractNum>
@@ -2762,7 +3056,7 @@
         <w:ind w:hanging="360" w:left="1080"/>
       </w:pPr>
       <w:rPr>
-        <w:rFonts w:ascii="Symbol" w:hAnsi="Symbol" w:hint="default"/>
+        <w:rFonts w:ascii="Symbol" w:hAnsi="Symbol" w:hint="default" w:eastAsia="黑体"/>
       </w:rPr>
     </w:lvl>
   </w:abstractNum>
@@ -2783,7 +3077,7 @@
         <w:ind w:hanging="360" w:left="720"/>
       </w:pPr>
       <w:rPr>
-        <w:rFonts w:ascii="Symbol" w:hAnsi="Symbol" w:hint="default"/>
+        <w:rFonts w:ascii="Symbol" w:hAnsi="Symbol" w:hint="default" w:eastAsia="黑体"/>
       </w:rPr>
     </w:lvl>
   </w:abstractNum>
@@ -2822,7 +3116,7 @@
         <w:ind w:hanging="360" w:left="360"/>
       </w:pPr>
       <w:rPr>
-        <w:rFonts w:ascii="Symbol" w:hAnsi="Symbol" w:hint="default"/>
+        <w:rFonts w:ascii="Symbol" w:hAnsi="Symbol" w:hint="default" w:eastAsia="黑体"/>
       </w:rPr>
     </w:lvl>
   </w:abstractNum>
@@ -2913,7 +3207,7 @@
         <w:ind w:left="720" w:hanging="360"/>
       </w:pPr>
       <w:rPr>
-        <w:rFonts w:ascii="Symbol" w:hAnsi="Symbol" w:cs="Symbol" w:hint="default"/>
+        <w:rFonts w:ascii="Symbol" w:hAnsi="Symbol" w:cs="Symbol" w:hint="default" w:eastAsia="黑体"/>
       </w:rPr>
     </w:lvl>
     <w:lvl w:ilvl="1">
@@ -2924,7 +3218,7 @@
         <w:ind w:left="1440" w:hanging="360"/>
       </w:pPr>
       <w:rPr>
-        <w:rFonts w:ascii="Courier New" w:hAnsi="Courier New" w:cs="Courier New" w:hint="default"/>
+        <w:rFonts w:ascii="Courier New" w:hAnsi="Courier New" w:cs="Courier New" w:hint="default" w:eastAsia="黑体"/>
       </w:rPr>
     </w:lvl>
     <w:lvl w:ilvl="2">
@@ -2935,7 +3229,7 @@
         <w:ind w:left="2160" w:hanging="360"/>
       </w:pPr>
       <w:rPr>
-        <w:rFonts w:ascii="Wingdings" w:hAnsi="Wingdings" w:cs="Wingdings" w:hint="default"/>
+        <w:rFonts w:ascii="Wingdings" w:hAnsi="Wingdings" w:cs="Wingdings" w:hint="default" w:eastAsia="黑体"/>
       </w:rPr>
     </w:lvl>
     <w:lvl w:ilvl="3">
@@ -2946,7 +3240,7 @@
         <w:ind w:left="2880" w:hanging="360"/>
       </w:pPr>
       <w:rPr>
-        <w:rFonts w:ascii="Symbol" w:hAnsi="Symbol" w:cs="Symbol" w:hint="default"/>
+        <w:rFonts w:ascii="Symbol" w:hAnsi="Symbol" w:cs="Symbol" w:hint="default" w:eastAsia="黑体"/>
       </w:rPr>
     </w:lvl>
     <w:lvl w:ilvl="4">
@@ -2957,7 +3251,7 @@
         <w:ind w:left="3600" w:hanging="360"/>
       </w:pPr>
       <w:rPr>
-        <w:rFonts w:ascii="Courier New" w:hAnsi="Courier New" w:cs="Courier New" w:hint="default"/>
+        <w:rFonts w:ascii="Courier New" w:hAnsi="Courier New" w:cs="Courier New" w:hint="default" w:eastAsia="黑体"/>
       </w:rPr>
     </w:lvl>
     <w:lvl w:ilvl="5">
@@ -2968,7 +3262,7 @@
         <w:ind w:left="4320" w:hanging="360"/>
       </w:pPr>
       <w:rPr>
-        <w:rFonts w:ascii="Wingdings" w:hAnsi="Wingdings" w:cs="Wingdings" w:hint="default"/>
+        <w:rFonts w:ascii="Wingdings" w:hAnsi="Wingdings" w:cs="Wingdings" w:hint="default" w:eastAsia="黑体"/>
       </w:rPr>
     </w:lvl>
     <w:lvl w:ilvl="6">
@@ -2979,7 +3273,7 @@
         <w:ind w:left="5040" w:hanging="360"/>
       </w:pPr>
       <w:rPr>
-        <w:rFonts w:ascii="Symbol" w:hAnsi="Symbol" w:cs="Symbol" w:hint="default"/>
+        <w:rFonts w:ascii="Symbol" w:hAnsi="Symbol" w:cs="Symbol" w:hint="default" w:eastAsia="黑体"/>
       </w:rPr>
     </w:lvl>
     <w:lvl w:ilvl="7">
@@ -2990,7 +3284,7 @@
         <w:ind w:left="5760" w:hanging="360"/>
       </w:pPr>
       <w:rPr>
-        <w:rFonts w:ascii="Courier New" w:hAnsi="Courier New" w:cs="Courier New" w:hint="default"/>
+        <w:rFonts w:ascii="Courier New" w:hAnsi="Courier New" w:cs="Courier New" w:hint="default" w:eastAsia="黑体"/>
       </w:rPr>
     </w:lvl>
     <w:lvl w:ilvl="8">
@@ -3001,7 +3295,7 @@
         <w:ind w:left="6480" w:hanging="360"/>
       </w:pPr>
       <w:rPr>
-        <w:rFonts w:ascii="Wingdings" w:hAnsi="Wingdings" w:cs="Wingdings" w:hint="default"/>
+        <w:rFonts w:ascii="Wingdings" w:hAnsi="Wingdings" w:cs="Wingdings" w:hint="default" w:eastAsia="黑体"/>
       </w:rPr>
     </w:lvl>
   </w:abstractNum>
@@ -3057,11 +3351,11 @@
 </file>
 
 <file path=word/styles.xml><?xml version="1.0" encoding="utf-8"?>
-<w:styles xmlns:mc="http://schemas.openxmlformats.org/markup-compatibility/2006" xmlns:r="http://schemas.openxmlformats.org/officeDocument/2006/relationships" xmlns:w="http://schemas.openxmlformats.org/wordprocessingml/2006/main" xmlns:w14="http://schemas.microsoft.com/office/word/2010/wordml" mc:Ignorable="w14">
+<w:styles xmlns:mc="http://schemas.openxmlformats.org/markup-compatibility/2006" xmlns:w="http://schemas.openxmlformats.org/wordprocessingml/2006/main" xmlns:r="http://schemas.openxmlformats.org/officeDocument/2006/relationships" xmlns:w14="http://schemas.microsoft.com/office/word/2010/wordml" mc:Ignorable="w14">
   <w:docDefaults>
     <w:rPrDefault>
       <w:rPr>
-        <w:rFonts w:asciiTheme="minorHAnsi" w:cstheme="minorBidi" w:eastAsiaTheme="minorEastAsia" w:hAnsiTheme="minorHAnsi"/>
+        <w:rFonts w:asciiTheme="minorHAnsi" w:cstheme="minorBidi" w:hAnsiTheme="minorHAnsi" w:eastAsia="黑体"/>
         <w:sz w:val="22"/>
         <w:szCs w:val="22"/>
         <w:lang w:bidi="ar-SA" w:eastAsia="en-US" w:val="en-US"/>
@@ -3283,7 +3577,7 @@
       <w:outlineLvl w:val="0"/>
     </w:pPr>
     <w:rPr>
-      <w:rFonts w:ascii="Times New Roman" w:asciiTheme="majorHAnsi" w:cstheme="majorBidi" w:eastAsia="黑体" w:eastAsiaTheme="majorEastAsia" w:hAnsi="Times New Roman" w:hAnsiTheme="majorHAnsi"/>
+      <w:rFonts w:ascii="Times New Roman" w:asciiTheme="majorHAnsi" w:cstheme="majorBidi" w:eastAsia="黑体" w:hAnsi="Times New Roman" w:hAnsiTheme="majorHAnsi"/>
       <w:b/>
       <w:bCs/>
       <w:color w:val="1F3864"/>
@@ -3307,7 +3601,7 @@
       <w:outlineLvl w:val="1"/>
     </w:pPr>
     <w:rPr>
-      <w:rFonts w:ascii="Times New Roman" w:asciiTheme="majorHAnsi" w:cstheme="majorBidi" w:eastAsia="黑体" w:eastAsiaTheme="majorEastAsia" w:hAnsi="Times New Roman" w:hAnsiTheme="majorHAnsi"/>
+      <w:rFonts w:ascii="Times New Roman" w:asciiTheme="majorHAnsi" w:cstheme="majorBidi" w:eastAsia="黑体" w:hAnsi="Times New Roman" w:hAnsiTheme="majorHAnsi"/>
       <w:b/>
       <w:bCs/>
       <w:color w:val="2E4E7E"/>
@@ -3331,7 +3625,7 @@
       <w:outlineLvl w:val="2"/>
     </w:pPr>
     <w:rPr>
-      <w:rFonts w:ascii="Times New Roman" w:asciiTheme="majorHAnsi" w:cstheme="majorBidi" w:eastAsia="黑体" w:eastAsiaTheme="majorEastAsia" w:hAnsi="Times New Roman" w:hAnsiTheme="majorHAnsi"/>
+      <w:rFonts w:ascii="Times New Roman" w:asciiTheme="majorHAnsi" w:cstheme="majorBidi" w:eastAsia="黑体" w:hAnsi="Times New Roman" w:hAnsiTheme="majorHAnsi"/>
       <w:b/>
       <w:bCs/>
       <w:color w:val="2E4E7E"/>
@@ -3355,7 +3649,7 @@
       <w:outlineLvl w:val="3"/>
     </w:pPr>
     <w:rPr>
-      <w:rFonts w:ascii="Times New Roman" w:asciiTheme="majorHAnsi" w:cstheme="majorBidi" w:eastAsia="黑体" w:eastAsiaTheme="majorEastAsia" w:hAnsi="Times New Roman" w:hAnsiTheme="majorHAnsi"/>
+      <w:rFonts w:ascii="Times New Roman" w:asciiTheme="majorHAnsi" w:cstheme="majorBidi" w:eastAsia="黑体" w:hAnsi="Times New Roman" w:hAnsiTheme="majorHAnsi"/>
       <w:b/>
       <w:bCs/>
       <w:i/>
@@ -3381,7 +3675,7 @@
       <w:outlineLvl w:val="4"/>
     </w:pPr>
     <w:rPr>
-      <w:rFonts w:ascii="Times New Roman" w:asciiTheme="majorHAnsi" w:cstheme="majorBidi" w:eastAsia="黑体" w:eastAsiaTheme="majorEastAsia" w:hAnsi="Times New Roman" w:hAnsiTheme="majorHAnsi"/>
+      <w:rFonts w:ascii="Times New Roman" w:asciiTheme="majorHAnsi" w:cstheme="majorBidi" w:eastAsia="黑体" w:hAnsi="Times New Roman" w:hAnsiTheme="majorHAnsi"/>
       <w:b/>
       <w:color w:val="333333"/>
       <w:sz w:val="22"/>
@@ -3404,7 +3698,7 @@
       <w:outlineLvl w:val="5"/>
     </w:pPr>
     <w:rPr>
-      <w:rFonts w:asciiTheme="majorHAnsi" w:cstheme="majorBidi" w:eastAsiaTheme="majorEastAsia" w:hAnsiTheme="majorHAnsi"/>
+      <w:rFonts w:asciiTheme="majorHAnsi" w:cstheme="majorBidi" w:hAnsiTheme="majorHAnsi" w:eastAsia="黑体"/>
       <w:i/>
       <w:iCs/>
       <w:color w:themeColor="accent1" w:themeShade="7F" w:val="243F60"/>
@@ -3427,7 +3721,7 @@
       <w:outlineLvl w:val="6"/>
     </w:pPr>
     <w:rPr>
-      <w:rFonts w:asciiTheme="majorHAnsi" w:cstheme="majorBidi" w:eastAsiaTheme="majorEastAsia" w:hAnsiTheme="majorHAnsi"/>
+      <w:rFonts w:asciiTheme="majorHAnsi" w:cstheme="majorBidi" w:hAnsiTheme="majorHAnsi" w:eastAsia="黑体"/>
       <w:i/>
       <w:iCs/>
       <w:color w:themeColor="text1" w:themeTint="BF" w:val="404040"/>
@@ -3450,7 +3744,7 @@
       <w:outlineLvl w:val="7"/>
     </w:pPr>
     <w:rPr>
-      <w:rFonts w:asciiTheme="majorHAnsi" w:cstheme="majorBidi" w:eastAsiaTheme="majorEastAsia" w:hAnsiTheme="majorHAnsi"/>
+      <w:rFonts w:asciiTheme="majorHAnsi" w:cstheme="majorBidi" w:hAnsiTheme="majorHAnsi" w:eastAsia="黑体"/>
       <w:color w:themeColor="accent1" w:val="4F81BD"/>
       <w:sz w:val="20"/>
       <w:szCs w:val="20"/>
@@ -3473,7 +3767,7 @@
       <w:outlineLvl w:val="8"/>
     </w:pPr>
     <w:rPr>
-      <w:rFonts w:asciiTheme="majorHAnsi" w:cstheme="majorBidi" w:eastAsiaTheme="majorEastAsia" w:hAnsiTheme="majorHAnsi"/>
+      <w:rFonts w:asciiTheme="majorHAnsi" w:cstheme="majorBidi" w:hAnsiTheme="majorHAnsi" w:eastAsia="黑体"/>
       <w:i/>
       <w:iCs/>
       <w:color w:themeColor="text1" w:themeTint="BF" w:val="404040"/>
@@ -3524,7 +3818,7 @@
     <w:uiPriority w:val="9"/>
     <w:rsid w:val="00FC693F"/>
     <w:rPr>
-      <w:rFonts w:asciiTheme="majorHAnsi" w:cstheme="majorBidi" w:eastAsiaTheme="majorEastAsia" w:hAnsiTheme="majorHAnsi"/>
+      <w:rFonts w:asciiTheme="majorHAnsi" w:cstheme="majorBidi" w:hAnsiTheme="majorHAnsi" w:eastAsia="黑体"/>
       <w:b/>
       <w:bCs/>
       <w:color w:themeColor="accent1" w:themeShade="BF" w:val="365F91"/>
@@ -3539,7 +3833,7 @@
     <w:uiPriority w:val="9"/>
     <w:rsid w:val="00FC693F"/>
     <w:rPr>
-      <w:rFonts w:asciiTheme="majorHAnsi" w:cstheme="majorBidi" w:eastAsiaTheme="majorEastAsia" w:hAnsiTheme="majorHAnsi"/>
+      <w:rFonts w:asciiTheme="majorHAnsi" w:cstheme="majorBidi" w:hAnsiTheme="majorHAnsi" w:eastAsia="黑体"/>
       <w:b/>
       <w:bCs/>
       <w:color w:themeColor="accent1" w:val="4F81BD"/>
@@ -3554,7 +3848,7 @@
     <w:uiPriority w:val="9"/>
     <w:rsid w:val="00FC693F"/>
     <w:rPr>
-      <w:rFonts w:asciiTheme="majorHAnsi" w:cstheme="majorBidi" w:eastAsiaTheme="majorEastAsia" w:hAnsiTheme="majorHAnsi"/>
+      <w:rFonts w:asciiTheme="majorHAnsi" w:cstheme="majorBidi" w:hAnsiTheme="majorHAnsi" w:eastAsia="黑体"/>
       <w:b/>
       <w:bCs/>
       <w:color w:themeColor="accent1" w:val="4F81BD"/>
@@ -3577,7 +3871,7 @@
       <w:contextualSpacing/>
     </w:pPr>
     <w:rPr>
-      <w:rFonts w:ascii="Times New Roman" w:asciiTheme="majorHAnsi" w:cstheme="majorBidi" w:eastAsia="黑体" w:eastAsiaTheme="majorEastAsia" w:hAnsi="Times New Roman" w:hAnsiTheme="majorHAnsi"/>
+      <w:rFonts w:ascii="Times New Roman" w:asciiTheme="majorHAnsi" w:cstheme="majorBidi" w:eastAsia="黑体" w:hAnsi="Times New Roman" w:hAnsiTheme="majorHAnsi"/>
       <w:b/>
       <w:color w:val="1F3864"/>
       <w:spacing w:val="5"/>
@@ -3593,7 +3887,7 @@
     <w:uiPriority w:val="10"/>
     <w:rsid w:val="00FC693F"/>
     <w:rPr>
-      <w:rFonts w:asciiTheme="majorHAnsi" w:cstheme="majorBidi" w:eastAsiaTheme="majorEastAsia" w:hAnsiTheme="majorHAnsi"/>
+      <w:rFonts w:asciiTheme="majorHAnsi" w:cstheme="majorBidi" w:hAnsiTheme="majorHAnsi" w:eastAsia="黑体"/>
       <w:color w:themeColor="text2" w:themeShade="BF" w:val="17365D"/>
       <w:spacing w:val="5"/>
       <w:kern w:val="28"/>
@@ -3615,7 +3909,7 @@
       </w:numPr>
     </w:pPr>
     <w:rPr>
-      <w:rFonts w:asciiTheme="majorHAnsi" w:cstheme="majorBidi" w:eastAsiaTheme="majorEastAsia" w:hAnsiTheme="majorHAnsi"/>
+      <w:rFonts w:asciiTheme="majorHAnsi" w:cstheme="majorBidi" w:hAnsiTheme="majorHAnsi" w:eastAsia="黑体"/>
       <w:i/>
       <w:iCs/>
       <w:color w:themeColor="accent1" w:val="4F81BD"/>
@@ -3631,7 +3925,7 @@
     <w:uiPriority w:val="11"/>
     <w:rsid w:val="00FC693F"/>
     <w:rPr>
-      <w:rFonts w:asciiTheme="majorHAnsi" w:cstheme="majorBidi" w:eastAsiaTheme="majorEastAsia" w:hAnsiTheme="majorHAnsi"/>
+      <w:rFonts w:asciiTheme="majorHAnsi" w:cstheme="majorBidi" w:hAnsiTheme="majorHAnsi" w:eastAsia="黑体"/>
       <w:i/>
       <w:iCs/>
       <w:color w:themeColor="accent1" w:val="4F81BD"/>
@@ -3698,6 +3992,7 @@
       <w:spacing w:after="120"/>
     </w:pPr>
     <w:rPr>
+      <w:rFonts w:eastAsia="黑体"/>
       <w:sz w:val="16"/>
       <w:szCs w:val="16"/>
     </w:rPr>
@@ -3709,6 +4004,7 @@
     <w:uiPriority w:val="99"/>
     <w:rsid w:val="00AA1D8D"/>
     <w:rPr>
+      <w:rFonts w:eastAsia="黑体"/>
       <w:sz w:val="16"/>
       <w:szCs w:val="16"/>
     </w:rPr>
@@ -3878,7 +4174,7 @@
       </w:tabs>
     </w:pPr>
     <w:rPr>
-      <w:rFonts w:ascii="Courier" w:hAnsi="Courier"/>
+      <w:rFonts w:ascii="Courier" w:hAnsi="Courier" w:eastAsia="黑体"/>
       <w:sz w:val="20"/>
       <w:szCs w:val="20"/>
     </w:rPr>
@@ -3890,7 +4186,7 @@
     <w:uiPriority w:val="99"/>
     <w:rsid w:val="0029639D"/>
     <w:rPr>
-      <w:rFonts w:ascii="Courier" w:hAnsi="Courier"/>
+      <w:rFonts w:ascii="Courier" w:hAnsi="Courier" w:eastAsia="黑体"/>
       <w:sz w:val="20"/>
       <w:szCs w:val="20"/>
     </w:rPr>
@@ -3926,6 +4222,7 @@
     <w:uiPriority w:val="29"/>
     <w:rsid w:val="00FC693F"/>
     <w:rPr>
+      <w:rFonts w:eastAsia="黑体"/>
       <w:i/>
       <w:iCs/>
       <w:color w:themeColor="text1" w:val="000000"/>
@@ -3939,7 +4236,7 @@
     <w:semiHidden/>
     <w:rsid w:val="00FC693F"/>
     <w:rPr>
-      <w:rFonts w:asciiTheme="majorHAnsi" w:cstheme="majorBidi" w:eastAsiaTheme="majorEastAsia" w:hAnsiTheme="majorHAnsi"/>
+      <w:rFonts w:asciiTheme="majorHAnsi" w:cstheme="majorBidi" w:hAnsiTheme="majorHAnsi" w:eastAsia="黑体"/>
       <w:b/>
       <w:bCs/>
       <w:i/>
@@ -3955,7 +4252,7 @@
     <w:semiHidden/>
     <w:rsid w:val="00FC693F"/>
     <w:rPr>
-      <w:rFonts w:asciiTheme="majorHAnsi" w:cstheme="majorBidi" w:eastAsiaTheme="majorEastAsia" w:hAnsiTheme="majorHAnsi"/>
+      <w:rFonts w:asciiTheme="majorHAnsi" w:cstheme="majorBidi" w:hAnsiTheme="majorHAnsi" w:eastAsia="黑体"/>
       <w:color w:themeColor="accent1" w:themeShade="7F" w:val="243F60"/>
     </w:rPr>
   </w:style>
@@ -3967,7 +4264,7 @@
     <w:semiHidden/>
     <w:rsid w:val="00FC693F"/>
     <w:rPr>
-      <w:rFonts w:asciiTheme="majorHAnsi" w:cstheme="majorBidi" w:eastAsiaTheme="majorEastAsia" w:hAnsiTheme="majorHAnsi"/>
+      <w:rFonts w:asciiTheme="majorHAnsi" w:cstheme="majorBidi" w:hAnsiTheme="majorHAnsi" w:eastAsia="黑体"/>
       <w:i/>
       <w:iCs/>
       <w:color w:themeColor="accent1" w:themeShade="7F" w:val="243F60"/>
@@ -3981,7 +4278,7 @@
     <w:semiHidden/>
     <w:rsid w:val="00FC693F"/>
     <w:rPr>
-      <w:rFonts w:asciiTheme="majorHAnsi" w:cstheme="majorBidi" w:eastAsiaTheme="majorEastAsia" w:hAnsiTheme="majorHAnsi"/>
+      <w:rFonts w:asciiTheme="majorHAnsi" w:cstheme="majorBidi" w:hAnsiTheme="majorHAnsi" w:eastAsia="黑体"/>
       <w:i/>
       <w:iCs/>
       <w:color w:themeColor="text1" w:themeTint="BF" w:val="404040"/>
@@ -3995,7 +4292,7 @@
     <w:semiHidden/>
     <w:rsid w:val="00FC693F"/>
     <w:rPr>
-      <w:rFonts w:asciiTheme="majorHAnsi" w:cstheme="majorBidi" w:eastAsiaTheme="majorEastAsia" w:hAnsiTheme="majorHAnsi"/>
+      <w:rFonts w:asciiTheme="majorHAnsi" w:cstheme="majorBidi" w:hAnsiTheme="majorHAnsi" w:eastAsia="黑体"/>
       <w:color w:themeColor="accent1" w:val="4F81BD"/>
       <w:sz w:val="20"/>
       <w:szCs w:val="20"/>
@@ -4009,7 +4306,7 @@
     <w:semiHidden/>
     <w:rsid w:val="00FC693F"/>
     <w:rPr>
-      <w:rFonts w:asciiTheme="majorHAnsi" w:cstheme="majorBidi" w:eastAsiaTheme="majorEastAsia" w:hAnsiTheme="majorHAnsi"/>
+      <w:rFonts w:asciiTheme="majorHAnsi" w:cstheme="majorBidi" w:hAnsiTheme="majorHAnsi" w:eastAsia="黑体"/>
       <w:i/>
       <w:iCs/>
       <w:color w:themeColor="text1" w:themeTint="BF" w:val="404040"/>
@@ -4030,6 +4327,7 @@
       <w:spacing w:line="240" w:lineRule="auto"/>
     </w:pPr>
     <w:rPr>
+      <w:rFonts w:eastAsia="黑体"/>
       <w:b/>
       <w:bCs/>
       <w:color w:themeColor="accent1" w:val="4F81BD"/>
@@ -4044,6 +4342,7 @@
     <w:qFormat/>
     <w:rsid w:val="00FC693F"/>
     <w:rPr>
+      <w:rFonts w:eastAsia="黑体"/>
       <w:b/>
       <w:bCs/>
     </w:rPr>
@@ -4055,6 +4354,7 @@
     <w:qFormat/>
     <w:rsid w:val="00FC693F"/>
     <w:rPr>
+      <w:rFonts w:eastAsia="黑体"/>
       <w:i/>
       <w:iCs/>
     </w:rPr>
@@ -4075,6 +4375,7 @@
       <w:ind w:left="936" w:right="936"/>
     </w:pPr>
     <w:rPr>
+      <w:rFonts w:eastAsia="黑体"/>
       <w:b/>
       <w:bCs/>
       <w:i/>
@@ -4089,6 +4390,7 @@
     <w:uiPriority w:val="30"/>
     <w:rsid w:val="00FC693F"/>
     <w:rPr>
+      <w:rFonts w:eastAsia="黑体"/>
       <w:b/>
       <w:bCs/>
       <w:i/>
@@ -4103,6 +4405,7 @@
     <w:qFormat/>
     <w:rsid w:val="00FC693F"/>
     <w:rPr>
+      <w:rFonts w:eastAsia="黑体"/>
       <w:i/>
       <w:iCs/>
       <w:color w:themeColor="text1" w:themeTint="7F" w:val="808080"/>
@@ -4115,6 +4418,7 @@
     <w:qFormat/>
     <w:rsid w:val="00FC693F"/>
     <w:rPr>
+      <w:rFonts w:eastAsia="黑体"/>
       <w:b/>
       <w:bCs/>
       <w:i/>
@@ -4129,6 +4433,7 @@
     <w:qFormat/>
     <w:rsid w:val="00FC693F"/>
     <w:rPr>
+      <w:rFonts w:eastAsia="黑体"/>
       <w:smallCaps/>
       <w:color w:themeColor="accent2" w:val="C0504D"/>
       <w:u w:val="single"/>
@@ -4141,6 +4446,7 @@
     <w:qFormat/>
     <w:rsid w:val="00FC693F"/>
     <w:rPr>
+      <w:rFonts w:eastAsia="黑体"/>
       <w:b/>
       <w:bCs/>
       <w:smallCaps/>
@@ -4156,6 +4462,7 @@
     <w:qFormat/>
     <w:rsid w:val="00FC693F"/>
     <w:rPr>
+      <w:rFonts w:eastAsia="黑体"/>
       <w:b/>
       <w:bCs/>
       <w:smallCaps/>
@@ -4210,6 +4517,7 @@
       <w:spacing w:after="0" w:line="240" w:lineRule="auto"/>
     </w:pPr>
     <w:rPr>
+      <w:rFonts w:eastAsia="黑体"/>
       <w:color w:themeColor="text1" w:themeShade="BF" w:val="000000"/>
     </w:rPr>
     <w:tblPr>
@@ -4232,6 +4540,7 @@
         <w:spacing w:after="0" w:before="0" w:line="240" w:lineRule="auto"/>
       </w:pPr>
       <w:rPr>
+        <w:rFonts w:eastAsia="黑体"/>
         <w:b/>
         <w:bCs/>
       </w:rPr>
@@ -4252,6 +4561,7 @@
         <w:spacing w:after="0" w:before="0" w:line="240" w:lineRule="auto"/>
       </w:pPr>
       <w:rPr>
+        <w:rFonts w:eastAsia="黑体"/>
         <w:b/>
         <w:bCs/>
       </w:rPr>
@@ -4269,12 +4579,14 @@
     </w:tblStylePr>
     <w:tblStylePr w:type="firstCol">
       <w:rPr>
+        <w:rFonts w:eastAsia="黑体"/>
         <w:b/>
         <w:bCs/>
       </w:rPr>
     </w:tblStylePr>
     <w:tblStylePr w:type="lastCol">
       <w:rPr>
+        <w:rFonts w:eastAsia="黑体"/>
         <w:b/>
         <w:bCs/>
       </w:rPr>
@@ -4313,6 +4625,7 @@
       <w:spacing w:after="0" w:line="240" w:lineRule="auto"/>
     </w:pPr>
     <w:rPr>
+      <w:rFonts w:eastAsia="黑体"/>
       <w:color w:themeColor="accent1" w:themeShade="BF" w:val="365F91"/>
     </w:rPr>
     <w:tblPr>
@@ -4335,6 +4648,7 @@
         <w:spacing w:after="0" w:before="0" w:line="240" w:lineRule="auto"/>
       </w:pPr>
       <w:rPr>
+        <w:rFonts w:eastAsia="黑体"/>
         <w:b/>
         <w:bCs/>
       </w:rPr>
@@ -4355,6 +4669,7 @@
         <w:spacing w:after="0" w:before="0" w:line="240" w:lineRule="auto"/>
       </w:pPr>
       <w:rPr>
+        <w:rFonts w:eastAsia="黑体"/>
         <w:b/>
         <w:bCs/>
       </w:rPr>
@@ -4372,12 +4687,14 @@
     </w:tblStylePr>
     <w:tblStylePr w:type="firstCol">
       <w:rPr>
+        <w:rFonts w:eastAsia="黑体"/>
         <w:b/>
         <w:bCs/>
       </w:rPr>
     </w:tblStylePr>
     <w:tblStylePr w:type="lastCol">
       <w:rPr>
+        <w:rFonts w:eastAsia="黑体"/>
         <w:b/>
         <w:bCs/>
       </w:rPr>
@@ -4416,6 +4733,7 @@
       <w:spacing w:after="0" w:line="240" w:lineRule="auto"/>
     </w:pPr>
     <w:rPr>
+      <w:rFonts w:eastAsia="黑体"/>
       <w:color w:themeColor="accent2" w:themeShade="BF" w:val="943634"/>
     </w:rPr>
     <w:tblPr>
@@ -4438,6 +4756,7 @@
         <w:spacing w:after="0" w:before="0" w:line="240" w:lineRule="auto"/>
       </w:pPr>
       <w:rPr>
+        <w:rFonts w:eastAsia="黑体"/>
         <w:b/>
         <w:bCs/>
       </w:rPr>
@@ -4458,6 +4777,7 @@
         <w:spacing w:after="0" w:before="0" w:line="240" w:lineRule="auto"/>
       </w:pPr>
       <w:rPr>
+        <w:rFonts w:eastAsia="黑体"/>
         <w:b/>
         <w:bCs/>
       </w:rPr>
@@ -4475,12 +4795,14 @@
     </w:tblStylePr>
     <w:tblStylePr w:type="firstCol">
       <w:rPr>
+        <w:rFonts w:eastAsia="黑体"/>
         <w:b/>
         <w:bCs/>
       </w:rPr>
     </w:tblStylePr>
     <w:tblStylePr w:type="lastCol">
       <w:rPr>
+        <w:rFonts w:eastAsia="黑体"/>
         <w:b/>
         <w:bCs/>
       </w:rPr>
@@ -4519,6 +4841,7 @@
       <w:spacing w:after="0" w:line="240" w:lineRule="auto"/>
     </w:pPr>
     <w:rPr>
+      <w:rFonts w:eastAsia="黑体"/>
       <w:color w:themeColor="accent3" w:themeShade="BF" w:val="76923C"/>
     </w:rPr>
     <w:tblPr>
@@ -4541,6 +4864,7 @@
         <w:spacing w:after="0" w:before="0" w:line="240" w:lineRule="auto"/>
       </w:pPr>
       <w:rPr>
+        <w:rFonts w:eastAsia="黑体"/>
         <w:b/>
         <w:bCs/>
       </w:rPr>
@@ -4561,6 +4885,7 @@
         <w:spacing w:after="0" w:before="0" w:line="240" w:lineRule="auto"/>
       </w:pPr>
       <w:rPr>
+        <w:rFonts w:eastAsia="黑体"/>
         <w:b/>
         <w:bCs/>
       </w:rPr>
@@ -4578,12 +4903,14 @@
     </w:tblStylePr>
     <w:tblStylePr w:type="firstCol">
       <w:rPr>
+        <w:rFonts w:eastAsia="黑体"/>
         <w:b/>
         <w:bCs/>
       </w:rPr>
     </w:tblStylePr>
     <w:tblStylePr w:type="lastCol">
       <w:rPr>
+        <w:rFonts w:eastAsia="黑体"/>
         <w:b/>
         <w:bCs/>
       </w:rPr>
@@ -4622,6 +4949,7 @@
       <w:spacing w:after="0" w:line="240" w:lineRule="auto"/>
     </w:pPr>
     <w:rPr>
+      <w:rFonts w:eastAsia="黑体"/>
       <w:color w:themeColor="accent4" w:themeShade="BF" w:val="5F497A"/>
     </w:rPr>
     <w:tblPr>
@@ -4644,6 +4972,7 @@
         <w:spacing w:after="0" w:before="0" w:line="240" w:lineRule="auto"/>
       </w:pPr>
       <w:rPr>
+        <w:rFonts w:eastAsia="黑体"/>
         <w:b/>
         <w:bCs/>
       </w:rPr>
@@ -4664,6 +4993,7 @@
         <w:spacing w:after="0" w:before="0" w:line="240" w:lineRule="auto"/>
       </w:pPr>
       <w:rPr>
+        <w:rFonts w:eastAsia="黑体"/>
         <w:b/>
         <w:bCs/>
       </w:rPr>
@@ -4681,12 +5011,14 @@
     </w:tblStylePr>
     <w:tblStylePr w:type="firstCol">
       <w:rPr>
+        <w:rFonts w:eastAsia="黑体"/>
         <w:b/>
         <w:bCs/>
       </w:rPr>
     </w:tblStylePr>
     <w:tblStylePr w:type="lastCol">
       <w:rPr>
+        <w:rFonts w:eastAsia="黑体"/>
         <w:b/>
         <w:bCs/>
       </w:rPr>
@@ -4725,6 +5057,7 @@
       <w:spacing w:after="0" w:line="240" w:lineRule="auto"/>
     </w:pPr>
     <w:rPr>
+      <w:rFonts w:eastAsia="黑体"/>
       <w:color w:themeColor="accent5" w:themeShade="BF" w:val="31849B"/>
     </w:rPr>
     <w:tblPr>
@@ -4747,6 +5080,7 @@
         <w:spacing w:after="0" w:before="0" w:line="240" w:lineRule="auto"/>
       </w:pPr>
       <w:rPr>
+        <w:rFonts w:eastAsia="黑体"/>
         <w:b/>
         <w:bCs/>
       </w:rPr>
@@ -4767,6 +5101,7 @@
         <w:spacing w:after="0" w:before="0" w:line="240" w:lineRule="auto"/>
       </w:pPr>
       <w:rPr>
+        <w:rFonts w:eastAsia="黑体"/>
         <w:b/>
         <w:bCs/>
       </w:rPr>
@@ -4784,12 +5119,14 @@
     </w:tblStylePr>
     <w:tblStylePr w:type="firstCol">
       <w:rPr>
+        <w:rFonts w:eastAsia="黑体"/>
         <w:b/>
         <w:bCs/>
       </w:rPr>
     </w:tblStylePr>
     <w:tblStylePr w:type="lastCol">
       <w:rPr>
+        <w:rFonts w:eastAsia="黑体"/>
         <w:b/>
         <w:bCs/>
       </w:rPr>
@@ -4828,6 +5165,7 @@
       <w:spacing w:after="0" w:line="240" w:lineRule="auto"/>
     </w:pPr>
     <w:rPr>
+      <w:rFonts w:eastAsia="黑体"/>
       <w:color w:themeColor="accent6" w:themeShade="BF" w:val="E36C0A"/>
     </w:rPr>
     <w:tblPr>
@@ -4850,6 +5188,7 @@
         <w:spacing w:after="0" w:before="0" w:line="240" w:lineRule="auto"/>
       </w:pPr>
       <w:rPr>
+        <w:rFonts w:eastAsia="黑体"/>
         <w:b/>
         <w:bCs/>
       </w:rPr>
@@ -4870,6 +5209,7 @@
         <w:spacing w:after="0" w:before="0" w:line="240" w:lineRule="auto"/>
       </w:pPr>
       <w:rPr>
+        <w:rFonts w:eastAsia="黑体"/>
         <w:b/>
         <w:bCs/>
       </w:rPr>
@@ -4887,12 +5227,14 @@
     </w:tblStylePr>
     <w:tblStylePr w:type="firstCol">
       <w:rPr>
+        <w:rFonts w:eastAsia="黑体"/>
         <w:b/>
         <w:bCs/>
       </w:rPr>
     </w:tblStylePr>
     <w:tblStylePr w:type="lastCol">
       <w:rPr>
+        <w:rFonts w:eastAsia="黑体"/>
         <w:b/>
         <w:bCs/>
       </w:rPr>
@@ -4952,6 +5294,7 @@
         <w:spacing w:after="0" w:before="0" w:line="240" w:lineRule="auto"/>
       </w:pPr>
       <w:rPr>
+        <w:rFonts w:eastAsia="黑体"/>
         <w:b/>
         <w:bCs/>
         <w:color w:themeColor="background1" w:val="FFFFFF"/>
@@ -4966,6 +5309,7 @@
         <w:spacing w:after="0" w:before="0" w:line="240" w:lineRule="auto"/>
       </w:pPr>
       <w:rPr>
+        <w:rFonts w:eastAsia="黑体"/>
         <w:b/>
         <w:bCs/>
       </w:rPr>
@@ -4981,12 +5325,14 @@
     </w:tblStylePr>
     <w:tblStylePr w:type="firstCol">
       <w:rPr>
+        <w:rFonts w:eastAsia="黑体"/>
         <w:b/>
         <w:bCs/>
       </w:rPr>
     </w:tblStylePr>
     <w:tblStylePr w:type="lastCol">
       <w:rPr>
+        <w:rFonts w:eastAsia="黑体"/>
         <w:b/>
         <w:bCs/>
       </w:rPr>
@@ -5044,6 +5390,7 @@
         <w:spacing w:after="0" w:before="0" w:line="240" w:lineRule="auto"/>
       </w:pPr>
       <w:rPr>
+        <w:rFonts w:eastAsia="黑体"/>
         <w:b/>
         <w:bCs/>
         <w:color w:themeColor="background1" w:val="FFFFFF"/>
@@ -5058,6 +5405,7 @@
         <w:spacing w:after="0" w:before="0" w:line="240" w:lineRule="auto"/>
       </w:pPr>
       <w:rPr>
+        <w:rFonts w:eastAsia="黑体"/>
         <w:b/>
         <w:bCs/>
       </w:rPr>
@@ -5073,12 +5421,14 @@
     </w:tblStylePr>
     <w:tblStylePr w:type="firstCol">
       <w:rPr>
+        <w:rFonts w:eastAsia="黑体"/>
         <w:b/>
         <w:bCs/>
       </w:rPr>
     </w:tblStylePr>
     <w:tblStylePr w:type="lastCol">
       <w:rPr>
+        <w:rFonts w:eastAsia="黑体"/>
         <w:b/>
         <w:bCs/>
       </w:rPr>
@@ -5136,6 +5486,7 @@
         <w:spacing w:after="0" w:before="0" w:line="240" w:lineRule="auto"/>
       </w:pPr>
       <w:rPr>
+        <w:rFonts w:eastAsia="黑体"/>
         <w:b/>
         <w:bCs/>
         <w:color w:themeColor="background1" w:val="FFFFFF"/>
@@ -5150,6 +5501,7 @@
         <w:spacing w:after="0" w:before="0" w:line="240" w:lineRule="auto"/>
       </w:pPr>
       <w:rPr>
+        <w:rFonts w:eastAsia="黑体"/>
         <w:b/>
         <w:bCs/>
       </w:rPr>
@@ -5165,12 +5517,14 @@
     </w:tblStylePr>
     <w:tblStylePr w:type="firstCol">
       <w:rPr>
+        <w:rFonts w:eastAsia="黑体"/>
         <w:b/>
         <w:bCs/>
       </w:rPr>
     </w:tblStylePr>
     <w:tblStylePr w:type="lastCol">
       <w:rPr>
+        <w:rFonts w:eastAsia="黑体"/>
         <w:b/>
         <w:bCs/>
       </w:rPr>
@@ -5228,6 +5582,7 @@
         <w:spacing w:after="0" w:before="0" w:line="240" w:lineRule="auto"/>
       </w:pPr>
       <w:rPr>
+        <w:rFonts w:eastAsia="黑体"/>
         <w:b/>
         <w:bCs/>
         <w:color w:themeColor="background1" w:val="FFFFFF"/>
@@ -5242,6 +5597,7 @@
         <w:spacing w:after="0" w:before="0" w:line="240" w:lineRule="auto"/>
       </w:pPr>
       <w:rPr>
+        <w:rFonts w:eastAsia="黑体"/>
         <w:b/>
         <w:bCs/>
       </w:rPr>
@@ -5257,12 +5613,14 @@
     </w:tblStylePr>
     <w:tblStylePr w:type="firstCol">
       <w:rPr>
+        <w:rFonts w:eastAsia="黑体"/>
         <w:b/>
         <w:bCs/>
       </w:rPr>
     </w:tblStylePr>
     <w:tblStylePr w:type="lastCol">
       <w:rPr>
+        <w:rFonts w:eastAsia="黑体"/>
         <w:b/>
         <w:bCs/>
       </w:rPr>
@@ -5320,6 +5678,7 @@
         <w:spacing w:after="0" w:before="0" w:line="240" w:lineRule="auto"/>
       </w:pPr>
       <w:rPr>
+        <w:rFonts w:eastAsia="黑体"/>
         <w:b/>
         <w:bCs/>
         <w:color w:themeColor="background1" w:val="FFFFFF"/>
@@ -5334,6 +5693,7 @@
         <w:spacing w:after="0" w:before="0" w:line="240" w:lineRule="auto"/>
       </w:pPr>
       <w:rPr>
+        <w:rFonts w:eastAsia="黑体"/>
         <w:b/>
         <w:bCs/>
       </w:rPr>
@@ -5349,12 +5709,14 @@
     </w:tblStylePr>
     <w:tblStylePr w:type="firstCol">
       <w:rPr>
+        <w:rFonts w:eastAsia="黑体"/>
         <w:b/>
         <w:bCs/>
       </w:rPr>
     </w:tblStylePr>
     <w:tblStylePr w:type="lastCol">
       <w:rPr>
+        <w:rFonts w:eastAsia="黑体"/>
         <w:b/>
         <w:bCs/>
       </w:rPr>
@@ -5412,6 +5774,7 @@
         <w:spacing w:after="0" w:before="0" w:line="240" w:lineRule="auto"/>
       </w:pPr>
       <w:rPr>
+        <w:rFonts w:eastAsia="黑体"/>
         <w:b/>
         <w:bCs/>
         <w:color w:themeColor="background1" w:val="FFFFFF"/>
@@ -5426,6 +5789,7 @@
         <w:spacing w:after="0" w:before="0" w:line="240" w:lineRule="auto"/>
       </w:pPr>
       <w:rPr>
+        <w:rFonts w:eastAsia="黑体"/>
         <w:b/>
         <w:bCs/>
       </w:rPr>
@@ -5441,12 +5805,14 @@
     </w:tblStylePr>
     <w:tblStylePr w:type="firstCol">
       <w:rPr>
+        <w:rFonts w:eastAsia="黑体"/>
         <w:b/>
         <w:bCs/>
       </w:rPr>
     </w:tblStylePr>
     <w:tblStylePr w:type="lastCol">
       <w:rPr>
+        <w:rFonts w:eastAsia="黑体"/>
         <w:b/>
         <w:bCs/>
       </w:rPr>
@@ -5504,6 +5870,7 @@
         <w:spacing w:after="0" w:before="0" w:line="240" w:lineRule="auto"/>
       </w:pPr>
       <w:rPr>
+        <w:rFonts w:eastAsia="黑体"/>
         <w:b/>
         <w:bCs/>
         <w:color w:themeColor="background1" w:val="FFFFFF"/>
@@ -5518,6 +5885,7 @@
         <w:spacing w:after="0" w:before="0" w:line="240" w:lineRule="auto"/>
       </w:pPr>
       <w:rPr>
+        <w:rFonts w:eastAsia="黑体"/>
         <w:b/>
         <w:bCs/>
       </w:rPr>
@@ -5533,12 +5901,14 @@
     </w:tblStylePr>
     <w:tblStylePr w:type="firstCol">
       <w:rPr>
+        <w:rFonts w:eastAsia="黑体"/>
         <w:b/>
         <w:bCs/>
       </w:rPr>
     </w:tblStylePr>
     <w:tblStylePr w:type="lastCol">
       <w:rPr>
+        <w:rFonts w:eastAsia="黑体"/>
         <w:b/>
         <w:bCs/>
       </w:rPr>
@@ -5598,7 +5968,7 @@
         <w:spacing w:after="0" w:before="0" w:line="240" w:lineRule="auto"/>
       </w:pPr>
       <w:rPr>
-        <w:rFonts w:asciiTheme="majorHAnsi" w:cstheme="majorBidi" w:eastAsiaTheme="majorEastAsia" w:hAnsiTheme="majorHAnsi"/>
+        <w:rFonts w:asciiTheme="majorHAnsi" w:cstheme="majorBidi" w:hAnsiTheme="majorHAnsi" w:eastAsia="黑体"/>
         <w:b/>
         <w:bCs/>
       </w:rPr>
@@ -5619,7 +5989,7 @@
         <w:spacing w:after="0" w:before="0" w:line="240" w:lineRule="auto"/>
       </w:pPr>
       <w:rPr>
-        <w:rFonts w:asciiTheme="majorHAnsi" w:cstheme="majorBidi" w:eastAsiaTheme="majorEastAsia" w:hAnsiTheme="majorHAnsi"/>
+        <w:rFonts w:asciiTheme="majorHAnsi" w:cstheme="majorBidi" w:hAnsiTheme="majorHAnsi" w:eastAsia="黑体"/>
         <w:b/>
         <w:bCs/>
       </w:rPr>
@@ -5637,14 +6007,14 @@
     </w:tblStylePr>
     <w:tblStylePr w:type="firstCol">
       <w:rPr>
-        <w:rFonts w:asciiTheme="majorHAnsi" w:cstheme="majorBidi" w:eastAsiaTheme="majorEastAsia" w:hAnsiTheme="majorHAnsi"/>
+        <w:rFonts w:asciiTheme="majorHAnsi" w:cstheme="majorBidi" w:hAnsiTheme="majorHAnsi" w:eastAsia="黑体"/>
         <w:b/>
         <w:bCs/>
       </w:rPr>
     </w:tblStylePr>
     <w:tblStylePr w:type="lastCol">
       <w:rPr>
-        <w:rFonts w:asciiTheme="majorHAnsi" w:cstheme="majorBidi" w:eastAsiaTheme="majorEastAsia" w:hAnsiTheme="majorHAnsi"/>
+        <w:rFonts w:asciiTheme="majorHAnsi" w:cstheme="majorBidi" w:hAnsiTheme="majorHAnsi" w:eastAsia="黑体"/>
         <w:b/>
         <w:bCs/>
       </w:rPr>
@@ -5728,7 +6098,7 @@
         <w:spacing w:after="0" w:before="0" w:line="240" w:lineRule="auto"/>
       </w:pPr>
       <w:rPr>
-        <w:rFonts w:asciiTheme="majorHAnsi" w:cstheme="majorBidi" w:eastAsiaTheme="majorEastAsia" w:hAnsiTheme="majorHAnsi"/>
+        <w:rFonts w:asciiTheme="majorHAnsi" w:cstheme="majorBidi" w:hAnsiTheme="majorHAnsi" w:eastAsia="黑体"/>
         <w:b/>
         <w:bCs/>
       </w:rPr>
@@ -5749,7 +6119,7 @@
         <w:spacing w:after="0" w:before="0" w:line="240" w:lineRule="auto"/>
       </w:pPr>
       <w:rPr>
-        <w:rFonts w:asciiTheme="majorHAnsi" w:cstheme="majorBidi" w:eastAsiaTheme="majorEastAsia" w:hAnsiTheme="majorHAnsi"/>
+        <w:rFonts w:asciiTheme="majorHAnsi" w:cstheme="majorBidi" w:hAnsiTheme="majorHAnsi" w:eastAsia="黑体"/>
         <w:b/>
         <w:bCs/>
       </w:rPr>
@@ -5767,14 +6137,14 @@
     </w:tblStylePr>
     <w:tblStylePr w:type="firstCol">
       <w:rPr>
-        <w:rFonts w:asciiTheme="majorHAnsi" w:cstheme="majorBidi" w:eastAsiaTheme="majorEastAsia" w:hAnsiTheme="majorHAnsi"/>
+        <w:rFonts w:asciiTheme="majorHAnsi" w:cstheme="majorBidi" w:hAnsiTheme="majorHAnsi" w:eastAsia="黑体"/>
         <w:b/>
         <w:bCs/>
       </w:rPr>
     </w:tblStylePr>
     <w:tblStylePr w:type="lastCol">
       <w:rPr>
-        <w:rFonts w:asciiTheme="majorHAnsi" w:cstheme="majorBidi" w:eastAsiaTheme="majorEastAsia" w:hAnsiTheme="majorHAnsi"/>
+        <w:rFonts w:asciiTheme="majorHAnsi" w:cstheme="majorBidi" w:hAnsiTheme="majorHAnsi" w:eastAsia="黑体"/>
         <w:b/>
         <w:bCs/>
       </w:rPr>
@@ -5858,7 +6228,7 @@
         <w:spacing w:after="0" w:before="0" w:line="240" w:lineRule="auto"/>
       </w:pPr>
       <w:rPr>
-        <w:rFonts w:asciiTheme="majorHAnsi" w:cstheme="majorBidi" w:eastAsiaTheme="majorEastAsia" w:hAnsiTheme="majorHAnsi"/>
+        <w:rFonts w:asciiTheme="majorHAnsi" w:cstheme="majorBidi" w:hAnsiTheme="majorHAnsi" w:eastAsia="黑体"/>
         <w:b/>
         <w:bCs/>
       </w:rPr>
@@ -5879,7 +6249,7 @@
         <w:spacing w:after="0" w:before="0" w:line="240" w:lineRule="auto"/>
       </w:pPr>
       <w:rPr>
-        <w:rFonts w:asciiTheme="majorHAnsi" w:cstheme="majorBidi" w:eastAsiaTheme="majorEastAsia" w:hAnsiTheme="majorHAnsi"/>
+        <w:rFonts w:asciiTheme="majorHAnsi" w:cstheme="majorBidi" w:hAnsiTheme="majorHAnsi" w:eastAsia="黑体"/>
         <w:b/>
         <w:bCs/>
       </w:rPr>
@@ -5897,14 +6267,14 @@
     </w:tblStylePr>
     <w:tblStylePr w:type="firstCol">
       <w:rPr>
-        <w:rFonts w:asciiTheme="majorHAnsi" w:cstheme="majorBidi" w:eastAsiaTheme="majorEastAsia" w:hAnsiTheme="majorHAnsi"/>
+        <w:rFonts w:asciiTheme="majorHAnsi" w:cstheme="majorBidi" w:hAnsiTheme="majorHAnsi" w:eastAsia="黑体"/>
         <w:b/>
         <w:bCs/>
       </w:rPr>
     </w:tblStylePr>
     <w:tblStylePr w:type="lastCol">
       <w:rPr>
-        <w:rFonts w:asciiTheme="majorHAnsi" w:cstheme="majorBidi" w:eastAsiaTheme="majorEastAsia" w:hAnsiTheme="majorHAnsi"/>
+        <w:rFonts w:asciiTheme="majorHAnsi" w:cstheme="majorBidi" w:hAnsiTheme="majorHAnsi" w:eastAsia="黑体"/>
         <w:b/>
         <w:bCs/>
       </w:rPr>
@@ -5988,7 +6358,7 @@
         <w:spacing w:after="0" w:before="0" w:line="240" w:lineRule="auto"/>
       </w:pPr>
       <w:rPr>
-        <w:rFonts w:asciiTheme="majorHAnsi" w:cstheme="majorBidi" w:eastAsiaTheme="majorEastAsia" w:hAnsiTheme="majorHAnsi"/>
+        <w:rFonts w:asciiTheme="majorHAnsi" w:cstheme="majorBidi" w:hAnsiTheme="majorHAnsi" w:eastAsia="黑体"/>
         <w:b/>
         <w:bCs/>
       </w:rPr>
@@ -6009,7 +6379,7 @@
         <w:spacing w:after="0" w:before="0" w:line="240" w:lineRule="auto"/>
       </w:pPr>
       <w:rPr>
-        <w:rFonts w:asciiTheme="majorHAnsi" w:cstheme="majorBidi" w:eastAsiaTheme="majorEastAsia" w:hAnsiTheme="majorHAnsi"/>
+        <w:rFonts w:asciiTheme="majorHAnsi" w:cstheme="majorBidi" w:hAnsiTheme="majorHAnsi" w:eastAsia="黑体"/>
         <w:b/>
         <w:bCs/>
       </w:rPr>
@@ -6027,14 +6397,14 @@
     </w:tblStylePr>
     <w:tblStylePr w:type="firstCol">
       <w:rPr>
-        <w:rFonts w:asciiTheme="majorHAnsi" w:cstheme="majorBidi" w:eastAsiaTheme="majorEastAsia" w:hAnsiTheme="majorHAnsi"/>
+        <w:rFonts w:asciiTheme="majorHAnsi" w:cstheme="majorBidi" w:hAnsiTheme="majorHAnsi" w:eastAsia="黑体"/>
         <w:b/>
         <w:bCs/>
       </w:rPr>
     </w:tblStylePr>
     <w:tblStylePr w:type="lastCol">
       <w:rPr>
-        <w:rFonts w:asciiTheme="majorHAnsi" w:cstheme="majorBidi" w:eastAsiaTheme="majorEastAsia" w:hAnsiTheme="majorHAnsi"/>
+        <w:rFonts w:asciiTheme="majorHAnsi" w:cstheme="majorBidi" w:hAnsiTheme="majorHAnsi" w:eastAsia="黑体"/>
         <w:b/>
         <w:bCs/>
       </w:rPr>
@@ -6118,7 +6488,7 @@
         <w:spacing w:after="0" w:before="0" w:line="240" w:lineRule="auto"/>
       </w:pPr>
       <w:rPr>
-        <w:rFonts w:asciiTheme="majorHAnsi" w:cstheme="majorBidi" w:eastAsiaTheme="majorEastAsia" w:hAnsiTheme="majorHAnsi"/>
+        <w:rFonts w:asciiTheme="majorHAnsi" w:cstheme="majorBidi" w:hAnsiTheme="majorHAnsi" w:eastAsia="黑体"/>
         <w:b/>
         <w:bCs/>
       </w:rPr>
@@ -6139,7 +6509,7 @@
         <w:spacing w:after="0" w:before="0" w:line="240" w:lineRule="auto"/>
       </w:pPr>
       <w:rPr>
-        <w:rFonts w:asciiTheme="majorHAnsi" w:cstheme="majorBidi" w:eastAsiaTheme="majorEastAsia" w:hAnsiTheme="majorHAnsi"/>
+        <w:rFonts w:asciiTheme="majorHAnsi" w:cstheme="majorBidi" w:hAnsiTheme="majorHAnsi" w:eastAsia="黑体"/>
         <w:b/>
         <w:bCs/>
       </w:rPr>
@@ -6157,14 +6527,14 @@
     </w:tblStylePr>
     <w:tblStylePr w:type="firstCol">
       <w:rPr>
-        <w:rFonts w:asciiTheme="majorHAnsi" w:cstheme="majorBidi" w:eastAsiaTheme="majorEastAsia" w:hAnsiTheme="majorHAnsi"/>
+        <w:rFonts w:asciiTheme="majorHAnsi" w:cstheme="majorBidi" w:hAnsiTheme="majorHAnsi" w:eastAsia="黑体"/>
         <w:b/>
         <w:bCs/>
       </w:rPr>
     </w:tblStylePr>
     <w:tblStylePr w:type="lastCol">
       <w:rPr>
-        <w:rFonts w:asciiTheme="majorHAnsi" w:cstheme="majorBidi" w:eastAsiaTheme="majorEastAsia" w:hAnsiTheme="majorHAnsi"/>
+        <w:rFonts w:asciiTheme="majorHAnsi" w:cstheme="majorBidi" w:hAnsiTheme="majorHAnsi" w:eastAsia="黑体"/>
         <w:b/>
         <w:bCs/>
       </w:rPr>
@@ -6248,7 +6618,7 @@
         <w:spacing w:after="0" w:before="0" w:line="240" w:lineRule="auto"/>
       </w:pPr>
       <w:rPr>
-        <w:rFonts w:asciiTheme="majorHAnsi" w:cstheme="majorBidi" w:eastAsiaTheme="majorEastAsia" w:hAnsiTheme="majorHAnsi"/>
+        <w:rFonts w:asciiTheme="majorHAnsi" w:cstheme="majorBidi" w:hAnsiTheme="majorHAnsi" w:eastAsia="黑体"/>
         <w:b/>
         <w:bCs/>
       </w:rPr>
@@ -6269,7 +6639,7 @@
         <w:spacing w:after="0" w:before="0" w:line="240" w:lineRule="auto"/>
       </w:pPr>
       <w:rPr>
-        <w:rFonts w:asciiTheme="majorHAnsi" w:cstheme="majorBidi" w:eastAsiaTheme="majorEastAsia" w:hAnsiTheme="majorHAnsi"/>
+        <w:rFonts w:asciiTheme="majorHAnsi" w:cstheme="majorBidi" w:hAnsiTheme="majorHAnsi" w:eastAsia="黑体"/>
         <w:b/>
         <w:bCs/>
       </w:rPr>
@@ -6287,14 +6657,14 @@
     </w:tblStylePr>
     <w:tblStylePr w:type="firstCol">
       <w:rPr>
-        <w:rFonts w:asciiTheme="majorHAnsi" w:cstheme="majorBidi" w:eastAsiaTheme="majorEastAsia" w:hAnsiTheme="majorHAnsi"/>
+        <w:rFonts w:asciiTheme="majorHAnsi" w:cstheme="majorBidi" w:hAnsiTheme="majorHAnsi" w:eastAsia="黑体"/>
         <w:b/>
         <w:bCs/>
       </w:rPr>
     </w:tblStylePr>
     <w:tblStylePr w:type="lastCol">
       <w:rPr>
-        <w:rFonts w:asciiTheme="majorHAnsi" w:cstheme="majorBidi" w:eastAsiaTheme="majorEastAsia" w:hAnsiTheme="majorHAnsi"/>
+        <w:rFonts w:asciiTheme="majorHAnsi" w:cstheme="majorBidi" w:hAnsiTheme="majorHAnsi" w:eastAsia="黑体"/>
         <w:b/>
         <w:bCs/>
       </w:rPr>
@@ -6378,7 +6748,7 @@
         <w:spacing w:after="0" w:before="0" w:line="240" w:lineRule="auto"/>
       </w:pPr>
       <w:rPr>
-        <w:rFonts w:asciiTheme="majorHAnsi" w:cstheme="majorBidi" w:eastAsiaTheme="majorEastAsia" w:hAnsiTheme="majorHAnsi"/>
+        <w:rFonts w:asciiTheme="majorHAnsi" w:cstheme="majorBidi" w:hAnsiTheme="majorHAnsi" w:eastAsia="黑体"/>
         <w:b/>
         <w:bCs/>
       </w:rPr>
@@ -6399,7 +6769,7 @@
         <w:spacing w:after="0" w:before="0" w:line="240" w:lineRule="auto"/>
       </w:pPr>
       <w:rPr>
-        <w:rFonts w:asciiTheme="majorHAnsi" w:cstheme="majorBidi" w:eastAsiaTheme="majorEastAsia" w:hAnsiTheme="majorHAnsi"/>
+        <w:rFonts w:asciiTheme="majorHAnsi" w:cstheme="majorBidi" w:hAnsiTheme="majorHAnsi" w:eastAsia="黑体"/>
         <w:b/>
         <w:bCs/>
       </w:rPr>
@@ -6417,14 +6787,14 @@
     </w:tblStylePr>
     <w:tblStylePr w:type="firstCol">
       <w:rPr>
-        <w:rFonts w:asciiTheme="majorHAnsi" w:cstheme="majorBidi" w:eastAsiaTheme="majorEastAsia" w:hAnsiTheme="majorHAnsi"/>
+        <w:rFonts w:asciiTheme="majorHAnsi" w:cstheme="majorBidi" w:hAnsiTheme="majorHAnsi" w:eastAsia="黑体"/>
         <w:b/>
         <w:bCs/>
       </w:rPr>
     </w:tblStylePr>
     <w:tblStylePr w:type="lastCol">
       <w:rPr>
-        <w:rFonts w:asciiTheme="majorHAnsi" w:cstheme="majorBidi" w:eastAsiaTheme="majorEastAsia" w:hAnsiTheme="majorHAnsi"/>
+        <w:rFonts w:asciiTheme="majorHAnsi" w:cstheme="majorBidi" w:hAnsiTheme="majorHAnsi" w:eastAsia="黑体"/>
         <w:b/>
         <w:bCs/>
       </w:rPr>
@@ -6507,6 +6877,7 @@
         <w:spacing w:after="0" w:before="0" w:line="240" w:lineRule="auto"/>
       </w:pPr>
       <w:rPr>
+        <w:rFonts w:eastAsia="黑体"/>
         <w:b/>
         <w:bCs/>
         <w:color w:themeColor="background1" w:val="FFFFFF"/>
@@ -6529,6 +6900,7 @@
         <w:spacing w:after="0" w:before="0" w:line="240" w:lineRule="auto"/>
       </w:pPr>
       <w:rPr>
+        <w:rFonts w:eastAsia="黑体"/>
         <w:b/>
         <w:bCs/>
       </w:rPr>
@@ -6546,12 +6918,14 @@
     </w:tblStylePr>
     <w:tblStylePr w:type="firstCol">
       <w:rPr>
+        <w:rFonts w:eastAsia="黑体"/>
         <w:b/>
         <w:bCs/>
       </w:rPr>
     </w:tblStylePr>
     <w:tblStylePr w:type="lastCol">
       <w:rPr>
+        <w:rFonts w:eastAsia="黑体"/>
         <w:b/>
         <w:bCs/>
       </w:rPr>
@@ -6613,6 +6987,7 @@
         <w:spacing w:after="0" w:before="0" w:line="240" w:lineRule="auto"/>
       </w:pPr>
       <w:rPr>
+        <w:rFonts w:eastAsia="黑体"/>
         <w:b/>
         <w:bCs/>
         <w:color w:themeColor="background1" w:val="FFFFFF"/>
@@ -6635,6 +7010,7 @@
         <w:spacing w:after="0" w:before="0" w:line="240" w:lineRule="auto"/>
       </w:pPr>
       <w:rPr>
+        <w:rFonts w:eastAsia="黑体"/>
         <w:b/>
         <w:bCs/>
       </w:rPr>
@@ -6652,12 +7028,14 @@
     </w:tblStylePr>
     <w:tblStylePr w:type="firstCol">
       <w:rPr>
+        <w:rFonts w:eastAsia="黑体"/>
         <w:b/>
         <w:bCs/>
       </w:rPr>
     </w:tblStylePr>
     <w:tblStylePr w:type="lastCol">
       <w:rPr>
+        <w:rFonts w:eastAsia="黑体"/>
         <w:b/>
         <w:bCs/>
       </w:rPr>
@@ -6719,6 +7097,7 @@
         <w:spacing w:after="0" w:before="0" w:line="240" w:lineRule="auto"/>
       </w:pPr>
       <w:rPr>
+        <w:rFonts w:eastAsia="黑体"/>
         <w:b/>
         <w:bCs/>
         <w:color w:themeColor="background1" w:val="FFFFFF"/>
@@ -6741,6 +7120,7 @@
         <w:spacing w:after="0" w:before="0" w:line="240" w:lineRule="auto"/>
       </w:pPr>
       <w:rPr>
+        <w:rFonts w:eastAsia="黑体"/>
         <w:b/>
         <w:bCs/>
       </w:rPr>
@@ -6758,12 +7138,14 @@
     </w:tblStylePr>
     <w:tblStylePr w:type="firstCol">
       <w:rPr>
+        <w:rFonts w:eastAsia="黑体"/>
         <w:b/>
         <w:bCs/>
       </w:rPr>
     </w:tblStylePr>
     <w:tblStylePr w:type="lastCol">
       <w:rPr>
+        <w:rFonts w:eastAsia="黑体"/>
         <w:b/>
         <w:bCs/>
       </w:rPr>
@@ -6825,6 +7207,7 @@
         <w:spacing w:after="0" w:before="0" w:line="240" w:lineRule="auto"/>
       </w:pPr>
       <w:rPr>
+        <w:rFonts w:eastAsia="黑体"/>
         <w:b/>
         <w:bCs/>
         <w:color w:themeColor="background1" w:val="FFFFFF"/>
@@ -6847,6 +7230,7 @@
         <w:spacing w:after="0" w:before="0" w:line="240" w:lineRule="auto"/>
       </w:pPr>
       <w:rPr>
+        <w:rFonts w:eastAsia="黑体"/>
         <w:b/>
         <w:bCs/>
       </w:rPr>
@@ -6864,12 +7248,14 @@
     </w:tblStylePr>
     <w:tblStylePr w:type="firstCol">
       <w:rPr>
+        <w:rFonts w:eastAsia="黑体"/>
         <w:b/>
         <w:bCs/>
       </w:rPr>
     </w:tblStylePr>
     <w:tblStylePr w:type="lastCol">
       <w:rPr>
+        <w:rFonts w:eastAsia="黑体"/>
         <w:b/>
         <w:bCs/>
       </w:rPr>
@@ -6931,6 +7317,7 @@
         <w:spacing w:after="0" w:before="0" w:line="240" w:lineRule="auto"/>
       </w:pPr>
       <w:rPr>
+        <w:rFonts w:eastAsia="黑体"/>
         <w:b/>
         <w:bCs/>
         <w:color w:themeColor="background1" w:val="FFFFFF"/>
@@ -6953,6 +7340,7 @@
         <w:spacing w:after="0" w:before="0" w:line="240" w:lineRule="auto"/>
       </w:pPr>
       <w:rPr>
+        <w:rFonts w:eastAsia="黑体"/>
         <w:b/>
         <w:bCs/>
       </w:rPr>
@@ -6970,12 +7358,14 @@
     </w:tblStylePr>
     <w:tblStylePr w:type="firstCol">
       <w:rPr>
+        <w:rFonts w:eastAsia="黑体"/>
         <w:b/>
         <w:bCs/>
       </w:rPr>
     </w:tblStylePr>
     <w:tblStylePr w:type="lastCol">
       <w:rPr>
+        <w:rFonts w:eastAsia="黑体"/>
         <w:b/>
         <w:bCs/>
       </w:rPr>
@@ -7037,6 +7427,7 @@
         <w:spacing w:after="0" w:before="0" w:line="240" w:lineRule="auto"/>
       </w:pPr>
       <w:rPr>
+        <w:rFonts w:eastAsia="黑体"/>
         <w:b/>
         <w:bCs/>
         <w:color w:themeColor="background1" w:val="FFFFFF"/>
@@ -7059,6 +7450,7 @@
         <w:spacing w:after="0" w:before="0" w:line="240" w:lineRule="auto"/>
       </w:pPr>
       <w:rPr>
+        <w:rFonts w:eastAsia="黑体"/>
         <w:b/>
         <w:bCs/>
       </w:rPr>
@@ -7076,12 +7468,14 @@
     </w:tblStylePr>
     <w:tblStylePr w:type="firstCol">
       <w:rPr>
+        <w:rFonts w:eastAsia="黑体"/>
         <w:b/>
         <w:bCs/>
       </w:rPr>
     </w:tblStylePr>
     <w:tblStylePr w:type="lastCol">
       <w:rPr>
+        <w:rFonts w:eastAsia="黑体"/>
         <w:b/>
         <w:bCs/>
       </w:rPr>
@@ -7143,6 +7537,7 @@
         <w:spacing w:after="0" w:before="0" w:line="240" w:lineRule="auto"/>
       </w:pPr>
       <w:rPr>
+        <w:rFonts w:eastAsia="黑体"/>
         <w:b/>
         <w:bCs/>
         <w:color w:themeColor="background1" w:val="FFFFFF"/>
@@ -7165,6 +7560,7 @@
         <w:spacing w:after="0" w:before="0" w:line="240" w:lineRule="auto"/>
       </w:pPr>
       <w:rPr>
+        <w:rFonts w:eastAsia="黑体"/>
         <w:b/>
         <w:bCs/>
       </w:rPr>
@@ -7182,12 +7578,14 @@
     </w:tblStylePr>
     <w:tblStylePr w:type="firstCol">
       <w:rPr>
+        <w:rFonts w:eastAsia="黑体"/>
         <w:b/>
         <w:bCs/>
       </w:rPr>
     </w:tblStylePr>
     <w:tblStylePr w:type="lastCol">
       <w:rPr>
+        <w:rFonts w:eastAsia="黑体"/>
         <w:b/>
         <w:bCs/>
       </w:rPr>
@@ -7246,6 +7644,7 @@
         <w:spacing w:after="0" w:before="0" w:line="240" w:lineRule="auto"/>
       </w:pPr>
       <w:rPr>
+        <w:rFonts w:eastAsia="黑体"/>
         <w:b/>
         <w:bCs/>
         <w:color w:themeColor="background1" w:val="FFFFFF"/>
@@ -7268,6 +7667,7 @@
         <w:spacing w:after="0" w:before="0" w:line="240" w:lineRule="auto"/>
       </w:pPr>
       <w:rPr>
+        <w:rFonts w:eastAsia="黑体"/>
         <w:color w:val="auto"/>
       </w:rPr>
       <w:tblPr/>
@@ -7285,6 +7685,7 @@
     </w:tblStylePr>
     <w:tblStylePr w:type="firstCol">
       <w:rPr>
+        <w:rFonts w:eastAsia="黑体"/>
         <w:b/>
         <w:bCs/>
         <w:color w:themeColor="background1" w:val="FFFFFF"/>
@@ -7304,6 +7705,7 @@
     </w:tblStylePr>
     <w:tblStylePr w:type="lastCol">
       <w:rPr>
+        <w:rFonts w:eastAsia="黑体"/>
         <w:b/>
         <w:bCs/>
         <w:color w:themeColor="background1" w:val="FFFFFF"/>
@@ -7352,6 +7754,7 @@
     </w:tblStylePr>
     <w:tblStylePr w:type="nwCell">
       <w:rPr>
+        <w:rFonts w:eastAsia="黑体"/>
         <w:color w:themeColor="background1" w:val="FFFFFF"/>
       </w:rPr>
       <w:tblPr/>
@@ -7395,6 +7798,7 @@
         <w:spacing w:after="0" w:before="0" w:line="240" w:lineRule="auto"/>
       </w:pPr>
       <w:rPr>
+        <w:rFonts w:eastAsia="黑体"/>
         <w:b/>
         <w:bCs/>
         <w:color w:themeColor="background1" w:val="FFFFFF"/>
@@ -7417,6 +7821,7 @@
         <w:spacing w:after="0" w:before="0" w:line="240" w:lineRule="auto"/>
       </w:pPr>
       <w:rPr>
+        <w:rFonts w:eastAsia="黑体"/>
         <w:color w:val="auto"/>
       </w:rPr>
       <w:tblPr/>
@@ -7434,6 +7839,7 @@
     </w:tblStylePr>
     <w:tblStylePr w:type="firstCol">
       <w:rPr>
+        <w:rFonts w:eastAsia="黑体"/>
         <w:b/>
         <w:bCs/>
         <w:color w:themeColor="background1" w:val="FFFFFF"/>
@@ -7453,6 +7859,7 @@
     </w:tblStylePr>
     <w:tblStylePr w:type="lastCol">
       <w:rPr>
+        <w:rFonts w:eastAsia="黑体"/>
         <w:b/>
         <w:bCs/>
         <w:color w:themeColor="background1" w:val="FFFFFF"/>
@@ -7501,6 +7908,7 @@
     </w:tblStylePr>
     <w:tblStylePr w:type="nwCell">
       <w:rPr>
+        <w:rFonts w:eastAsia="黑体"/>
         <w:color w:themeColor="background1" w:val="FFFFFF"/>
       </w:rPr>
       <w:tblPr/>
@@ -7544,6 +7952,7 @@
         <w:spacing w:after="0" w:before="0" w:line="240" w:lineRule="auto"/>
       </w:pPr>
       <w:rPr>
+        <w:rFonts w:eastAsia="黑体"/>
         <w:b/>
         <w:bCs/>
         <w:color w:themeColor="background1" w:val="FFFFFF"/>
@@ -7566,6 +7975,7 @@
         <w:spacing w:after="0" w:before="0" w:line="240" w:lineRule="auto"/>
       </w:pPr>
       <w:rPr>
+        <w:rFonts w:eastAsia="黑体"/>
         <w:color w:val="auto"/>
       </w:rPr>
       <w:tblPr/>
@@ -7583,6 +7993,7 @@
     </w:tblStylePr>
     <w:tblStylePr w:type="firstCol">
       <w:rPr>
+        <w:rFonts w:eastAsia="黑体"/>
         <w:b/>
         <w:bCs/>
         <w:color w:themeColor="background1" w:val="FFFFFF"/>
@@ -7602,6 +8013,7 @@
     </w:tblStylePr>
     <w:tblStylePr w:type="lastCol">
       <w:rPr>
+        <w:rFonts w:eastAsia="黑体"/>
         <w:b/>
         <w:bCs/>
         <w:color w:themeColor="background1" w:val="FFFFFF"/>
@@ -7650,6 +8062,7 @@
     </w:tblStylePr>
     <w:tblStylePr w:type="nwCell">
       <w:rPr>
+        <w:rFonts w:eastAsia="黑体"/>
         <w:color w:themeColor="background1" w:val="FFFFFF"/>
       </w:rPr>
       <w:tblPr/>
@@ -7693,6 +8106,7 @@
         <w:spacing w:after="0" w:before="0" w:line="240" w:lineRule="auto"/>
       </w:pPr>
       <w:rPr>
+        <w:rFonts w:eastAsia="黑体"/>
         <w:b/>
         <w:bCs/>
         <w:color w:themeColor="background1" w:val="FFFFFF"/>
@@ -7715,6 +8129,7 @@
         <w:spacing w:after="0" w:before="0" w:line="240" w:lineRule="auto"/>
       </w:pPr>
       <w:rPr>
+        <w:rFonts w:eastAsia="黑体"/>
         <w:color w:val="auto"/>
       </w:rPr>
       <w:tblPr/>
@@ -7732,6 +8147,7 @@
     </w:tblStylePr>
     <w:tblStylePr w:type="firstCol">
       <w:rPr>
+        <w:rFonts w:eastAsia="黑体"/>
         <w:b/>
         <w:bCs/>
         <w:color w:themeColor="background1" w:val="FFFFFF"/>
@@ -7751,6 +8167,7 @@
     </w:tblStylePr>
     <w:tblStylePr w:type="lastCol">
       <w:rPr>
+        <w:rFonts w:eastAsia="黑体"/>
         <w:b/>
         <w:bCs/>
         <w:color w:themeColor="background1" w:val="FFFFFF"/>
@@ -7799,6 +8216,7 @@
     </w:tblStylePr>
     <w:tblStylePr w:type="nwCell">
       <w:rPr>
+        <w:rFonts w:eastAsia="黑体"/>
         <w:color w:themeColor="background1" w:val="FFFFFF"/>
       </w:rPr>
       <w:tblPr/>
@@ -7842,6 +8260,7 @@
         <w:spacing w:after="0" w:before="0" w:line="240" w:lineRule="auto"/>
       </w:pPr>
       <w:rPr>
+        <w:rFonts w:eastAsia="黑体"/>
         <w:b/>
         <w:bCs/>
         <w:color w:themeColor="background1" w:val="FFFFFF"/>
@@ -7864,6 +8283,7 @@
         <w:spacing w:after="0" w:before="0" w:line="240" w:lineRule="auto"/>
       </w:pPr>
       <w:rPr>
+        <w:rFonts w:eastAsia="黑体"/>
         <w:color w:val="auto"/>
       </w:rPr>
       <w:tblPr/>
@@ -7881,6 +8301,7 @@
     </w:tblStylePr>
     <w:tblStylePr w:type="firstCol">
       <w:rPr>
+        <w:rFonts w:eastAsia="黑体"/>
         <w:b/>
         <w:bCs/>
         <w:color w:themeColor="background1" w:val="FFFFFF"/>
@@ -7900,6 +8321,7 @@
     </w:tblStylePr>
     <w:tblStylePr w:type="lastCol">
       <w:rPr>
+        <w:rFonts w:eastAsia="黑体"/>
         <w:b/>
         <w:bCs/>
         <w:color w:themeColor="background1" w:val="FFFFFF"/>
@@ -7948,6 +8370,7 @@
     </w:tblStylePr>
     <w:tblStylePr w:type="nwCell">
       <w:rPr>
+        <w:rFonts w:eastAsia="黑体"/>
         <w:color w:themeColor="background1" w:val="FFFFFF"/>
       </w:rPr>
       <w:tblPr/>
@@ -7991,6 +8414,7 @@
         <w:spacing w:after="0" w:before="0" w:line="240" w:lineRule="auto"/>
       </w:pPr>
       <w:rPr>
+        <w:rFonts w:eastAsia="黑体"/>
         <w:b/>
         <w:bCs/>
         <w:color w:themeColor="background1" w:val="FFFFFF"/>
@@ -8013,6 +8437,7 @@
         <w:spacing w:after="0" w:before="0" w:line="240" w:lineRule="auto"/>
       </w:pPr>
       <w:rPr>
+        <w:rFonts w:eastAsia="黑体"/>
         <w:color w:val="auto"/>
       </w:rPr>
       <w:tblPr/>
@@ -8030,6 +8455,7 @@
     </w:tblStylePr>
     <w:tblStylePr w:type="firstCol">
       <w:rPr>
+        <w:rFonts w:eastAsia="黑体"/>
         <w:b/>
         <w:bCs/>
         <w:color w:themeColor="background1" w:val="FFFFFF"/>
@@ -8049,6 +8475,7 @@
     </w:tblStylePr>
     <w:tblStylePr w:type="lastCol">
       <w:rPr>
+        <w:rFonts w:eastAsia="黑体"/>
         <w:b/>
         <w:bCs/>
         <w:color w:themeColor="background1" w:val="FFFFFF"/>
@@ -8097,6 +8524,7 @@
     </w:tblStylePr>
     <w:tblStylePr w:type="nwCell">
       <w:rPr>
+        <w:rFonts w:eastAsia="黑体"/>
         <w:color w:themeColor="background1" w:val="FFFFFF"/>
       </w:rPr>
       <w:tblPr/>
@@ -8140,6 +8568,7 @@
         <w:spacing w:after="0" w:before="0" w:line="240" w:lineRule="auto"/>
       </w:pPr>
       <w:rPr>
+        <w:rFonts w:eastAsia="黑体"/>
         <w:b/>
         <w:bCs/>
         <w:color w:themeColor="background1" w:val="FFFFFF"/>
@@ -8162,6 +8591,7 @@
         <w:spacing w:after="0" w:before="0" w:line="240" w:lineRule="auto"/>
       </w:pPr>
       <w:rPr>
+        <w:rFonts w:eastAsia="黑体"/>
         <w:color w:val="auto"/>
       </w:rPr>
       <w:tblPr/>
@@ -8179,6 +8609,7 @@
     </w:tblStylePr>
     <w:tblStylePr w:type="firstCol">
       <w:rPr>
+        <w:rFonts w:eastAsia="黑体"/>
         <w:b/>
         <w:bCs/>
         <w:color w:themeColor="background1" w:val="FFFFFF"/>
@@ -8198,6 +8629,7 @@
     </w:tblStylePr>
     <w:tblStylePr w:type="lastCol">
       <w:rPr>
+        <w:rFonts w:eastAsia="黑体"/>
         <w:b/>
         <w:bCs/>
         <w:color w:themeColor="background1" w:val="FFFFFF"/>
@@ -8246,6 +8678,7 @@
     </w:tblStylePr>
     <w:tblStylePr w:type="nwCell">
       <w:rPr>
+        <w:rFonts w:eastAsia="黑体"/>
         <w:color w:themeColor="background1" w:val="FFFFFF"/>
       </w:rPr>
       <w:tblPr/>
@@ -8270,6 +8703,7 @@
       <w:spacing w:after="0" w:line="240" w:lineRule="auto"/>
     </w:pPr>
     <w:rPr>
+      <w:rFonts w:eastAsia="黑体"/>
       <w:color w:themeColor="text1" w:val="000000"/>
     </w:rPr>
     <w:tblPr>
@@ -8289,7 +8723,7 @@
     </w:tblPr>
     <w:tblStylePr w:type="firstRow">
       <w:rPr>
-        <w:rFonts w:asciiTheme="majorHAnsi" w:cstheme="majorBidi" w:eastAsiaTheme="majorEastAsia" w:hAnsiTheme="majorHAnsi"/>
+        <w:rFonts w:asciiTheme="majorHAnsi" w:cstheme="majorBidi" w:hAnsiTheme="majorHAnsi" w:eastAsia="黑体"/>
       </w:rPr>
       <w:tblPr/>
       <w:tcPr>
@@ -8301,6 +8735,7 @@
     </w:tblStylePr>
     <w:tblStylePr w:type="lastRow">
       <w:rPr>
+        <w:rFonts w:eastAsia="黑体"/>
         <w:b/>
         <w:bCs/>
         <w:color w:themeColor="text2" w:val="1F497D"/>
@@ -8315,12 +8750,14 @@
     </w:tblStylePr>
     <w:tblStylePr w:type="firstCol">
       <w:rPr>
+        <w:rFonts w:eastAsia="黑体"/>
         <w:b/>
         <w:bCs/>
       </w:rPr>
     </w:tblStylePr>
     <w:tblStylePr w:type="lastCol">
       <w:rPr>
+        <w:rFonts w:eastAsia="黑体"/>
         <w:b/>
         <w:bCs/>
       </w:rPr>
@@ -8354,6 +8791,7 @@
       <w:spacing w:after="0" w:line="240" w:lineRule="auto"/>
     </w:pPr>
     <w:rPr>
+      <w:rFonts w:eastAsia="黑体"/>
       <w:color w:themeColor="text1" w:val="000000"/>
     </w:rPr>
     <w:tblPr>
@@ -8373,7 +8811,7 @@
     </w:tblPr>
     <w:tblStylePr w:type="firstRow">
       <w:rPr>
-        <w:rFonts w:asciiTheme="majorHAnsi" w:cstheme="majorBidi" w:eastAsiaTheme="majorEastAsia" w:hAnsiTheme="majorHAnsi"/>
+        <w:rFonts w:asciiTheme="majorHAnsi" w:cstheme="majorBidi" w:hAnsiTheme="majorHAnsi" w:eastAsia="黑体"/>
       </w:rPr>
       <w:tblPr/>
       <w:tcPr>
@@ -8385,6 +8823,7 @@
     </w:tblStylePr>
     <w:tblStylePr w:type="lastRow">
       <w:rPr>
+        <w:rFonts w:eastAsia="黑体"/>
         <w:b/>
         <w:bCs/>
         <w:color w:themeColor="text2" w:val="1F497D"/>
@@ -8399,12 +8838,14 @@
     </w:tblStylePr>
     <w:tblStylePr w:type="firstCol">
       <w:rPr>
+        <w:rFonts w:eastAsia="黑体"/>
         <w:b/>
         <w:bCs/>
       </w:rPr>
     </w:tblStylePr>
     <w:tblStylePr w:type="lastCol">
       <w:rPr>
+        <w:rFonts w:eastAsia="黑体"/>
         <w:b/>
         <w:bCs/>
       </w:rPr>
@@ -8438,6 +8879,7 @@
       <w:spacing w:after="0" w:line="240" w:lineRule="auto"/>
     </w:pPr>
     <w:rPr>
+      <w:rFonts w:eastAsia="黑体"/>
       <w:color w:themeColor="text1" w:val="000000"/>
     </w:rPr>
     <w:tblPr>
@@ -8457,7 +8899,7 @@
     </w:tblPr>
     <w:tblStylePr w:type="firstRow">
       <w:rPr>
-        <w:rFonts w:asciiTheme="majorHAnsi" w:cstheme="majorBidi" w:eastAsiaTheme="majorEastAsia" w:hAnsiTheme="majorHAnsi"/>
+        <w:rFonts w:asciiTheme="majorHAnsi" w:cstheme="majorBidi" w:hAnsiTheme="majorHAnsi" w:eastAsia="黑体"/>
       </w:rPr>
       <w:tblPr/>
       <w:tcPr>
@@ -8469,6 +8911,7 @@
     </w:tblStylePr>
     <w:tblStylePr w:type="lastRow">
       <w:rPr>
+        <w:rFonts w:eastAsia="黑体"/>
         <w:b/>
         <w:bCs/>
         <w:color w:themeColor="text2" w:val="1F497D"/>
@@ -8483,12 +8926,14 @@
     </w:tblStylePr>
     <w:tblStylePr w:type="firstCol">
       <w:rPr>
+        <w:rFonts w:eastAsia="黑体"/>
         <w:b/>
         <w:bCs/>
       </w:rPr>
     </w:tblStylePr>
     <w:tblStylePr w:type="lastCol">
       <w:rPr>
+        <w:rFonts w:eastAsia="黑体"/>
         <w:b/>
         <w:bCs/>
       </w:rPr>
@@ -8522,6 +8967,7 @@
       <w:spacing w:after="0" w:line="240" w:lineRule="auto"/>
     </w:pPr>
     <w:rPr>
+      <w:rFonts w:eastAsia="黑体"/>
       <w:color w:themeColor="text1" w:val="000000"/>
     </w:rPr>
     <w:tblPr>
@@ -8541,7 +8987,7 @@
     </w:tblPr>
     <w:tblStylePr w:type="firstRow">
       <w:rPr>
-        <w:rFonts w:asciiTheme="majorHAnsi" w:cstheme="majorBidi" w:eastAsiaTheme="majorEastAsia" w:hAnsiTheme="majorHAnsi"/>
+        <w:rFonts w:asciiTheme="majorHAnsi" w:cstheme="majorBidi" w:hAnsiTheme="majorHAnsi" w:eastAsia="黑体"/>
       </w:rPr>
       <w:tblPr/>
       <w:tcPr>
@@ -8553,6 +8999,7 @@
     </w:tblStylePr>
     <w:tblStylePr w:type="lastRow">
       <w:rPr>
+        <w:rFonts w:eastAsia="黑体"/>
         <w:b/>
         <w:bCs/>
         <w:color w:themeColor="text2" w:val="1F497D"/>
@@ -8567,12 +9014,14 @@
     </w:tblStylePr>
     <w:tblStylePr w:type="firstCol">
       <w:rPr>
+        <w:rFonts w:eastAsia="黑体"/>
         <w:b/>
         <w:bCs/>
       </w:rPr>
     </w:tblStylePr>
     <w:tblStylePr w:type="lastCol">
       <w:rPr>
+        <w:rFonts w:eastAsia="黑体"/>
         <w:b/>
         <w:bCs/>
       </w:rPr>
@@ -8606,6 +9055,7 @@
       <w:spacing w:after="0" w:line="240" w:lineRule="auto"/>
     </w:pPr>
     <w:rPr>
+      <w:rFonts w:eastAsia="黑体"/>
       <w:color w:themeColor="text1" w:val="000000"/>
     </w:rPr>
     <w:tblPr>
@@ -8625,7 +9075,7 @@
     </w:tblPr>
     <w:tblStylePr w:type="firstRow">
       <w:rPr>
-        <w:rFonts w:asciiTheme="majorHAnsi" w:cstheme="majorBidi" w:eastAsiaTheme="majorEastAsia" w:hAnsiTheme="majorHAnsi"/>
+        <w:rFonts w:asciiTheme="majorHAnsi" w:cstheme="majorBidi" w:hAnsiTheme="majorHAnsi" w:eastAsia="黑体"/>
       </w:rPr>
       <w:tblPr/>
       <w:tcPr>
@@ -8637,6 +9087,7 @@
     </w:tblStylePr>
     <w:tblStylePr w:type="lastRow">
       <w:rPr>
+        <w:rFonts w:eastAsia="黑体"/>
         <w:b/>
         <w:bCs/>
         <w:color w:themeColor="text2" w:val="1F497D"/>
@@ -8651,12 +9102,14 @@
     </w:tblStylePr>
     <w:tblStylePr w:type="firstCol">
       <w:rPr>
+        <w:rFonts w:eastAsia="黑体"/>
         <w:b/>
         <w:bCs/>
       </w:rPr>
     </w:tblStylePr>
     <w:tblStylePr w:type="lastCol">
       <w:rPr>
+        <w:rFonts w:eastAsia="黑体"/>
         <w:b/>
         <w:bCs/>
       </w:rPr>
@@ -8690,6 +9143,7 @@
       <w:spacing w:after="0" w:line="240" w:lineRule="auto"/>
     </w:pPr>
     <w:rPr>
+      <w:rFonts w:eastAsia="黑体"/>
       <w:color w:themeColor="text1" w:val="000000"/>
     </w:rPr>
     <w:tblPr>
@@ -8709,7 +9163,7 @@
     </w:tblPr>
     <w:tblStylePr w:type="firstRow">
       <w:rPr>
-        <w:rFonts w:asciiTheme="majorHAnsi" w:cstheme="majorBidi" w:eastAsiaTheme="majorEastAsia" w:hAnsiTheme="majorHAnsi"/>
+        <w:rFonts w:asciiTheme="majorHAnsi" w:cstheme="majorBidi" w:hAnsiTheme="majorHAnsi" w:eastAsia="黑体"/>
       </w:rPr>
       <w:tblPr/>
       <w:tcPr>
@@ -8721,6 +9175,7 @@
     </w:tblStylePr>
     <w:tblStylePr w:type="lastRow">
       <w:rPr>
+        <w:rFonts w:eastAsia="黑体"/>
         <w:b/>
         <w:bCs/>
         <w:color w:themeColor="text2" w:val="1F497D"/>
@@ -8735,12 +9190,14 @@
     </w:tblStylePr>
     <w:tblStylePr w:type="firstCol">
       <w:rPr>
+        <w:rFonts w:eastAsia="黑体"/>
         <w:b/>
         <w:bCs/>
       </w:rPr>
     </w:tblStylePr>
     <w:tblStylePr w:type="lastCol">
       <w:rPr>
+        <w:rFonts w:eastAsia="黑体"/>
         <w:b/>
         <w:bCs/>
       </w:rPr>
@@ -8774,6 +9231,7 @@
       <w:spacing w:after="0" w:line="240" w:lineRule="auto"/>
     </w:pPr>
     <w:rPr>
+      <w:rFonts w:eastAsia="黑体"/>
       <w:color w:themeColor="text1" w:val="000000"/>
     </w:rPr>
     <w:tblPr>
@@ -8793,7 +9251,7 @@
     </w:tblPr>
     <w:tblStylePr w:type="firstRow">
       <w:rPr>
-        <w:rFonts w:asciiTheme="majorHAnsi" w:cstheme="majorBidi" w:eastAsiaTheme="majorEastAsia" w:hAnsiTheme="majorHAnsi"/>
+        <w:rFonts w:asciiTheme="majorHAnsi" w:cstheme="majorBidi" w:hAnsiTheme="majorHAnsi" w:eastAsia="黑体"/>
       </w:rPr>
       <w:tblPr/>
       <w:tcPr>
@@ -8805,6 +9263,7 @@
     </w:tblStylePr>
     <w:tblStylePr w:type="lastRow">
       <w:rPr>
+        <w:rFonts w:eastAsia="黑体"/>
         <w:b/>
         <w:bCs/>
         <w:color w:themeColor="text2" w:val="1F497D"/>
@@ -8819,12 +9278,14 @@
     </w:tblStylePr>
     <w:tblStylePr w:type="firstCol">
       <w:rPr>
+        <w:rFonts w:eastAsia="黑体"/>
         <w:b/>
         <w:bCs/>
       </w:rPr>
     </w:tblStylePr>
     <w:tblStylePr w:type="lastCol">
       <w:rPr>
+        <w:rFonts w:eastAsia="黑体"/>
         <w:b/>
         <w:bCs/>
       </w:rPr>
@@ -8858,7 +9319,7 @@
       <w:spacing w:after="0" w:line="240" w:lineRule="auto"/>
     </w:pPr>
     <w:rPr>
-      <w:rFonts w:asciiTheme="majorHAnsi" w:cstheme="majorBidi" w:eastAsiaTheme="majorEastAsia" w:hAnsiTheme="majorHAnsi"/>
+      <w:rFonts w:asciiTheme="majorHAnsi" w:cstheme="majorBidi" w:hAnsiTheme="majorHAnsi" w:eastAsia="黑体"/>
       <w:color w:themeColor="text1" w:val="000000"/>
     </w:rPr>
     <w:tblPr>
@@ -8880,6 +9341,7 @@
     </w:tblPr>
     <w:tblStylePr w:type="firstRow">
       <w:rPr>
+        <w:rFonts w:eastAsia="黑体"/>
         <w:sz w:val="24"/>
         <w:szCs w:val="24"/>
       </w:rPr>
@@ -8986,7 +9448,7 @@
       <w:spacing w:after="0" w:line="240" w:lineRule="auto"/>
     </w:pPr>
     <w:rPr>
-      <w:rFonts w:asciiTheme="majorHAnsi" w:cstheme="majorBidi" w:eastAsiaTheme="majorEastAsia" w:hAnsiTheme="majorHAnsi"/>
+      <w:rFonts w:asciiTheme="majorHAnsi" w:cstheme="majorBidi" w:hAnsiTheme="majorHAnsi" w:eastAsia="黑体"/>
       <w:color w:themeColor="text1" w:val="000000"/>
     </w:rPr>
     <w:tblPr>
@@ -9008,6 +9470,7 @@
     </w:tblPr>
     <w:tblStylePr w:type="firstRow">
       <w:rPr>
+        <w:rFonts w:eastAsia="黑体"/>
         <w:sz w:val="24"/>
         <w:szCs w:val="24"/>
       </w:rPr>
@@ -9114,7 +9577,7 @@
       <w:spacing w:after="0" w:line="240" w:lineRule="auto"/>
     </w:pPr>
     <w:rPr>
-      <w:rFonts w:asciiTheme="majorHAnsi" w:cstheme="majorBidi" w:eastAsiaTheme="majorEastAsia" w:hAnsiTheme="majorHAnsi"/>
+      <w:rFonts w:asciiTheme="majorHAnsi" w:cstheme="majorBidi" w:hAnsiTheme="majorHAnsi" w:eastAsia="黑体"/>
       <w:color w:themeColor="text1" w:val="000000"/>
     </w:rPr>
     <w:tblPr>
@@ -9136,6 +9599,7 @@
     </w:tblPr>
     <w:tblStylePr w:type="firstRow">
       <w:rPr>
+        <w:rFonts w:eastAsia="黑体"/>
         <w:sz w:val="24"/>
         <w:szCs w:val="24"/>
       </w:rPr>
@@ -9242,7 +9706,7 @@
       <w:spacing w:after="0" w:line="240" w:lineRule="auto"/>
     </w:pPr>
     <w:rPr>
-      <w:rFonts w:asciiTheme="majorHAnsi" w:cstheme="majorBidi" w:eastAsiaTheme="majorEastAsia" w:hAnsiTheme="majorHAnsi"/>
+      <w:rFonts w:asciiTheme="majorHAnsi" w:cstheme="majorBidi" w:hAnsiTheme="majorHAnsi" w:eastAsia="黑体"/>
       <w:color w:themeColor="text1" w:val="000000"/>
     </w:rPr>
     <w:tblPr>
@@ -9264,6 +9728,7 @@
     </w:tblPr>
     <w:tblStylePr w:type="firstRow">
       <w:rPr>
+        <w:rFonts w:eastAsia="黑体"/>
         <w:sz w:val="24"/>
         <w:szCs w:val="24"/>
       </w:rPr>
@@ -9370,7 +9835,7 @@
       <w:spacing w:after="0" w:line="240" w:lineRule="auto"/>
     </w:pPr>
     <w:rPr>
-      <w:rFonts w:asciiTheme="majorHAnsi" w:cstheme="majorBidi" w:eastAsiaTheme="majorEastAsia" w:hAnsiTheme="majorHAnsi"/>
+      <w:rFonts w:asciiTheme="majorHAnsi" w:cstheme="majorBidi" w:hAnsiTheme="majorHAnsi" w:eastAsia="黑体"/>
       <w:color w:themeColor="text1" w:val="000000"/>
     </w:rPr>
     <w:tblPr>
@@ -9392,6 +9857,7 @@
     </w:tblPr>
     <w:tblStylePr w:type="firstRow">
       <w:rPr>
+        <w:rFonts w:eastAsia="黑体"/>
         <w:sz w:val="24"/>
         <w:szCs w:val="24"/>
       </w:rPr>
@@ -9498,7 +9964,7 @@
       <w:spacing w:after="0" w:line="240" w:lineRule="auto"/>
     </w:pPr>
     <w:rPr>
-      <w:rFonts w:asciiTheme="majorHAnsi" w:cstheme="majorBidi" w:eastAsiaTheme="majorEastAsia" w:hAnsiTheme="majorHAnsi"/>
+      <w:rFonts w:asciiTheme="majorHAnsi" w:cstheme="majorBidi" w:hAnsiTheme="majorHAnsi" w:eastAsia="黑体"/>
       <w:color w:themeColor="text1" w:val="000000"/>
     </w:rPr>
     <w:tblPr>
@@ -9520,6 +9986,7 @@
     </w:tblPr>
     <w:tblStylePr w:type="firstRow">
       <w:rPr>
+        <w:rFonts w:eastAsia="黑体"/>
         <w:sz w:val="24"/>
         <w:szCs w:val="24"/>
       </w:rPr>
@@ -9626,7 +10093,7 @@
       <w:spacing w:after="0" w:line="240" w:lineRule="auto"/>
     </w:pPr>
     <w:rPr>
-      <w:rFonts w:asciiTheme="majorHAnsi" w:cstheme="majorBidi" w:eastAsiaTheme="majorEastAsia" w:hAnsiTheme="majorHAnsi"/>
+      <w:rFonts w:asciiTheme="majorHAnsi" w:cstheme="majorBidi" w:hAnsiTheme="majorHAnsi" w:eastAsia="黑体"/>
       <w:color w:themeColor="text1" w:val="000000"/>
     </w:rPr>
     <w:tblPr>
@@ -9648,6 +10115,7 @@
     </w:tblPr>
     <w:tblStylePr w:type="firstRow">
       <w:rPr>
+        <w:rFonts w:eastAsia="黑体"/>
         <w:sz w:val="24"/>
         <w:szCs w:val="24"/>
       </w:rPr>
@@ -9777,12 +10245,14 @@
     </w:tcPr>
     <w:tblStylePr w:type="firstRow">
       <w:rPr>
+        <w:rFonts w:eastAsia="黑体"/>
         <w:b/>
         <w:bCs/>
       </w:rPr>
     </w:tblStylePr>
     <w:tblStylePr w:type="lastRow">
       <w:rPr>
+        <w:rFonts w:eastAsia="黑体"/>
         <w:b/>
         <w:bCs/>
       </w:rPr>
@@ -9795,12 +10265,14 @@
     </w:tblStylePr>
     <w:tblStylePr w:type="firstCol">
       <w:rPr>
+        <w:rFonts w:eastAsia="黑体"/>
         <w:b/>
         <w:bCs/>
       </w:rPr>
     </w:tblStylePr>
     <w:tblStylePr w:type="lastCol">
       <w:rPr>
+        <w:rFonts w:eastAsia="黑体"/>
         <w:b/>
         <w:bCs/>
       </w:rPr>
@@ -9850,12 +10322,14 @@
     </w:tcPr>
     <w:tblStylePr w:type="firstRow">
       <w:rPr>
+        <w:rFonts w:eastAsia="黑体"/>
         <w:b/>
         <w:bCs/>
       </w:rPr>
     </w:tblStylePr>
     <w:tblStylePr w:type="lastRow">
       <w:rPr>
+        <w:rFonts w:eastAsia="黑体"/>
         <w:b/>
         <w:bCs/>
       </w:rPr>
@@ -9868,12 +10342,14 @@
     </w:tblStylePr>
     <w:tblStylePr w:type="firstCol">
       <w:rPr>
+        <w:rFonts w:eastAsia="黑体"/>
         <w:b/>
         <w:bCs/>
       </w:rPr>
     </w:tblStylePr>
     <w:tblStylePr w:type="lastCol">
       <w:rPr>
+        <w:rFonts w:eastAsia="黑体"/>
         <w:b/>
         <w:bCs/>
       </w:rPr>
@@ -9923,12 +10399,14 @@
     </w:tcPr>
     <w:tblStylePr w:type="firstRow">
       <w:rPr>
+        <w:rFonts w:eastAsia="黑体"/>
         <w:b/>
         <w:bCs/>
       </w:rPr>
     </w:tblStylePr>
     <w:tblStylePr w:type="lastRow">
       <w:rPr>
+        <w:rFonts w:eastAsia="黑体"/>
         <w:b/>
         <w:bCs/>
       </w:rPr>
@@ -9941,12 +10419,14 @@
     </w:tblStylePr>
     <w:tblStylePr w:type="firstCol">
       <w:rPr>
+        <w:rFonts w:eastAsia="黑体"/>
         <w:b/>
         <w:bCs/>
       </w:rPr>
     </w:tblStylePr>
     <w:tblStylePr w:type="lastCol">
       <w:rPr>
+        <w:rFonts w:eastAsia="黑体"/>
         <w:b/>
         <w:bCs/>
       </w:rPr>
@@ -9996,12 +10476,14 @@
     </w:tcPr>
     <w:tblStylePr w:type="firstRow">
       <w:rPr>
+        <w:rFonts w:eastAsia="黑体"/>
         <w:b/>
         <w:bCs/>
       </w:rPr>
     </w:tblStylePr>
     <w:tblStylePr w:type="lastRow">
       <w:rPr>
+        <w:rFonts w:eastAsia="黑体"/>
         <w:b/>
         <w:bCs/>
       </w:rPr>
@@ -10014,12 +10496,14 @@
     </w:tblStylePr>
     <w:tblStylePr w:type="firstCol">
       <w:rPr>
+        <w:rFonts w:eastAsia="黑体"/>
         <w:b/>
         <w:bCs/>
       </w:rPr>
     </w:tblStylePr>
     <w:tblStylePr w:type="lastCol">
       <w:rPr>
+        <w:rFonts w:eastAsia="黑体"/>
         <w:b/>
         <w:bCs/>
       </w:rPr>
@@ -10069,12 +10553,14 @@
     </w:tcPr>
     <w:tblStylePr w:type="firstRow">
       <w:rPr>
+        <w:rFonts w:eastAsia="黑体"/>
         <w:b/>
         <w:bCs/>
       </w:rPr>
     </w:tblStylePr>
     <w:tblStylePr w:type="lastRow">
       <w:rPr>
+        <w:rFonts w:eastAsia="黑体"/>
         <w:b/>
         <w:bCs/>
       </w:rPr>
@@ -10087,12 +10573,14 @@
     </w:tblStylePr>
     <w:tblStylePr w:type="firstCol">
       <w:rPr>
+        <w:rFonts w:eastAsia="黑体"/>
         <w:b/>
         <w:bCs/>
       </w:rPr>
     </w:tblStylePr>
     <w:tblStylePr w:type="lastCol">
       <w:rPr>
+        <w:rFonts w:eastAsia="黑体"/>
         <w:b/>
         <w:bCs/>
       </w:rPr>
@@ -10142,12 +10630,14 @@
     </w:tcPr>
     <w:tblStylePr w:type="firstRow">
       <w:rPr>
+        <w:rFonts w:eastAsia="黑体"/>
         <w:b/>
         <w:bCs/>
       </w:rPr>
     </w:tblStylePr>
     <w:tblStylePr w:type="lastRow">
       <w:rPr>
+        <w:rFonts w:eastAsia="黑体"/>
         <w:b/>
         <w:bCs/>
       </w:rPr>
@@ -10160,12 +10650,14 @@
     </w:tblStylePr>
     <w:tblStylePr w:type="firstCol">
       <w:rPr>
+        <w:rFonts w:eastAsia="黑体"/>
         <w:b/>
         <w:bCs/>
       </w:rPr>
     </w:tblStylePr>
     <w:tblStylePr w:type="lastCol">
       <w:rPr>
+        <w:rFonts w:eastAsia="黑体"/>
         <w:b/>
         <w:bCs/>
       </w:rPr>
@@ -10215,12 +10707,14 @@
     </w:tcPr>
     <w:tblStylePr w:type="firstRow">
       <w:rPr>
+        <w:rFonts w:eastAsia="黑体"/>
         <w:b/>
         <w:bCs/>
       </w:rPr>
     </w:tblStylePr>
     <w:tblStylePr w:type="lastRow">
       <w:rPr>
+        <w:rFonts w:eastAsia="黑体"/>
         <w:b/>
         <w:bCs/>
       </w:rPr>
@@ -10233,12 +10727,14 @@
     </w:tblStylePr>
     <w:tblStylePr w:type="firstCol">
       <w:rPr>
+        <w:rFonts w:eastAsia="黑体"/>
         <w:b/>
         <w:bCs/>
       </w:rPr>
     </w:tblStylePr>
     <w:tblStylePr w:type="lastCol">
       <w:rPr>
+        <w:rFonts w:eastAsia="黑体"/>
         <w:b/>
         <w:bCs/>
       </w:rPr>
@@ -10265,7 +10761,7 @@
       <w:spacing w:after="0" w:line="240" w:lineRule="auto"/>
     </w:pPr>
     <w:rPr>
-      <w:rFonts w:asciiTheme="majorHAnsi" w:cstheme="majorBidi" w:eastAsiaTheme="majorEastAsia" w:hAnsiTheme="majorHAnsi"/>
+      <w:rFonts w:asciiTheme="majorHAnsi" w:cstheme="majorBidi" w:hAnsiTheme="majorHAnsi" w:eastAsia="黑体"/>
       <w:color w:themeColor="text1" w:val="000000"/>
     </w:rPr>
     <w:tblPr>
@@ -10292,6 +10788,7 @@
     </w:tcPr>
     <w:tblStylePr w:type="firstRow">
       <w:rPr>
+        <w:rFonts w:eastAsia="黑体"/>
         <w:b/>
         <w:bCs/>
         <w:color w:themeColor="text1" w:val="000000"/>
@@ -10303,6 +10800,7 @@
     </w:tblStylePr>
     <w:tblStylePr w:type="lastRow">
       <w:rPr>
+        <w:rFonts w:eastAsia="黑体"/>
         <w:b/>
         <w:bCs/>
         <w:color w:themeColor="text1" w:val="000000"/>
@@ -10322,6 +10820,7 @@
     </w:tblStylePr>
     <w:tblStylePr w:type="firstCol">
       <w:rPr>
+        <w:rFonts w:eastAsia="黑体"/>
         <w:b/>
         <w:bCs/>
         <w:color w:themeColor="text1" w:val="000000"/>
@@ -10341,6 +10840,7 @@
     </w:tblStylePr>
     <w:tblStylePr w:type="lastCol">
       <w:rPr>
+        <w:rFonts w:eastAsia="黑体"/>
         <w:b w:val="0"/>
         <w:bCs w:val="0"/>
         <w:color w:themeColor="text1" w:val="000000"/>
@@ -10390,7 +10890,7 @@
       <w:spacing w:after="0" w:line="240" w:lineRule="auto"/>
     </w:pPr>
     <w:rPr>
-      <w:rFonts w:asciiTheme="majorHAnsi" w:cstheme="majorBidi" w:eastAsiaTheme="majorEastAsia" w:hAnsiTheme="majorHAnsi"/>
+      <w:rFonts w:asciiTheme="majorHAnsi" w:cstheme="majorBidi" w:hAnsiTheme="majorHAnsi" w:eastAsia="黑体"/>
       <w:color w:themeColor="text1" w:val="000000"/>
     </w:rPr>
     <w:tblPr>
@@ -10417,6 +10917,7 @@
     </w:tcPr>
     <w:tblStylePr w:type="firstRow">
       <w:rPr>
+        <w:rFonts w:eastAsia="黑体"/>
         <w:b/>
         <w:bCs/>
         <w:color w:themeColor="text1" w:val="000000"/>
@@ -10428,6 +10929,7 @@
     </w:tblStylePr>
     <w:tblStylePr w:type="lastRow">
       <w:rPr>
+        <w:rFonts w:eastAsia="黑体"/>
         <w:b/>
         <w:bCs/>
         <w:color w:themeColor="text1" w:val="000000"/>
@@ -10447,6 +10949,7 @@
     </w:tblStylePr>
     <w:tblStylePr w:type="firstCol">
       <w:rPr>
+        <w:rFonts w:eastAsia="黑体"/>
         <w:b/>
         <w:bCs/>
         <w:color w:themeColor="text1" w:val="000000"/>
@@ -10466,6 +10969,7 @@
     </w:tblStylePr>
     <w:tblStylePr w:type="lastCol">
       <w:rPr>
+        <w:rFonts w:eastAsia="黑体"/>
         <w:b w:val="0"/>
         <w:bCs w:val="0"/>
         <w:color w:themeColor="text1" w:val="000000"/>
@@ -10515,7 +11019,7 @@
       <w:spacing w:after="0" w:line="240" w:lineRule="auto"/>
     </w:pPr>
     <w:rPr>
-      <w:rFonts w:asciiTheme="majorHAnsi" w:cstheme="majorBidi" w:eastAsiaTheme="majorEastAsia" w:hAnsiTheme="majorHAnsi"/>
+      <w:rFonts w:asciiTheme="majorHAnsi" w:cstheme="majorBidi" w:hAnsiTheme="majorHAnsi" w:eastAsia="黑体"/>
       <w:color w:themeColor="text1" w:val="000000"/>
     </w:rPr>
     <w:tblPr>
@@ -10542,6 +11046,7 @@
     </w:tcPr>
     <w:tblStylePr w:type="firstRow">
       <w:rPr>
+        <w:rFonts w:eastAsia="黑体"/>
         <w:b/>
         <w:bCs/>
         <w:color w:themeColor="text1" w:val="000000"/>
@@ -10553,6 +11058,7 @@
     </w:tblStylePr>
     <w:tblStylePr w:type="lastRow">
       <w:rPr>
+        <w:rFonts w:eastAsia="黑体"/>
         <w:b/>
         <w:bCs/>
         <w:color w:themeColor="text1" w:val="000000"/>
@@ -10572,6 +11078,7 @@
     </w:tblStylePr>
     <w:tblStylePr w:type="firstCol">
       <w:rPr>
+        <w:rFonts w:eastAsia="黑体"/>
         <w:b/>
         <w:bCs/>
         <w:color w:themeColor="text1" w:val="000000"/>
@@ -10591,6 +11098,7 @@
     </w:tblStylePr>
     <w:tblStylePr w:type="lastCol">
       <w:rPr>
+        <w:rFonts w:eastAsia="黑体"/>
         <w:b w:val="0"/>
         <w:bCs w:val="0"/>
         <w:color w:themeColor="text1" w:val="000000"/>
@@ -10640,7 +11148,7 @@
       <w:spacing w:after="0" w:line="240" w:lineRule="auto"/>
     </w:pPr>
     <w:rPr>
-      <w:rFonts w:asciiTheme="majorHAnsi" w:cstheme="majorBidi" w:eastAsiaTheme="majorEastAsia" w:hAnsiTheme="majorHAnsi"/>
+      <w:rFonts w:asciiTheme="majorHAnsi" w:cstheme="majorBidi" w:hAnsiTheme="majorHAnsi" w:eastAsia="黑体"/>
       <w:color w:themeColor="text1" w:val="000000"/>
     </w:rPr>
     <w:tblPr>
@@ -10667,6 +11175,7 @@
     </w:tcPr>
     <w:tblStylePr w:type="firstRow">
       <w:rPr>
+        <w:rFonts w:eastAsia="黑体"/>
         <w:b/>
         <w:bCs/>
         <w:color w:themeColor="text1" w:val="000000"/>
@@ -10678,6 +11187,7 @@
     </w:tblStylePr>
     <w:tblStylePr w:type="lastRow">
       <w:rPr>
+        <w:rFonts w:eastAsia="黑体"/>
         <w:b/>
         <w:bCs/>
         <w:color w:themeColor="text1" w:val="000000"/>
@@ -10697,6 +11207,7 @@
     </w:tblStylePr>
     <w:tblStylePr w:type="firstCol">
       <w:rPr>
+        <w:rFonts w:eastAsia="黑体"/>
         <w:b/>
         <w:bCs/>
         <w:color w:themeColor="text1" w:val="000000"/>
@@ -10716,6 +11227,7 @@
     </w:tblStylePr>
     <w:tblStylePr w:type="lastCol">
       <w:rPr>
+        <w:rFonts w:eastAsia="黑体"/>
         <w:b w:val="0"/>
         <w:bCs w:val="0"/>
         <w:color w:themeColor="text1" w:val="000000"/>
@@ -10765,7 +11277,7 @@
       <w:spacing w:after="0" w:line="240" w:lineRule="auto"/>
     </w:pPr>
     <w:rPr>
-      <w:rFonts w:asciiTheme="majorHAnsi" w:cstheme="majorBidi" w:eastAsiaTheme="majorEastAsia" w:hAnsiTheme="majorHAnsi"/>
+      <w:rFonts w:asciiTheme="majorHAnsi" w:cstheme="majorBidi" w:hAnsiTheme="majorHAnsi" w:eastAsia="黑体"/>
       <w:color w:themeColor="text1" w:val="000000"/>
     </w:rPr>
     <w:tblPr>
@@ -10792,6 +11304,7 @@
     </w:tcPr>
     <w:tblStylePr w:type="firstRow">
       <w:rPr>
+        <w:rFonts w:eastAsia="黑体"/>
         <w:b/>
         <w:bCs/>
         <w:color w:themeColor="text1" w:val="000000"/>
@@ -10803,6 +11316,7 @@
     </w:tblStylePr>
     <w:tblStylePr w:type="lastRow">
       <w:rPr>
+        <w:rFonts w:eastAsia="黑体"/>
         <w:b/>
         <w:bCs/>
         <w:color w:themeColor="text1" w:val="000000"/>
@@ -10822,6 +11336,7 @@
     </w:tblStylePr>
     <w:tblStylePr w:type="firstCol">
       <w:rPr>
+        <w:rFonts w:eastAsia="黑体"/>
         <w:b/>
         <w:bCs/>
         <w:color w:themeColor="text1" w:val="000000"/>
@@ -10841,6 +11356,7 @@
     </w:tblStylePr>
     <w:tblStylePr w:type="lastCol">
       <w:rPr>
+        <w:rFonts w:eastAsia="黑体"/>
         <w:b w:val="0"/>
         <w:bCs w:val="0"/>
         <w:color w:themeColor="text1" w:val="000000"/>
@@ -10890,7 +11406,7 @@
       <w:spacing w:after="0" w:line="240" w:lineRule="auto"/>
     </w:pPr>
     <w:rPr>
-      <w:rFonts w:asciiTheme="majorHAnsi" w:cstheme="majorBidi" w:eastAsiaTheme="majorEastAsia" w:hAnsiTheme="majorHAnsi"/>
+      <w:rFonts w:asciiTheme="majorHAnsi" w:cstheme="majorBidi" w:hAnsiTheme="majorHAnsi" w:eastAsia="黑体"/>
       <w:color w:themeColor="text1" w:val="000000"/>
     </w:rPr>
     <w:tblPr>
@@ -10917,6 +11433,7 @@
     </w:tcPr>
     <w:tblStylePr w:type="firstRow">
       <w:rPr>
+        <w:rFonts w:eastAsia="黑体"/>
         <w:b/>
         <w:bCs/>
         <w:color w:themeColor="text1" w:val="000000"/>
@@ -10928,6 +11445,7 @@
     </w:tblStylePr>
     <w:tblStylePr w:type="lastRow">
       <w:rPr>
+        <w:rFonts w:eastAsia="黑体"/>
         <w:b/>
         <w:bCs/>
         <w:color w:themeColor="text1" w:val="000000"/>
@@ -10947,6 +11465,7 @@
     </w:tblStylePr>
     <w:tblStylePr w:type="firstCol">
       <w:rPr>
+        <w:rFonts w:eastAsia="黑体"/>
         <w:b/>
         <w:bCs/>
         <w:color w:themeColor="text1" w:val="000000"/>
@@ -10966,6 +11485,7 @@
     </w:tblStylePr>
     <w:tblStylePr w:type="lastCol">
       <w:rPr>
+        <w:rFonts w:eastAsia="黑体"/>
         <w:b w:val="0"/>
         <w:bCs w:val="0"/>
         <w:color w:themeColor="text1" w:val="000000"/>
@@ -11015,7 +11535,7 @@
       <w:spacing w:after="0" w:line="240" w:lineRule="auto"/>
     </w:pPr>
     <w:rPr>
-      <w:rFonts w:asciiTheme="majorHAnsi" w:cstheme="majorBidi" w:eastAsiaTheme="majorEastAsia" w:hAnsiTheme="majorHAnsi"/>
+      <w:rFonts w:asciiTheme="majorHAnsi" w:cstheme="majorBidi" w:hAnsiTheme="majorHAnsi" w:eastAsia="黑体"/>
       <w:color w:themeColor="text1" w:val="000000"/>
     </w:rPr>
     <w:tblPr>
@@ -11042,6 +11562,7 @@
     </w:tcPr>
     <w:tblStylePr w:type="firstRow">
       <w:rPr>
+        <w:rFonts w:eastAsia="黑体"/>
         <w:b/>
         <w:bCs/>
         <w:color w:themeColor="text1" w:val="000000"/>
@@ -11053,6 +11574,7 @@
     </w:tblStylePr>
     <w:tblStylePr w:type="lastRow">
       <w:rPr>
+        <w:rFonts w:eastAsia="黑体"/>
         <w:b/>
         <w:bCs/>
         <w:color w:themeColor="text1" w:val="000000"/>
@@ -11072,6 +11594,7 @@
     </w:tblStylePr>
     <w:tblStylePr w:type="firstCol">
       <w:rPr>
+        <w:rFonts w:eastAsia="黑体"/>
         <w:b/>
         <w:bCs/>
         <w:color w:themeColor="text1" w:val="000000"/>
@@ -11091,6 +11614,7 @@
     </w:tblStylePr>
     <w:tblStylePr w:type="lastCol">
       <w:rPr>
+        <w:rFonts w:eastAsia="黑体"/>
         <w:b w:val="0"/>
         <w:bCs w:val="0"/>
         <w:color w:themeColor="text1" w:val="000000"/>
@@ -11163,6 +11687,7 @@
     </w:tcPr>
     <w:tblStylePr w:type="firstRow">
       <w:rPr>
+        <w:rFonts w:eastAsia="黑体"/>
         <w:b/>
         <w:bCs/>
         <w:i w:val="0"/>
@@ -11184,6 +11709,7 @@
     </w:tblStylePr>
     <w:tblStylePr w:type="lastRow">
       <w:rPr>
+        <w:rFonts w:eastAsia="黑体"/>
         <w:b/>
         <w:bCs/>
         <w:i w:val="0"/>
@@ -11205,6 +11731,7 @@
     </w:tblStylePr>
     <w:tblStylePr w:type="firstCol">
       <w:rPr>
+        <w:rFonts w:eastAsia="黑体"/>
         <w:b/>
         <w:bCs/>
         <w:i w:val="0"/>
@@ -11224,6 +11751,7 @@
     </w:tblStylePr>
     <w:tblStylePr w:type="lastCol">
       <w:rPr>
+        <w:rFonts w:eastAsia="黑体"/>
         <w:b/>
         <w:bCs/>
         <w:i w:val="0"/>
@@ -11304,6 +11832,7 @@
     </w:tcPr>
     <w:tblStylePr w:type="firstRow">
       <w:rPr>
+        <w:rFonts w:eastAsia="黑体"/>
         <w:b/>
         <w:bCs/>
         <w:i w:val="0"/>
@@ -11325,6 +11854,7 @@
     </w:tblStylePr>
     <w:tblStylePr w:type="lastRow">
       <w:rPr>
+        <w:rFonts w:eastAsia="黑体"/>
         <w:b/>
         <w:bCs/>
         <w:i w:val="0"/>
@@ -11346,6 +11876,7 @@
     </w:tblStylePr>
     <w:tblStylePr w:type="firstCol">
       <w:rPr>
+        <w:rFonts w:eastAsia="黑体"/>
         <w:b/>
         <w:bCs/>
         <w:i w:val="0"/>
@@ -11365,6 +11896,7 @@
     </w:tblStylePr>
     <w:tblStylePr w:type="lastCol">
       <w:rPr>
+        <w:rFonts w:eastAsia="黑体"/>
         <w:b/>
         <w:bCs/>
         <w:i w:val="0"/>
@@ -11445,6 +11977,7 @@
     </w:tcPr>
     <w:tblStylePr w:type="firstRow">
       <w:rPr>
+        <w:rFonts w:eastAsia="黑体"/>
         <w:b/>
         <w:bCs/>
         <w:i w:val="0"/>
@@ -11466,6 +11999,7 @@
     </w:tblStylePr>
     <w:tblStylePr w:type="lastRow">
       <w:rPr>
+        <w:rFonts w:eastAsia="黑体"/>
         <w:b/>
         <w:bCs/>
         <w:i w:val="0"/>
@@ -11487,6 +12021,7 @@
     </w:tblStylePr>
     <w:tblStylePr w:type="firstCol">
       <w:rPr>
+        <w:rFonts w:eastAsia="黑体"/>
         <w:b/>
         <w:bCs/>
         <w:i w:val="0"/>
@@ -11506,6 +12041,7 @@
     </w:tblStylePr>
     <w:tblStylePr w:type="lastCol">
       <w:rPr>
+        <w:rFonts w:eastAsia="黑体"/>
         <w:b/>
         <w:bCs/>
         <w:i w:val="0"/>
@@ -11586,6 +12122,7 @@
     </w:tcPr>
     <w:tblStylePr w:type="firstRow">
       <w:rPr>
+        <w:rFonts w:eastAsia="黑体"/>
         <w:b/>
         <w:bCs/>
         <w:i w:val="0"/>
@@ -11607,6 +12144,7 @@
     </w:tblStylePr>
     <w:tblStylePr w:type="lastRow">
       <w:rPr>
+        <w:rFonts w:eastAsia="黑体"/>
         <w:b/>
         <w:bCs/>
         <w:i w:val="0"/>
@@ -11628,6 +12166,7 @@
     </w:tblStylePr>
     <w:tblStylePr w:type="firstCol">
       <w:rPr>
+        <w:rFonts w:eastAsia="黑体"/>
         <w:b/>
         <w:bCs/>
         <w:i w:val="0"/>
@@ -11647,6 +12186,7 @@
     </w:tblStylePr>
     <w:tblStylePr w:type="lastCol">
       <w:rPr>
+        <w:rFonts w:eastAsia="黑体"/>
         <w:b/>
         <w:bCs/>
         <w:i w:val="0"/>
@@ -11727,6 +12267,7 @@
     </w:tcPr>
     <w:tblStylePr w:type="firstRow">
       <w:rPr>
+        <w:rFonts w:eastAsia="黑体"/>
         <w:b/>
         <w:bCs/>
         <w:i w:val="0"/>
@@ -11748,6 +12289,7 @@
     </w:tblStylePr>
     <w:tblStylePr w:type="lastRow">
       <w:rPr>
+        <w:rFonts w:eastAsia="黑体"/>
         <w:b/>
         <w:bCs/>
         <w:i w:val="0"/>
@@ -11769,6 +12311,7 @@
     </w:tblStylePr>
     <w:tblStylePr w:type="firstCol">
       <w:rPr>
+        <w:rFonts w:eastAsia="黑体"/>
         <w:b/>
         <w:bCs/>
         <w:i w:val="0"/>
@@ -11788,6 +12331,7 @@
     </w:tblStylePr>
     <w:tblStylePr w:type="lastCol">
       <w:rPr>
+        <w:rFonts w:eastAsia="黑体"/>
         <w:b/>
         <w:bCs/>
         <w:i w:val="0"/>
@@ -11868,6 +12412,7 @@
     </w:tcPr>
     <w:tblStylePr w:type="firstRow">
       <w:rPr>
+        <w:rFonts w:eastAsia="黑体"/>
         <w:b/>
         <w:bCs/>
         <w:i w:val="0"/>
@@ -11889,6 +12434,7 @@
     </w:tblStylePr>
     <w:tblStylePr w:type="lastRow">
       <w:rPr>
+        <w:rFonts w:eastAsia="黑体"/>
         <w:b/>
         <w:bCs/>
         <w:i w:val="0"/>
@@ -11910,6 +12456,7 @@
     </w:tblStylePr>
     <w:tblStylePr w:type="firstCol">
       <w:rPr>
+        <w:rFonts w:eastAsia="黑体"/>
         <w:b/>
         <w:bCs/>
         <w:i w:val="0"/>
@@ -11929,6 +12476,7 @@
     </w:tblStylePr>
     <w:tblStylePr w:type="lastCol">
       <w:rPr>
+        <w:rFonts w:eastAsia="黑体"/>
         <w:b/>
         <w:bCs/>
         <w:i w:val="0"/>
@@ -12009,6 +12557,7 @@
     </w:tcPr>
     <w:tblStylePr w:type="firstRow">
       <w:rPr>
+        <w:rFonts w:eastAsia="黑体"/>
         <w:b/>
         <w:bCs/>
         <w:i w:val="0"/>
@@ -12030,6 +12579,7 @@
     </w:tblStylePr>
     <w:tblStylePr w:type="lastRow">
       <w:rPr>
+        <w:rFonts w:eastAsia="黑体"/>
         <w:b/>
         <w:bCs/>
         <w:i w:val="0"/>
@@ -12051,6 +12601,7 @@
     </w:tblStylePr>
     <w:tblStylePr w:type="firstCol">
       <w:rPr>
+        <w:rFonts w:eastAsia="黑体"/>
         <w:b/>
         <w:bCs/>
         <w:i w:val="0"/>
@@ -12070,6 +12621,7 @@
     </w:tblStylePr>
     <w:tblStylePr w:type="lastCol">
       <w:rPr>
+        <w:rFonts w:eastAsia="黑体"/>
         <w:b/>
         <w:bCs/>
         <w:i w:val="0"/>
@@ -12127,6 +12679,7 @@
       <w:spacing w:after="0" w:line="240" w:lineRule="auto"/>
     </w:pPr>
     <w:rPr>
+      <w:rFonts w:eastAsia="黑体"/>
       <w:color w:themeColor="background1" w:val="FFFFFF"/>
     </w:rPr>
     <w:tblPr>
@@ -12145,6 +12698,7 @@
     </w:tcPr>
     <w:tblStylePr w:type="firstRow">
       <w:rPr>
+        <w:rFonts w:eastAsia="黑体"/>
         <w:b/>
         <w:bCs/>
       </w:rPr>
@@ -12241,6 +12795,7 @@
       <w:spacing w:after="0" w:line="240" w:lineRule="auto"/>
     </w:pPr>
     <w:rPr>
+      <w:rFonts w:eastAsia="黑体"/>
       <w:color w:themeColor="background1" w:val="FFFFFF"/>
     </w:rPr>
     <w:tblPr>
@@ -12259,6 +12814,7 @@
     </w:tcPr>
     <w:tblStylePr w:type="firstRow">
       <w:rPr>
+        <w:rFonts w:eastAsia="黑体"/>
         <w:b/>
         <w:bCs/>
       </w:rPr>
@@ -12355,6 +12911,7 @@
       <w:spacing w:after="0" w:line="240" w:lineRule="auto"/>
     </w:pPr>
     <w:rPr>
+      <w:rFonts w:eastAsia="黑体"/>
       <w:color w:themeColor="background1" w:val="FFFFFF"/>
     </w:rPr>
     <w:tblPr>
@@ -12373,6 +12930,7 @@
     </w:tcPr>
     <w:tblStylePr w:type="firstRow">
       <w:rPr>
+        <w:rFonts w:eastAsia="黑体"/>
         <w:b/>
         <w:bCs/>
       </w:rPr>
@@ -12469,6 +13027,7 @@
       <w:spacing w:after="0" w:line="240" w:lineRule="auto"/>
     </w:pPr>
     <w:rPr>
+      <w:rFonts w:eastAsia="黑体"/>
       <w:color w:themeColor="background1" w:val="FFFFFF"/>
     </w:rPr>
     <w:tblPr>
@@ -12487,6 +13046,7 @@
     </w:tcPr>
     <w:tblStylePr w:type="firstRow">
       <w:rPr>
+        <w:rFonts w:eastAsia="黑体"/>
         <w:b/>
         <w:bCs/>
       </w:rPr>
@@ -12583,6 +13143,7 @@
       <w:spacing w:after="0" w:line="240" w:lineRule="auto"/>
     </w:pPr>
     <w:rPr>
+      <w:rFonts w:eastAsia="黑体"/>
       <w:color w:themeColor="background1" w:val="FFFFFF"/>
     </w:rPr>
     <w:tblPr>
@@ -12601,6 +13162,7 @@
     </w:tcPr>
     <w:tblStylePr w:type="firstRow">
       <w:rPr>
+        <w:rFonts w:eastAsia="黑体"/>
         <w:b/>
         <w:bCs/>
       </w:rPr>
@@ -12697,6 +13259,7 @@
       <w:spacing w:after="0" w:line="240" w:lineRule="auto"/>
     </w:pPr>
     <w:rPr>
+      <w:rFonts w:eastAsia="黑体"/>
       <w:color w:themeColor="background1" w:val="FFFFFF"/>
     </w:rPr>
     <w:tblPr>
@@ -12715,6 +13278,7 @@
     </w:tcPr>
     <w:tblStylePr w:type="firstRow">
       <w:rPr>
+        <w:rFonts w:eastAsia="黑体"/>
         <w:b/>
         <w:bCs/>
       </w:rPr>
@@ -12811,6 +13375,7 @@
       <w:spacing w:after="0" w:line="240" w:lineRule="auto"/>
     </w:pPr>
     <w:rPr>
+      <w:rFonts w:eastAsia="黑体"/>
       <w:color w:themeColor="background1" w:val="FFFFFF"/>
     </w:rPr>
     <w:tblPr>
@@ -12829,6 +13394,7 @@
     </w:tcPr>
     <w:tblStylePr w:type="firstRow">
       <w:rPr>
+        <w:rFonts w:eastAsia="黑体"/>
         <w:b/>
         <w:bCs/>
       </w:rPr>
@@ -12925,6 +13491,7 @@
       <w:spacing w:after="0" w:line="240" w:lineRule="auto"/>
     </w:pPr>
     <w:rPr>
+      <w:rFonts w:eastAsia="黑体"/>
       <w:color w:themeColor="text1" w:val="000000"/>
     </w:rPr>
     <w:tblPr>
@@ -12951,6 +13518,7 @@
     </w:tcPr>
     <w:tblStylePr w:type="firstRow">
       <w:rPr>
+        <w:rFonts w:eastAsia="黑体"/>
         <w:b/>
         <w:bCs/>
       </w:rPr>
@@ -12969,6 +13537,7 @@
     </w:tblStylePr>
     <w:tblStylePr w:type="lastRow">
       <w:rPr>
+        <w:rFonts w:eastAsia="黑体"/>
         <w:b/>
         <w:bCs/>
         <w:color w:themeColor="background1" w:val="FFFFFF"/>
@@ -12983,6 +13552,7 @@
     </w:tblStylePr>
     <w:tblStylePr w:type="firstCol">
       <w:rPr>
+        <w:rFonts w:eastAsia="黑体"/>
         <w:color w:themeColor="background1" w:val="FFFFFF"/>
       </w:rPr>
       <w:tblPr/>
@@ -13000,6 +13570,7 @@
     </w:tblStylePr>
     <w:tblStylePr w:type="lastCol">
       <w:rPr>
+        <w:rFonts w:eastAsia="黑体"/>
         <w:color w:themeColor="background1" w:val="FFFFFF"/>
       </w:rPr>
       <w:tblPr/>
@@ -13029,11 +13600,13 @@
     </w:tblStylePr>
     <w:tblStylePr w:type="neCell">
       <w:rPr>
+        <w:rFonts w:eastAsia="黑体"/>
         <w:color w:themeColor="text1" w:val="000000"/>
       </w:rPr>
     </w:tblStylePr>
     <w:tblStylePr w:type="nwCell">
       <w:rPr>
+        <w:rFonts w:eastAsia="黑体"/>
         <w:color w:themeColor="text1" w:val="000000"/>
       </w:rPr>
     </w:tblStylePr>
@@ -13047,6 +13620,7 @@
       <w:spacing w:after="0" w:line="240" w:lineRule="auto"/>
     </w:pPr>
     <w:rPr>
+      <w:rFonts w:eastAsia="黑体"/>
       <w:color w:themeColor="text1" w:val="000000"/>
     </w:rPr>
     <w:tblPr>
@@ -13073,6 +13647,7 @@
     </w:tcPr>
     <w:tblStylePr w:type="firstRow">
       <w:rPr>
+        <w:rFonts w:eastAsia="黑体"/>
         <w:b/>
         <w:bCs/>
       </w:rPr>
@@ -13091,6 +13666,7 @@
     </w:tblStylePr>
     <w:tblStylePr w:type="lastRow">
       <w:rPr>
+        <w:rFonts w:eastAsia="黑体"/>
         <w:b/>
         <w:bCs/>
         <w:color w:themeColor="background1" w:val="FFFFFF"/>
@@ -13105,6 +13681,7 @@
     </w:tblStylePr>
     <w:tblStylePr w:type="firstCol">
       <w:rPr>
+        <w:rFonts w:eastAsia="黑体"/>
         <w:color w:themeColor="background1" w:val="FFFFFF"/>
       </w:rPr>
       <w:tblPr/>
@@ -13122,6 +13699,7 @@
     </w:tblStylePr>
     <w:tblStylePr w:type="lastCol">
       <w:rPr>
+        <w:rFonts w:eastAsia="黑体"/>
         <w:color w:themeColor="background1" w:val="FFFFFF"/>
       </w:rPr>
       <w:tblPr/>
@@ -13151,11 +13729,13 @@
     </w:tblStylePr>
     <w:tblStylePr w:type="neCell">
       <w:rPr>
+        <w:rFonts w:eastAsia="黑体"/>
         <w:color w:themeColor="text1" w:val="000000"/>
       </w:rPr>
     </w:tblStylePr>
     <w:tblStylePr w:type="nwCell">
       <w:rPr>
+        <w:rFonts w:eastAsia="黑体"/>
         <w:color w:themeColor="text1" w:val="000000"/>
       </w:rPr>
     </w:tblStylePr>
@@ -13169,6 +13749,7 @@
       <w:spacing w:after="0" w:line="240" w:lineRule="auto"/>
     </w:pPr>
     <w:rPr>
+      <w:rFonts w:eastAsia="黑体"/>
       <w:color w:themeColor="text1" w:val="000000"/>
     </w:rPr>
     <w:tblPr>
@@ -13195,6 +13776,7 @@
     </w:tcPr>
     <w:tblStylePr w:type="firstRow">
       <w:rPr>
+        <w:rFonts w:eastAsia="黑体"/>
         <w:b/>
         <w:bCs/>
       </w:rPr>
@@ -13213,6 +13795,7 @@
     </w:tblStylePr>
     <w:tblStylePr w:type="lastRow">
       <w:rPr>
+        <w:rFonts w:eastAsia="黑体"/>
         <w:b/>
         <w:bCs/>
         <w:color w:themeColor="background1" w:val="FFFFFF"/>
@@ -13227,6 +13810,7 @@
     </w:tblStylePr>
     <w:tblStylePr w:type="firstCol">
       <w:rPr>
+        <w:rFonts w:eastAsia="黑体"/>
         <w:color w:themeColor="background1" w:val="FFFFFF"/>
       </w:rPr>
       <w:tblPr/>
@@ -13244,6 +13828,7 @@
     </w:tblStylePr>
     <w:tblStylePr w:type="lastCol">
       <w:rPr>
+        <w:rFonts w:eastAsia="黑体"/>
         <w:color w:themeColor="background1" w:val="FFFFFF"/>
       </w:rPr>
       <w:tblPr/>
@@ -13273,11 +13858,13 @@
     </w:tblStylePr>
     <w:tblStylePr w:type="neCell">
       <w:rPr>
+        <w:rFonts w:eastAsia="黑体"/>
         <w:color w:themeColor="text1" w:val="000000"/>
       </w:rPr>
     </w:tblStylePr>
     <w:tblStylePr w:type="nwCell">
       <w:rPr>
+        <w:rFonts w:eastAsia="黑体"/>
         <w:color w:themeColor="text1" w:val="000000"/>
       </w:rPr>
     </w:tblStylePr>
@@ -13291,6 +13878,7 @@
       <w:spacing w:after="0" w:line="240" w:lineRule="auto"/>
     </w:pPr>
     <w:rPr>
+      <w:rFonts w:eastAsia="黑体"/>
       <w:color w:themeColor="text1" w:val="000000"/>
     </w:rPr>
     <w:tblPr>
@@ -13317,6 +13905,7 @@
     </w:tcPr>
     <w:tblStylePr w:type="firstRow">
       <w:rPr>
+        <w:rFonts w:eastAsia="黑体"/>
         <w:b/>
         <w:bCs/>
       </w:rPr>
@@ -13335,6 +13924,7 @@
     </w:tblStylePr>
     <w:tblStylePr w:type="lastRow">
       <w:rPr>
+        <w:rFonts w:eastAsia="黑体"/>
         <w:b/>
         <w:bCs/>
         <w:color w:themeColor="background1" w:val="FFFFFF"/>
@@ -13349,6 +13939,7 @@
     </w:tblStylePr>
     <w:tblStylePr w:type="firstCol">
       <w:rPr>
+        <w:rFonts w:eastAsia="黑体"/>
         <w:color w:themeColor="background1" w:val="FFFFFF"/>
       </w:rPr>
       <w:tblPr/>
@@ -13366,6 +13957,7 @@
     </w:tblStylePr>
     <w:tblStylePr w:type="lastCol">
       <w:rPr>
+        <w:rFonts w:eastAsia="黑体"/>
         <w:color w:themeColor="background1" w:val="FFFFFF"/>
       </w:rPr>
       <w:tblPr/>
@@ -13403,6 +13995,7 @@
       <w:spacing w:after="0" w:line="240" w:lineRule="auto"/>
     </w:pPr>
     <w:rPr>
+      <w:rFonts w:eastAsia="黑体"/>
       <w:color w:themeColor="text1" w:val="000000"/>
     </w:rPr>
     <w:tblPr>
@@ -13429,6 +14022,7 @@
     </w:tcPr>
     <w:tblStylePr w:type="firstRow">
       <w:rPr>
+        <w:rFonts w:eastAsia="黑体"/>
         <w:b/>
         <w:bCs/>
       </w:rPr>
@@ -13447,6 +14041,7 @@
     </w:tblStylePr>
     <w:tblStylePr w:type="lastRow">
       <w:rPr>
+        <w:rFonts w:eastAsia="黑体"/>
         <w:b/>
         <w:bCs/>
         <w:color w:themeColor="background1" w:val="FFFFFF"/>
@@ -13461,6 +14056,7 @@
     </w:tblStylePr>
     <w:tblStylePr w:type="firstCol">
       <w:rPr>
+        <w:rFonts w:eastAsia="黑体"/>
         <w:color w:themeColor="background1" w:val="FFFFFF"/>
       </w:rPr>
       <w:tblPr/>
@@ -13478,6 +14074,7 @@
     </w:tblStylePr>
     <w:tblStylePr w:type="lastCol">
       <w:rPr>
+        <w:rFonts w:eastAsia="黑体"/>
         <w:color w:themeColor="background1" w:val="FFFFFF"/>
       </w:rPr>
       <w:tblPr/>
@@ -13507,11 +14104,13 @@
     </w:tblStylePr>
     <w:tblStylePr w:type="neCell">
       <w:rPr>
+        <w:rFonts w:eastAsia="黑体"/>
         <w:color w:themeColor="text1" w:val="000000"/>
       </w:rPr>
     </w:tblStylePr>
     <w:tblStylePr w:type="nwCell">
       <w:rPr>
+        <w:rFonts w:eastAsia="黑体"/>
         <w:color w:themeColor="text1" w:val="000000"/>
       </w:rPr>
     </w:tblStylePr>
@@ -13525,6 +14124,7 @@
       <w:spacing w:after="0" w:line="240" w:lineRule="auto"/>
     </w:pPr>
     <w:rPr>
+      <w:rFonts w:eastAsia="黑体"/>
       <w:color w:themeColor="text1" w:val="000000"/>
     </w:rPr>
     <w:tblPr>
@@ -13551,6 +14151,7 @@
     </w:tcPr>
     <w:tblStylePr w:type="firstRow">
       <w:rPr>
+        <w:rFonts w:eastAsia="黑体"/>
         <w:b/>
         <w:bCs/>
       </w:rPr>
@@ -13569,6 +14170,7 @@
     </w:tblStylePr>
     <w:tblStylePr w:type="lastRow">
       <w:rPr>
+        <w:rFonts w:eastAsia="黑体"/>
         <w:b/>
         <w:bCs/>
         <w:color w:themeColor="background1" w:val="FFFFFF"/>
@@ -13583,6 +14185,7 @@
     </w:tblStylePr>
     <w:tblStylePr w:type="firstCol">
       <w:rPr>
+        <w:rFonts w:eastAsia="黑体"/>
         <w:color w:themeColor="background1" w:val="FFFFFF"/>
       </w:rPr>
       <w:tblPr/>
@@ -13600,6 +14203,7 @@
     </w:tblStylePr>
     <w:tblStylePr w:type="lastCol">
       <w:rPr>
+        <w:rFonts w:eastAsia="黑体"/>
         <w:color w:themeColor="background1" w:val="FFFFFF"/>
       </w:rPr>
       <w:tblPr/>
@@ -13629,11 +14233,13 @@
     </w:tblStylePr>
     <w:tblStylePr w:type="neCell">
       <w:rPr>
+        <w:rFonts w:eastAsia="黑体"/>
         <w:color w:themeColor="text1" w:val="000000"/>
       </w:rPr>
     </w:tblStylePr>
     <w:tblStylePr w:type="nwCell">
       <w:rPr>
+        <w:rFonts w:eastAsia="黑体"/>
         <w:color w:themeColor="text1" w:val="000000"/>
       </w:rPr>
     </w:tblStylePr>
@@ -13647,6 +14253,7 @@
       <w:spacing w:after="0" w:line="240" w:lineRule="auto"/>
     </w:pPr>
     <w:rPr>
+      <w:rFonts w:eastAsia="黑体"/>
       <w:color w:themeColor="text1" w:val="000000"/>
     </w:rPr>
     <w:tblPr>
@@ -13673,6 +14280,7 @@
     </w:tcPr>
     <w:tblStylePr w:type="firstRow">
       <w:rPr>
+        <w:rFonts w:eastAsia="黑体"/>
         <w:b/>
         <w:bCs/>
       </w:rPr>
@@ -13691,6 +14299,7 @@
     </w:tblStylePr>
     <w:tblStylePr w:type="lastRow">
       <w:rPr>
+        <w:rFonts w:eastAsia="黑体"/>
         <w:b/>
         <w:bCs/>
         <w:color w:themeColor="background1" w:val="FFFFFF"/>
@@ -13705,6 +14314,7 @@
     </w:tblStylePr>
     <w:tblStylePr w:type="firstCol">
       <w:rPr>
+        <w:rFonts w:eastAsia="黑体"/>
         <w:color w:themeColor="background1" w:val="FFFFFF"/>
       </w:rPr>
       <w:tblPr/>
@@ -13722,6 +14332,7 @@
     </w:tblStylePr>
     <w:tblStylePr w:type="lastCol">
       <w:rPr>
+        <w:rFonts w:eastAsia="黑体"/>
         <w:color w:themeColor="background1" w:val="FFFFFF"/>
       </w:rPr>
       <w:tblPr/>
@@ -13751,11 +14362,13 @@
     </w:tblStylePr>
     <w:tblStylePr w:type="neCell">
       <w:rPr>
+        <w:rFonts w:eastAsia="黑体"/>
         <w:color w:themeColor="text1" w:val="000000"/>
       </w:rPr>
     </w:tblStylePr>
     <w:tblStylePr w:type="nwCell">
       <w:rPr>
+        <w:rFonts w:eastAsia="黑体"/>
         <w:color w:themeColor="text1" w:val="000000"/>
       </w:rPr>
     </w:tblStylePr>
@@ -13769,6 +14382,7 @@
       <w:spacing w:after="0" w:line="240" w:lineRule="auto"/>
     </w:pPr>
     <w:rPr>
+      <w:rFonts w:eastAsia="黑体"/>
       <w:color w:themeColor="text1" w:val="000000"/>
     </w:rPr>
     <w:tblPr>
@@ -13787,6 +14401,7 @@
     </w:tcPr>
     <w:tblStylePr w:type="firstRow">
       <w:rPr>
+        <w:rFonts w:eastAsia="黑体"/>
         <w:b/>
         <w:bCs/>
         <w:color w:themeColor="background1" w:val="FFFFFF"/>
@@ -13801,6 +14416,7 @@
     </w:tblStylePr>
     <w:tblStylePr w:type="lastRow">
       <w:rPr>
+        <w:rFonts w:eastAsia="黑体"/>
         <w:b/>
         <w:bCs/>
         <w:color w:themeColor="accent2" w:themeShade="CC" w:val="9E3A38"/>
@@ -13815,12 +14431,14 @@
     </w:tblStylePr>
     <w:tblStylePr w:type="firstCol">
       <w:rPr>
+        <w:rFonts w:eastAsia="黑体"/>
         <w:b/>
         <w:bCs/>
       </w:rPr>
     </w:tblStylePr>
     <w:tblStylePr w:type="lastCol">
       <w:rPr>
+        <w:rFonts w:eastAsia="黑体"/>
         <w:b/>
         <w:bCs/>
       </w:rPr>
@@ -13855,6 +14473,7 @@
       <w:spacing w:after="0" w:line="240" w:lineRule="auto"/>
     </w:pPr>
     <w:rPr>
+      <w:rFonts w:eastAsia="黑体"/>
       <w:color w:themeColor="text1" w:val="000000"/>
     </w:rPr>
     <w:tblPr>
@@ -13873,6 +14492,7 @@
     </w:tcPr>
     <w:tblStylePr w:type="firstRow">
       <w:rPr>
+        <w:rFonts w:eastAsia="黑体"/>
         <w:b/>
         <w:bCs/>
         <w:color w:themeColor="background1" w:val="FFFFFF"/>
@@ -13887,6 +14507,7 @@
     </w:tblStylePr>
     <w:tblStylePr w:type="lastRow">
       <w:rPr>
+        <w:rFonts w:eastAsia="黑体"/>
         <w:b/>
         <w:bCs/>
         <w:color w:themeColor="accent2" w:themeShade="CC" w:val="9E3A38"/>
@@ -13901,12 +14522,14 @@
     </w:tblStylePr>
     <w:tblStylePr w:type="firstCol">
       <w:rPr>
+        <w:rFonts w:eastAsia="黑体"/>
         <w:b/>
         <w:bCs/>
       </w:rPr>
     </w:tblStylePr>
     <w:tblStylePr w:type="lastCol">
       <w:rPr>
+        <w:rFonts w:eastAsia="黑体"/>
         <w:b/>
         <w:bCs/>
       </w:rPr>
@@ -13941,6 +14564,7 @@
       <w:spacing w:after="0" w:line="240" w:lineRule="auto"/>
     </w:pPr>
     <w:rPr>
+      <w:rFonts w:eastAsia="黑体"/>
       <w:color w:themeColor="text1" w:val="000000"/>
     </w:rPr>
     <w:tblPr>
@@ -13959,6 +14583,7 @@
     </w:tcPr>
     <w:tblStylePr w:type="firstRow">
       <w:rPr>
+        <w:rFonts w:eastAsia="黑体"/>
         <w:b/>
         <w:bCs/>
         <w:color w:themeColor="background1" w:val="FFFFFF"/>
@@ -13973,6 +14598,7 @@
     </w:tblStylePr>
     <w:tblStylePr w:type="lastRow">
       <w:rPr>
+        <w:rFonts w:eastAsia="黑体"/>
         <w:b/>
         <w:bCs/>
         <w:color w:themeColor="accent2" w:themeShade="CC" w:val="9E3A38"/>
@@ -13987,12 +14613,14 @@
     </w:tblStylePr>
     <w:tblStylePr w:type="firstCol">
       <w:rPr>
+        <w:rFonts w:eastAsia="黑体"/>
         <w:b/>
         <w:bCs/>
       </w:rPr>
     </w:tblStylePr>
     <w:tblStylePr w:type="lastCol">
       <w:rPr>
+        <w:rFonts w:eastAsia="黑体"/>
         <w:b/>
         <w:bCs/>
       </w:rPr>
@@ -14027,6 +14655,7 @@
       <w:spacing w:after="0" w:line="240" w:lineRule="auto"/>
     </w:pPr>
     <w:rPr>
+      <w:rFonts w:eastAsia="黑体"/>
       <w:color w:themeColor="text1" w:val="000000"/>
     </w:rPr>
     <w:tblPr>
@@ -14045,6 +14674,7 @@
     </w:tcPr>
     <w:tblStylePr w:type="firstRow">
       <w:rPr>
+        <w:rFonts w:eastAsia="黑体"/>
         <w:b/>
         <w:bCs/>
         <w:color w:themeColor="background1" w:val="FFFFFF"/>
@@ -14059,6 +14689,7 @@
     </w:tblStylePr>
     <w:tblStylePr w:type="lastRow">
       <w:rPr>
+        <w:rFonts w:eastAsia="黑体"/>
         <w:b/>
         <w:bCs/>
         <w:color w:themeColor="accent4" w:themeShade="CC" w:val="664E82"/>
@@ -14073,12 +14704,14 @@
     </w:tblStylePr>
     <w:tblStylePr w:type="firstCol">
       <w:rPr>
+        <w:rFonts w:eastAsia="黑体"/>
         <w:b/>
         <w:bCs/>
       </w:rPr>
     </w:tblStylePr>
     <w:tblStylePr w:type="lastCol">
       <w:rPr>
+        <w:rFonts w:eastAsia="黑体"/>
         <w:b/>
         <w:bCs/>
       </w:rPr>
@@ -14113,6 +14746,7 @@
       <w:spacing w:after="0" w:line="240" w:lineRule="auto"/>
     </w:pPr>
     <w:rPr>
+      <w:rFonts w:eastAsia="黑体"/>
       <w:color w:themeColor="text1" w:val="000000"/>
     </w:rPr>
     <w:tblPr>
@@ -14131,6 +14765,7 @@
     </w:tcPr>
     <w:tblStylePr w:type="firstRow">
       <w:rPr>
+        <w:rFonts w:eastAsia="黑体"/>
         <w:b/>
         <w:bCs/>
         <w:color w:themeColor="background1" w:val="FFFFFF"/>
@@ -14145,6 +14780,7 @@
     </w:tblStylePr>
     <w:tblStylePr w:type="lastRow">
       <w:rPr>
+        <w:rFonts w:eastAsia="黑体"/>
         <w:b/>
         <w:bCs/>
         <w:color w:themeColor="accent3" w:themeShade="CC" w:val="7E9C40"/>
@@ -14159,12 +14795,14 @@
     </w:tblStylePr>
     <w:tblStylePr w:type="firstCol">
       <w:rPr>
+        <w:rFonts w:eastAsia="黑体"/>
         <w:b/>
         <w:bCs/>
       </w:rPr>
     </w:tblStylePr>
     <w:tblStylePr w:type="lastCol">
       <w:rPr>
+        <w:rFonts w:eastAsia="黑体"/>
         <w:b/>
         <w:bCs/>
       </w:rPr>
@@ -14199,6 +14837,7 @@
       <w:spacing w:after="0" w:line="240" w:lineRule="auto"/>
     </w:pPr>
     <w:rPr>
+      <w:rFonts w:eastAsia="黑体"/>
       <w:color w:themeColor="text1" w:val="000000"/>
     </w:rPr>
     <w:tblPr>
@@ -14217,6 +14856,7 @@
     </w:tcPr>
     <w:tblStylePr w:type="firstRow">
       <w:rPr>
+        <w:rFonts w:eastAsia="黑体"/>
         <w:b/>
         <w:bCs/>
         <w:color w:themeColor="background1" w:val="FFFFFF"/>
@@ -14231,6 +14871,7 @@
     </w:tblStylePr>
     <w:tblStylePr w:type="lastRow">
       <w:rPr>
+        <w:rFonts w:eastAsia="黑体"/>
         <w:b/>
         <w:bCs/>
         <w:color w:themeColor="accent6" w:themeShade="CC" w:val="F2730A"/>
@@ -14245,12 +14886,14 @@
     </w:tblStylePr>
     <w:tblStylePr w:type="firstCol">
       <w:rPr>
+        <w:rFonts w:eastAsia="黑体"/>
         <w:b/>
         <w:bCs/>
       </w:rPr>
     </w:tblStylePr>
     <w:tblStylePr w:type="lastCol">
       <w:rPr>
+        <w:rFonts w:eastAsia="黑体"/>
         <w:b/>
         <w:bCs/>
       </w:rPr>
@@ -14285,6 +14928,7 @@
       <w:spacing w:after="0" w:line="240" w:lineRule="auto"/>
     </w:pPr>
     <w:rPr>
+      <w:rFonts w:eastAsia="黑体"/>
       <w:color w:themeColor="text1" w:val="000000"/>
     </w:rPr>
     <w:tblPr>
@@ -14303,6 +14947,7 @@
     </w:tcPr>
     <w:tblStylePr w:type="firstRow">
       <w:rPr>
+        <w:rFonts w:eastAsia="黑体"/>
         <w:b/>
         <w:bCs/>
         <w:color w:themeColor="background1" w:val="FFFFFF"/>
@@ -14317,6 +14962,7 @@
     </w:tblStylePr>
     <w:tblStylePr w:type="lastRow">
       <w:rPr>
+        <w:rFonts w:eastAsia="黑体"/>
         <w:b/>
         <w:bCs/>
         <w:color w:themeColor="accent5" w:themeShade="CC" w:val="348DA5"/>
@@ -14331,12 +14977,14 @@
     </w:tblStylePr>
     <w:tblStylePr w:type="firstCol">
       <w:rPr>
+        <w:rFonts w:eastAsia="黑体"/>
         <w:b/>
         <w:bCs/>
       </w:rPr>
     </w:tblStylePr>
     <w:tblStylePr w:type="lastCol">
       <w:rPr>
+        <w:rFonts w:eastAsia="黑体"/>
         <w:b/>
         <w:bCs/>
       </w:rPr>
@@ -14371,6 +15019,7 @@
       <w:spacing w:after="0" w:line="240" w:lineRule="auto"/>
     </w:pPr>
     <w:rPr>
+      <w:rFonts w:eastAsia="黑体"/>
       <w:color w:themeColor="text1" w:val="000000"/>
     </w:rPr>
     <w:tblPr>
@@ -14392,6 +15041,7 @@
     </w:tcPr>
     <w:tblStylePr w:type="firstRow">
       <w:rPr>
+        <w:rFonts w:eastAsia="黑体"/>
         <w:b/>
         <w:bCs/>
       </w:rPr>
@@ -14402,6 +15052,7 @@
     </w:tblStylePr>
     <w:tblStylePr w:type="lastRow">
       <w:rPr>
+        <w:rFonts w:eastAsia="黑体"/>
         <w:b/>
         <w:bCs/>
         <w:color w:themeColor="text1" w:val="000000"/>
@@ -14413,6 +15064,7 @@
     </w:tblStylePr>
     <w:tblStylePr w:type="firstCol">
       <w:rPr>
+        <w:rFonts w:eastAsia="黑体"/>
         <w:color w:themeColor="background1" w:val="FFFFFF"/>
       </w:rPr>
       <w:tblPr/>
@@ -14422,6 +15074,7 @@
     </w:tblStylePr>
     <w:tblStylePr w:type="lastCol">
       <w:rPr>
+        <w:rFonts w:eastAsia="黑体"/>
         <w:color w:themeColor="background1" w:val="FFFFFF"/>
       </w:rPr>
       <w:tblPr/>
@@ -14451,6 +15104,7 @@
       <w:spacing w:after="0" w:line="240" w:lineRule="auto"/>
     </w:pPr>
     <w:rPr>
+      <w:rFonts w:eastAsia="黑体"/>
       <w:color w:themeColor="text1" w:val="000000"/>
     </w:rPr>
     <w:tblPr>
@@ -14472,6 +15126,7 @@
     </w:tcPr>
     <w:tblStylePr w:type="firstRow">
       <w:rPr>
+        <w:rFonts w:eastAsia="黑体"/>
         <w:b/>
         <w:bCs/>
       </w:rPr>
@@ -14482,6 +15137,7 @@
     </w:tblStylePr>
     <w:tblStylePr w:type="lastRow">
       <w:rPr>
+        <w:rFonts w:eastAsia="黑体"/>
         <w:b/>
         <w:bCs/>
         <w:color w:themeColor="text1" w:val="000000"/>
@@ -14493,6 +15149,7 @@
     </w:tblStylePr>
     <w:tblStylePr w:type="firstCol">
       <w:rPr>
+        <w:rFonts w:eastAsia="黑体"/>
         <w:color w:themeColor="background1" w:val="FFFFFF"/>
       </w:rPr>
       <w:tblPr/>
@@ -14502,6 +15159,7 @@
     </w:tblStylePr>
     <w:tblStylePr w:type="lastCol">
       <w:rPr>
+        <w:rFonts w:eastAsia="黑体"/>
         <w:color w:themeColor="background1" w:val="FFFFFF"/>
       </w:rPr>
       <w:tblPr/>
@@ -14531,6 +15189,7 @@
       <w:spacing w:after="0" w:line="240" w:lineRule="auto"/>
     </w:pPr>
     <w:rPr>
+      <w:rFonts w:eastAsia="黑体"/>
       <w:color w:themeColor="text1" w:val="000000"/>
     </w:rPr>
     <w:tblPr>
@@ -14552,6 +15211,7 @@
     </w:tcPr>
     <w:tblStylePr w:type="firstRow">
       <w:rPr>
+        <w:rFonts w:eastAsia="黑体"/>
         <w:b/>
         <w:bCs/>
       </w:rPr>
@@ -14562,6 +15222,7 @@
     </w:tblStylePr>
     <w:tblStylePr w:type="lastRow">
       <w:rPr>
+        <w:rFonts w:eastAsia="黑体"/>
         <w:b/>
         <w:bCs/>
         <w:color w:themeColor="text1" w:val="000000"/>
@@ -14573,6 +15234,7 @@
     </w:tblStylePr>
     <w:tblStylePr w:type="firstCol">
       <w:rPr>
+        <w:rFonts w:eastAsia="黑体"/>
         <w:color w:themeColor="background1" w:val="FFFFFF"/>
       </w:rPr>
       <w:tblPr/>
@@ -14582,6 +15244,7 @@
     </w:tblStylePr>
     <w:tblStylePr w:type="lastCol">
       <w:rPr>
+        <w:rFonts w:eastAsia="黑体"/>
         <w:color w:themeColor="background1" w:val="FFFFFF"/>
       </w:rPr>
       <w:tblPr/>
@@ -14611,6 +15274,7 @@
       <w:spacing w:after="0" w:line="240" w:lineRule="auto"/>
     </w:pPr>
     <w:rPr>
+      <w:rFonts w:eastAsia="黑体"/>
       <w:color w:themeColor="text1" w:val="000000"/>
     </w:rPr>
     <w:tblPr>
@@ -14632,6 +15296,7 @@
     </w:tcPr>
     <w:tblStylePr w:type="firstRow">
       <w:rPr>
+        <w:rFonts w:eastAsia="黑体"/>
         <w:b/>
         <w:bCs/>
       </w:rPr>
@@ -14642,6 +15307,7 @@
     </w:tblStylePr>
     <w:tblStylePr w:type="lastRow">
       <w:rPr>
+        <w:rFonts w:eastAsia="黑体"/>
         <w:b/>
         <w:bCs/>
         <w:color w:themeColor="text1" w:val="000000"/>
@@ -14653,6 +15319,7 @@
     </w:tblStylePr>
     <w:tblStylePr w:type="firstCol">
       <w:rPr>
+        <w:rFonts w:eastAsia="黑体"/>
         <w:color w:themeColor="background1" w:val="FFFFFF"/>
       </w:rPr>
       <w:tblPr/>
@@ -14662,6 +15329,7 @@
     </w:tblStylePr>
     <w:tblStylePr w:type="lastCol">
       <w:rPr>
+        <w:rFonts w:eastAsia="黑体"/>
         <w:color w:themeColor="background1" w:val="FFFFFF"/>
       </w:rPr>
       <w:tblPr/>
@@ -14691,6 +15359,7 @@
       <w:spacing w:after="0" w:line="240" w:lineRule="auto"/>
     </w:pPr>
     <w:rPr>
+      <w:rFonts w:eastAsia="黑体"/>
       <w:color w:themeColor="text1" w:val="000000"/>
     </w:rPr>
     <w:tblPr>
@@ -14712,6 +15381,7 @@
     </w:tcPr>
     <w:tblStylePr w:type="firstRow">
       <w:rPr>
+        <w:rFonts w:eastAsia="黑体"/>
         <w:b/>
         <w:bCs/>
       </w:rPr>
@@ -14722,6 +15392,7 @@
     </w:tblStylePr>
     <w:tblStylePr w:type="lastRow">
       <w:rPr>
+        <w:rFonts w:eastAsia="黑体"/>
         <w:b/>
         <w:bCs/>
         <w:color w:themeColor="text1" w:val="000000"/>
@@ -14733,6 +15404,7 @@
     </w:tblStylePr>
     <w:tblStylePr w:type="firstCol">
       <w:rPr>
+        <w:rFonts w:eastAsia="黑体"/>
         <w:color w:themeColor="background1" w:val="FFFFFF"/>
       </w:rPr>
       <w:tblPr/>
@@ -14742,6 +15414,7 @@
     </w:tblStylePr>
     <w:tblStylePr w:type="lastCol">
       <w:rPr>
+        <w:rFonts w:eastAsia="黑体"/>
         <w:color w:themeColor="background1" w:val="FFFFFF"/>
       </w:rPr>
       <w:tblPr/>
@@ -14771,6 +15444,7 @@
       <w:spacing w:after="0" w:line="240" w:lineRule="auto"/>
     </w:pPr>
     <w:rPr>
+      <w:rFonts w:eastAsia="黑体"/>
       <w:color w:themeColor="text1" w:val="000000"/>
     </w:rPr>
     <w:tblPr>
@@ -14792,6 +15466,7 @@
     </w:tcPr>
     <w:tblStylePr w:type="firstRow">
       <w:rPr>
+        <w:rFonts w:eastAsia="黑体"/>
         <w:b/>
         <w:bCs/>
       </w:rPr>
@@ -14802,6 +15477,7 @@
     </w:tblStylePr>
     <w:tblStylePr w:type="lastRow">
       <w:rPr>
+        <w:rFonts w:eastAsia="黑体"/>
         <w:b/>
         <w:bCs/>
         <w:color w:themeColor="text1" w:val="000000"/>
@@ -14813,6 +15489,7 @@
     </w:tblStylePr>
     <w:tblStylePr w:type="firstCol">
       <w:rPr>
+        <w:rFonts w:eastAsia="黑体"/>
         <w:color w:themeColor="background1" w:val="FFFFFF"/>
       </w:rPr>
       <w:tblPr/>
@@ -14822,6 +15499,7 @@
     </w:tblStylePr>
     <w:tblStylePr w:type="lastCol">
       <w:rPr>
+        <w:rFonts w:eastAsia="黑体"/>
         <w:color w:themeColor="background1" w:val="FFFFFF"/>
       </w:rPr>
       <w:tblPr/>
@@ -14851,6 +15529,7 @@
       <w:spacing w:after="0" w:line="240" w:lineRule="auto"/>
     </w:pPr>
     <w:rPr>
+      <w:rFonts w:eastAsia="黑体"/>
       <w:color w:themeColor="text1" w:val="000000"/>
     </w:rPr>
     <w:tblPr>
@@ -14872,6 +15551,7 @@
     </w:tcPr>
     <w:tblStylePr w:type="firstRow">
       <w:rPr>
+        <w:rFonts w:eastAsia="黑体"/>
         <w:b/>
         <w:bCs/>
       </w:rPr>
@@ -14882,6 +15562,7 @@
     </w:tblStylePr>
     <w:tblStylePr w:type="lastRow">
       <w:rPr>
+        <w:rFonts w:eastAsia="黑体"/>
         <w:b/>
         <w:bCs/>
         <w:color w:themeColor="text1" w:val="000000"/>
@@ -14893,6 +15574,7 @@
     </w:tblStylePr>
     <w:tblStylePr w:type="firstCol">
       <w:rPr>
+        <w:rFonts w:eastAsia="黑体"/>
         <w:color w:themeColor="background1" w:val="FFFFFF"/>
       </w:rPr>
       <w:tblPr/>
@@ -14902,6 +15584,7 @@
     </w:tblStylePr>
     <w:tblStylePr w:type="lastCol">
       <w:rPr>
+        <w:rFonts w:eastAsia="黑体"/>
         <w:color w:themeColor="background1" w:val="FFFFFF"/>
       </w:rPr>
       <w:tblPr/>
@@ -14934,6 +15617,7 @@
     <w:name w:val="KeywordTok"/>
     <w:basedOn w:val="VerbatimChar"/>
     <w:rPr>
+      <w:rFonts w:eastAsia="黑体"/>
       <w:b/>
       <w:color w:val="007020"/>
     </w:rPr>
@@ -14942,6 +15626,7 @@
     <w:name w:val="DataTypeTok"/>
     <w:basedOn w:val="VerbatimChar"/>
     <w:rPr>
+      <w:rFonts w:eastAsia="黑体"/>
       <w:color w:val="902000"/>
     </w:rPr>
   </w:style>
@@ -14949,6 +15634,7 @@
     <w:name w:val="DecValTok"/>
     <w:basedOn w:val="VerbatimChar"/>
     <w:rPr>
+      <w:rFonts w:eastAsia="黑体"/>
       <w:color w:val="40a070"/>
     </w:rPr>
   </w:style>
@@ -14956,6 +15642,7 @@
     <w:name w:val="BaseNTok"/>
     <w:basedOn w:val="VerbatimChar"/>
     <w:rPr>
+      <w:rFonts w:eastAsia="黑体"/>
       <w:color w:val="40a070"/>
     </w:rPr>
   </w:style>
@@ -14963,6 +15650,7 @@
     <w:name w:val="FloatTok"/>
     <w:basedOn w:val="VerbatimChar"/>
     <w:rPr>
+      <w:rFonts w:eastAsia="黑体"/>
       <w:color w:val="40a070"/>
     </w:rPr>
   </w:style>
@@ -14970,6 +15658,7 @@
     <w:name w:val="ConstantTok"/>
     <w:basedOn w:val="VerbatimChar"/>
     <w:rPr>
+      <w:rFonts w:eastAsia="黑体"/>
       <w:color w:val="880000"/>
     </w:rPr>
   </w:style>
@@ -14977,6 +15666,7 @@
     <w:name w:val="CharTok"/>
     <w:basedOn w:val="VerbatimChar"/>
     <w:rPr>
+      <w:rFonts w:eastAsia="黑体"/>
       <w:color w:val="4070a0"/>
     </w:rPr>
   </w:style>
@@ -14984,6 +15674,7 @@
     <w:name w:val="SpecialCharTok"/>
     <w:basedOn w:val="VerbatimChar"/>
     <w:rPr>
+      <w:rFonts w:eastAsia="黑体"/>
       <w:color w:val="4070a0"/>
     </w:rPr>
   </w:style>
@@ -14991,6 +15682,7 @@
     <w:name w:val="StringTok"/>
     <w:basedOn w:val="VerbatimChar"/>
     <w:rPr>
+      <w:rFonts w:eastAsia="黑体"/>
       <w:color w:val="4070a0"/>
     </w:rPr>
   </w:style>
@@ -14998,6 +15690,7 @@
     <w:name w:val="VerbatimStringTok"/>
     <w:basedOn w:val="VerbatimChar"/>
     <w:rPr>
+      <w:rFonts w:eastAsia="黑体"/>
       <w:color w:val="4070a0"/>
     </w:rPr>
   </w:style>
@@ -15005,6 +15698,7 @@
     <w:name w:val="SpecialStringTok"/>
     <w:basedOn w:val="VerbatimChar"/>
     <w:rPr>
+      <w:rFonts w:eastAsia="黑体"/>
       <w:color w:val="bb6688"/>
     </w:rPr>
   </w:style>
@@ -15012,6 +15706,7 @@
     <w:name w:val="ImportTok"/>
     <w:basedOn w:val="VerbatimChar"/>
     <w:rPr>
+      <w:rFonts w:eastAsia="黑体"/>
       <w:b/>
       <w:color w:val="008000"/>
     </w:rPr>
@@ -15020,6 +15715,7 @@
     <w:name w:val="CommentTok"/>
     <w:basedOn w:val="VerbatimChar"/>
     <w:rPr>
+      <w:rFonts w:eastAsia="黑体"/>
       <w:i/>
       <w:color w:val="60a0b0"/>
     </w:rPr>
@@ -15028,6 +15724,7 @@
     <w:name w:val="DocumentationTok"/>
     <w:basedOn w:val="VerbatimChar"/>
     <w:rPr>
+      <w:rFonts w:eastAsia="黑体"/>
       <w:i/>
       <w:color w:val="ba2121"/>
     </w:rPr>
@@ -15036,6 +15733,7 @@
     <w:name w:val="AnnotationTok"/>
     <w:basedOn w:val="VerbatimChar"/>
     <w:rPr>
+      <w:rFonts w:eastAsia="黑体"/>
       <w:b/>
       <w:i/>
       <w:color w:val="60a0b0"/>
@@ -15045,6 +15743,7 @@
     <w:name w:val="CommentVarTok"/>
     <w:basedOn w:val="VerbatimChar"/>
     <w:rPr>
+      <w:rFonts w:eastAsia="黑体"/>
       <w:b/>
       <w:i/>
       <w:color w:val="60a0b0"/>
@@ -15054,6 +15753,7 @@
     <w:name w:val="OtherTok"/>
     <w:basedOn w:val="VerbatimChar"/>
     <w:rPr>
+      <w:rFonts w:eastAsia="黑体"/>
       <w:color w:val="007020"/>
     </w:rPr>
   </w:style>
@@ -15061,6 +15761,7 @@
     <w:name w:val="FunctionTok"/>
     <w:basedOn w:val="VerbatimChar"/>
     <w:rPr>
+      <w:rFonts w:eastAsia="黑体"/>
       <w:color w:val="06287e"/>
     </w:rPr>
   </w:style>
@@ -15068,6 +15769,7 @@
     <w:name w:val="VariableTok"/>
     <w:basedOn w:val="VerbatimChar"/>
     <w:rPr>
+      <w:rFonts w:eastAsia="黑体"/>
       <w:color w:val="19177c"/>
     </w:rPr>
   </w:style>
@@ -15075,6 +15777,7 @@
     <w:name w:val="ControlFlowTok"/>
     <w:basedOn w:val="VerbatimChar"/>
     <w:rPr>
+      <w:rFonts w:eastAsia="黑体"/>
       <w:b/>
       <w:color w:val="007020"/>
     </w:rPr>
@@ -15083,6 +15786,7 @@
     <w:name w:val="OperatorTok"/>
     <w:basedOn w:val="VerbatimChar"/>
     <w:rPr>
+      <w:rFonts w:eastAsia="黑体"/>
       <w:color w:val="666666"/>
     </w:rPr>
   </w:style>
@@ -15090,18 +15794,22 @@
     <w:name w:val="BuiltInTok"/>
     <w:basedOn w:val="VerbatimChar"/>
     <w:rPr>
+      <w:rFonts w:eastAsia="黑体"/>
       <w:color w:val="008000"/>
     </w:rPr>
   </w:style>
   <w:style w:type="character" w:customStyle="1" w:styleId="ExtensionTok">
     <w:name w:val="ExtensionTok"/>
     <w:basedOn w:val="VerbatimChar"/>
-    <w:rPr/>
+    <w:rPr>
+      <w:rFonts w:eastAsia="黑体"/>
+    </w:rPr>
   </w:style>
   <w:style w:type="character" w:customStyle="1" w:styleId="PreprocessorTok">
     <w:name w:val="PreprocessorTok"/>
     <w:basedOn w:val="VerbatimChar"/>
     <w:rPr>
+      <w:rFonts w:eastAsia="黑体"/>
       <w:color w:val="bc7a00"/>
     </w:rPr>
   </w:style>
@@ -15109,18 +15817,22 @@
     <w:name w:val="AttributeTok"/>
     <w:basedOn w:val="VerbatimChar"/>
     <w:rPr>
+      <w:rFonts w:eastAsia="黑体"/>
       <w:color w:val="7d9029"/>
     </w:rPr>
   </w:style>
   <w:style w:type="character" w:customStyle="1" w:styleId="RegionMarkerTok">
     <w:name w:val="RegionMarkerTok"/>
     <w:basedOn w:val="VerbatimChar"/>
-    <w:rPr/>
+    <w:rPr>
+      <w:rFonts w:eastAsia="黑体"/>
+    </w:rPr>
   </w:style>
   <w:style w:type="character" w:customStyle="1" w:styleId="InformationTok">
     <w:name w:val="InformationTok"/>
     <w:basedOn w:val="VerbatimChar"/>
     <w:rPr>
+      <w:rFonts w:eastAsia="黑体"/>
       <w:b/>
       <w:i/>
       <w:color w:val="60a0b0"/>
@@ -15130,6 +15842,7 @@
     <w:name w:val="WarningTok"/>
     <w:basedOn w:val="VerbatimChar"/>
     <w:rPr>
+      <w:rFonts w:eastAsia="黑体"/>
       <w:b/>
       <w:i/>
       <w:color w:val="60a0b0"/>
@@ -15139,6 +15852,7 @@
     <w:name w:val="AlertTok"/>
     <w:basedOn w:val="VerbatimChar"/>
     <w:rPr>
+      <w:rFonts w:eastAsia="黑体"/>
       <w:b/>
       <w:color w:val="ff0000"/>
     </w:rPr>
@@ -15147,6 +15861,7 @@
     <w:name w:val="ErrorTok"/>
     <w:basedOn w:val="VerbatimChar"/>
     <w:rPr>
+      <w:rFonts w:eastAsia="黑体"/>
       <w:b/>
       <w:color w:val="ff0000"/>
     </w:rPr>
@@ -15154,7 +15869,9 @@
   <w:style w:type="character" w:customStyle="1" w:styleId="NormalTok">
     <w:name w:val="NormalTok"/>
     <w:basedOn w:val="VerbatimChar"/>
-    <w:rPr/>
+    <w:rPr>
+      <w:rFonts w:eastAsia="黑体"/>
+    </w:rPr>
   </w:style>
 </w:styles>
 </file>
@@ -15203,12 +15920,12 @@
     <a:fontScheme name="Office">
       <a:majorFont>
         <a:latin typeface="Calibri"/>
-        <a:ea typeface=""/>
+        <a:ea typeface="黑体"/>
         <a:cs typeface=""/>
         <a:font script="Jpan" typeface="ＭＳ ゴシック"/>
         <a:font script="Hang" typeface="맑은 고딕"/>
-        <a:font script="Hans" typeface="宋体"/>
-        <a:font script="Hant" typeface="新細明體"/>
+        <a:font script="Hans" typeface="黑体"/>
+        <a:font script="Hant" typeface="黑体"/>
         <a:font script="Arab" typeface="Times New Roman"/>
         <a:font script="Hebr" typeface="Times New Roman"/>
         <a:font script="Thai" typeface="Angsana New"/>
@@ -15238,12 +15955,12 @@
       </a:majorFont>
       <a:minorFont>
         <a:latin typeface="Cambria"/>
-        <a:ea typeface=""/>
+        <a:ea typeface="黑体"/>
         <a:cs typeface=""/>
         <a:font script="Jpan" typeface="ＭＳ 明朝"/>
         <a:font script="Hang" typeface="맑은 고딕"/>
-        <a:font script="Hans" typeface="宋体"/>
-        <a:font script="Hant" typeface="新細明體"/>
+        <a:font script="Hans" typeface="黑体"/>
+        <a:font script="Hant" typeface="黑体"/>
         <a:font script="Arab" typeface="Arial"/>
         <a:font script="Hebr" typeface="Arial"/>
         <a:font script="Thai" typeface="Cordia New"/>

--- a/08-传感器电路/02-光电传感器电路/颜色传感器电路/颜色传感器电路.docx
+++ b/08-传感器电路/02-光电传感器电路/颜色传感器电路/颜色传感器电路.docx
@@ -2849,7 +2849,7 @@
           <w:color w:val="555555"/>
           <w:sz w:val="21"/>
         </w:rPr>
-        <w:t>材料收集者：杜文杰，WX手机：19519196569，QQ:3478827729</w:t>
+        <w:t>材料收集者：杜文杰，微信/手机：19519196569，QQ:3478827729</w:t>
       </w:r>
     </w:p>
     <w:sectPr>
